--- a/lms/docs/Ханжин_А_Е_РИС_23_1_ТЗ.docx
+++ b/lms/docs/Ханжин_А_Е_РИС_23_1_ТЗ.docx
@@ -82,7 +82,7 @@
     </w:p>
     <w:tbl>
       <w:tblPr>
-        <w:tblStyle w:val="TableGrid"/>
+        <w:tblStyle w:val="TableGrid0"/>
         <w:tblpPr w:vertAnchor="text" w:horzAnchor="page" w:tblpX="421" w:tblpY="2517"/>
         <w:tblOverlap w:val="never"/>
         <w:tblW w:w="720" w:type="dxa"/>
@@ -462,7 +462,24 @@
                 <w:sz w:val="24"/>
                 <w:szCs w:val="24"/>
               </w:rPr>
-              <w:t>RU.17701729.12.17-01 ТЗ 01-1-ЛУ</w:t>
+              <w:t>RU.17701729.</w:t>
+            </w:r>
+            <w:r>
+              <w:rPr>
+                <w:rFonts w:eastAsiaTheme="minorEastAsia" w:cs="Times New Roman"/>
+                <w:sz w:val="24"/>
+                <w:szCs w:val="24"/>
+                <w:highlight w:val="yellow"/>
+              </w:rPr>
+              <w:t>12.17</w:t>
+            </w:r>
+            <w:r>
+              <w:rPr>
+                <w:rFonts w:eastAsiaTheme="minorEastAsia" w:cs="Times New Roman"/>
+                <w:sz w:val="24"/>
+                <w:szCs w:val="24"/>
+              </w:rPr>
+              <w:t>-01 ТЗ 01-1-ЛУ</w:t>
             </w:r>
           </w:p>
         </w:tc>
@@ -496,7 +513,7 @@
     </w:p>
     <w:tbl>
       <w:tblPr>
-        <w:tblStyle w:val="af1"/>
+        <w:tblStyle w:val="TableGrid"/>
         <w:tblW w:w="9497" w:type="dxa"/>
         <w:tblInd w:w="392" w:type="dxa"/>
         <w:tblBorders>
@@ -628,8 +645,9 @@
               <w:rPr>
                 <w:rFonts w:eastAsiaTheme="minorHAnsi"/>
                 <w:szCs w:val="26"/>
-              </w:rPr>
-              <w:t>5</w:t>
+                <w:lang w:val="en-US"/>
+              </w:rPr>
+              <w:t>6</w:t>
             </w:r>
             <w:r>
               <w:rPr>
@@ -733,8 +751,9 @@
               <w:rPr>
                 <w:rFonts w:eastAsiaTheme="minorHAnsi"/>
                 <w:szCs w:val="26"/>
-              </w:rPr>
-              <w:t>5</w:t>
+                <w:lang w:val="en-US"/>
+              </w:rPr>
+              <w:t>6</w:t>
             </w:r>
             <w:r>
               <w:rPr>
@@ -766,7 +785,7 @@
           <w:sz w:val="32"/>
           <w:szCs w:val="32"/>
         </w:rPr>
-        <w:t>РАЗРАБОТКА ИНФОРМАЦИОННОЙ СИСТЕМЫ ДЛЯ ИЗУЧЕНИЯ ЯЗЫКОВ И ПРАКТИКИ НАВЫКОВ ПЕЧАТИ</w:t>
+        <w:t>РАЗРАБОТКА СЕРВИСА ДЛЯ ОБМЕНА ФАЙЛАМИ В ЭКОСИСТЕМЕ ДИСЦИПЛИНЫ «ПРОГРАММИРОВАНИЕ»</w:t>
       </w:r>
     </w:p>
     <w:p>
@@ -920,8 +939,9 @@
         <w:rPr>
           <w:rFonts w:eastAsiaTheme="minorHAnsi"/>
           <w:szCs w:val="26"/>
-        </w:rPr>
-        <w:t>5</w:t>
+          <w:lang w:val="en-US"/>
+        </w:rPr>
+        <w:t>6</w:t>
       </w:r>
       <w:r>
         <w:rPr>
@@ -940,6 +960,7 @@
           <w:rFonts w:eastAsiaTheme="minorHAnsi" w:cs="Times New Roman"/>
           <w:b/>
           <w:sz w:val="28"/>
+          <w:lang w:val="en-US"/>
         </w:rPr>
         <w:sectPr>
           <w:footerReference w:type="default" r:id="rId9"/>
@@ -963,8 +984,9 @@
           <w:rFonts w:eastAsiaTheme="minorHAnsi" w:cs="Times New Roman"/>
           <w:b/>
           <w:sz w:val="28"/>
-        </w:rPr>
-        <w:t>5</w:t>
+          <w:lang w:val="en-US"/>
+        </w:rPr>
+        <w:t>6</w:t>
       </w:r>
     </w:p>
     <w:p>
@@ -988,7 +1010,7 @@
     </w:p>
     <w:tbl>
       <w:tblPr>
-        <w:tblStyle w:val="TableGrid"/>
+        <w:tblStyle w:val="TableGrid0"/>
         <w:tblpPr w:vertAnchor="text" w:horzAnchor="page" w:tblpX="451" w:tblpY="3627"/>
         <w:tblOverlap w:val="never"/>
         <w:tblW w:w="701" w:type="dxa"/>
@@ -1393,7 +1415,26 @@
           <w:szCs w:val="28"/>
           <w:lang w:eastAsia="en-US"/>
         </w:rPr>
-        <w:t>RU.17701729.12.17-01 ТЗ 01-1-ЛУ</w:t>
+        <w:t>RU.17701729.</w:t>
+      </w:r>
+      <w:r>
+        <w:rPr>
+          <w:rFonts w:ascii="Times New Roman" w:hAnsi="Times New Roman" w:cs="Times New Roman"/>
+          <w:sz w:val="28"/>
+          <w:szCs w:val="28"/>
+          <w:highlight w:val="yellow"/>
+          <w:lang w:eastAsia="en-US"/>
+        </w:rPr>
+        <w:t>12.17</w:t>
+      </w:r>
+      <w:r>
+        <w:rPr>
+          <w:rFonts w:ascii="Times New Roman" w:hAnsi="Times New Roman" w:cs="Times New Roman"/>
+          <w:sz w:val="28"/>
+          <w:szCs w:val="28"/>
+          <w:lang w:eastAsia="en-US"/>
+        </w:rPr>
+        <w:t>-01 ТЗ 01-1-ЛУ</w:t>
       </w:r>
     </w:p>
     <w:p>
@@ -1415,7 +1456,7 @@
           <w:sz w:val="32"/>
           <w:szCs w:val="32"/>
         </w:rPr>
-        <w:t>РАЗРАБОТКА ПРИЛОЖЕНИЯ ДЛЯ АВТОМАТИЗАЦИИ ПРОВЕРКИ ДОКУМЕНТАЦИИ НА СООТВЕТСТВИЕ ФОРМАЛЬНЫМ КРИТЕРИЯМ ОФОРМЛЕНИЯ</w:t>
+        <w:t>РАЗРАБОТКА СЕРВИСА ДЛЯ ОБМЕНА ФАЙЛАМИ В ЭКОСИСТЕМЕ ДИСЦИПЛИНЫ «ПРОГРАММИРОВАНИЕ»</w:t>
       </w:r>
     </w:p>
     <w:p>
@@ -1455,13 +1496,30 @@
           <w:b/>
           <w:sz w:val="28"/>
         </w:rPr>
-        <w:t xml:space="preserve">RU.17701729.12.17-01 ТЗ </w:t>
+        <w:t>RU.17701729.</w:t>
       </w:r>
       <w:r>
         <w:rPr>
           <w:rFonts w:eastAsiaTheme="minorHAnsi"/>
           <w:b/>
           <w:sz w:val="28"/>
+          <w:highlight w:val="yellow"/>
+        </w:rPr>
+        <w:t>12.17</w:t>
+      </w:r>
+      <w:r>
+        <w:rPr>
+          <w:rFonts w:eastAsiaTheme="minorHAnsi"/>
+          <w:b/>
+          <w:sz w:val="28"/>
+        </w:rPr>
+        <w:t xml:space="preserve">-01 ТЗ </w:t>
+      </w:r>
+      <w:r>
+        <w:rPr>
+          <w:rFonts w:eastAsiaTheme="minorHAnsi"/>
+          <w:b/>
+          <w:sz w:val="28"/>
         </w:rPr>
         <w:t>01-1</w:t>
       </w:r>
@@ -1475,6 +1533,7 @@
           <w:rFonts w:eastAsiaTheme="minorHAnsi"/>
           <w:b/>
           <w:sz w:val="28"/>
+          <w:lang w:val="en-US"/>
         </w:rPr>
       </w:pPr>
       <w:r>
@@ -1482,6 +1541,7 @@
           <w:rFonts w:eastAsiaTheme="minorHAnsi"/>
           <w:b/>
           <w:sz w:val="28"/>
+          <w:highlight w:val="yellow"/>
         </w:rPr>
         <w:t xml:space="preserve">Листов </w:t>
       </w:r>
@@ -1490,16 +1550,10 @@
           <w:rFonts w:eastAsiaTheme="minorHAnsi"/>
           <w:b/>
           <w:sz w:val="28"/>
-        </w:rPr>
-        <w:t>1</w:t>
-      </w:r>
-      <w:r>
-        <w:rPr>
-          <w:rFonts w:eastAsiaTheme="minorHAnsi"/>
-          <w:b/>
-          <w:sz w:val="28"/>
-        </w:rPr>
-        <w:t>5</w:t>
+          <w:highlight w:val="yellow"/>
+          <w:lang w:val="en-US"/>
+        </w:rPr>
+        <w:t>N</w:t>
       </w:r>
     </w:p>
     <w:p>
@@ -1511,6 +1565,7 @@
           <w:rFonts w:eastAsiaTheme="minorHAnsi" w:cs="Times New Roman"/>
           <w:b/>
           <w:sz w:val="28"/>
+          <w:lang w:val="en-US"/>
         </w:rPr>
       </w:pPr>
       <w:r>
@@ -1526,8 +1581,9 @@
           <w:rFonts w:eastAsiaTheme="minorHAnsi" w:cs="Times New Roman"/>
           <w:b/>
           <w:sz w:val="28"/>
-        </w:rPr>
-        <w:t>5</w:t>
+          <w:lang w:val="en-US"/>
+        </w:rPr>
+        <w:t>6</w:t>
       </w:r>
     </w:p>
     <w:p>
@@ -1591,7 +1647,7 @@
       <w:sdtContent>
         <w:p>
           <w:pPr>
-            <w:pStyle w:val="11"/>
+            <w:pStyle w:val="TOC1"/>
             <w:tabs>
               <w:tab w:val="right" w:leader="dot" w:pos="9355"/>
             </w:tabs>
@@ -1665,7 +1721,7 @@
         </w:p>
         <w:p>
           <w:pPr>
-            <w:pStyle w:val="21"/>
+            <w:pStyle w:val="TOC2"/>
             <w:tabs>
               <w:tab w:val="right" w:leader="dot" w:pos="9355"/>
             </w:tabs>
@@ -1729,7 +1785,7 @@
         </w:p>
         <w:p>
           <w:pPr>
-            <w:pStyle w:val="21"/>
+            <w:pStyle w:val="TOC2"/>
             <w:tabs>
               <w:tab w:val="right" w:leader="dot" w:pos="9355"/>
             </w:tabs>
@@ -1793,7 +1849,7 @@
         </w:p>
         <w:p>
           <w:pPr>
-            <w:pStyle w:val="11"/>
+            <w:pStyle w:val="TOC1"/>
             <w:tabs>
               <w:tab w:val="right" w:leader="dot" w:pos="9355"/>
             </w:tabs>
@@ -1858,7 +1914,7 @@
         </w:p>
         <w:p>
           <w:pPr>
-            <w:pStyle w:val="21"/>
+            <w:pStyle w:val="TOC2"/>
             <w:tabs>
               <w:tab w:val="right" w:leader="dot" w:pos="9355"/>
             </w:tabs>
@@ -1922,7 +1978,7 @@
         </w:p>
         <w:p>
           <w:pPr>
-            <w:pStyle w:val="21"/>
+            <w:pStyle w:val="TOC2"/>
             <w:tabs>
               <w:tab w:val="right" w:leader="dot" w:pos="9355"/>
             </w:tabs>
@@ -1986,7 +2042,7 @@
         </w:p>
         <w:p>
           <w:pPr>
-            <w:pStyle w:val="11"/>
+            <w:pStyle w:val="TOC1"/>
             <w:tabs>
               <w:tab w:val="right" w:leader="dot" w:pos="9355"/>
             </w:tabs>
@@ -2051,7 +2107,7 @@
         </w:p>
         <w:p>
           <w:pPr>
-            <w:pStyle w:val="21"/>
+            <w:pStyle w:val="TOC2"/>
             <w:tabs>
               <w:tab w:val="right" w:leader="dot" w:pos="9355"/>
             </w:tabs>
@@ -2115,7 +2171,7 @@
         </w:p>
         <w:p>
           <w:pPr>
-            <w:pStyle w:val="21"/>
+            <w:pStyle w:val="TOC2"/>
             <w:tabs>
               <w:tab w:val="right" w:leader="dot" w:pos="9355"/>
             </w:tabs>
@@ -2179,7 +2235,7 @@
         </w:p>
         <w:p>
           <w:pPr>
-            <w:pStyle w:val="11"/>
+            <w:pStyle w:val="TOC1"/>
             <w:tabs>
               <w:tab w:val="right" w:leader="dot" w:pos="9355"/>
             </w:tabs>
@@ -2244,7 +2300,7 @@
         </w:p>
         <w:p>
           <w:pPr>
-            <w:pStyle w:val="21"/>
+            <w:pStyle w:val="TOC2"/>
             <w:tabs>
               <w:tab w:val="right" w:leader="dot" w:pos="9355"/>
             </w:tabs>
@@ -2308,7 +2364,7 @@
         </w:p>
         <w:p>
           <w:pPr>
-            <w:pStyle w:val="31"/>
+            <w:pStyle w:val="TOC3"/>
             <w:tabs>
               <w:tab w:val="right" w:leader="dot" w:pos="9355"/>
             </w:tabs>
@@ -2369,7 +2425,7 @@
         </w:p>
         <w:p>
           <w:pPr>
-            <w:pStyle w:val="31"/>
+            <w:pStyle w:val="TOC3"/>
             <w:tabs>
               <w:tab w:val="right" w:leader="dot" w:pos="9355"/>
             </w:tabs>
@@ -2430,7 +2486,7 @@
         </w:p>
         <w:p>
           <w:pPr>
-            <w:pStyle w:val="21"/>
+            <w:pStyle w:val="TOC2"/>
             <w:tabs>
               <w:tab w:val="right" w:leader="dot" w:pos="9355"/>
             </w:tabs>
@@ -2494,7 +2550,7 @@
         </w:p>
         <w:p>
           <w:pPr>
-            <w:pStyle w:val="21"/>
+            <w:pStyle w:val="TOC2"/>
             <w:tabs>
               <w:tab w:val="right" w:leader="dot" w:pos="9355"/>
             </w:tabs>
@@ -2558,7 +2614,7 @@
         </w:p>
         <w:p>
           <w:pPr>
-            <w:pStyle w:val="31"/>
+            <w:pStyle w:val="TOC3"/>
             <w:tabs>
               <w:tab w:val="right" w:leader="dot" w:pos="9355"/>
             </w:tabs>
@@ -2619,7 +2675,7 @@
         </w:p>
         <w:p>
           <w:pPr>
-            <w:pStyle w:val="31"/>
+            <w:pStyle w:val="TOC3"/>
             <w:tabs>
               <w:tab w:val="right" w:leader="dot" w:pos="9355"/>
             </w:tabs>
@@ -2688,7 +2744,7 @@
         </w:p>
         <w:p>
           <w:pPr>
-            <w:pStyle w:val="31"/>
+            <w:pStyle w:val="TOC3"/>
             <w:tabs>
               <w:tab w:val="right" w:leader="dot" w:pos="9355"/>
             </w:tabs>
@@ -2749,7 +2805,7 @@
         </w:p>
         <w:p>
           <w:pPr>
-            <w:pStyle w:val="21"/>
+            <w:pStyle w:val="TOC2"/>
             <w:tabs>
               <w:tab w:val="right" w:leader="dot" w:pos="9355"/>
             </w:tabs>
@@ -2811,7 +2867,7 @@
         </w:p>
         <w:p>
           <w:pPr>
-            <w:pStyle w:val="21"/>
+            <w:pStyle w:val="TOC2"/>
             <w:tabs>
               <w:tab w:val="right" w:leader="dot" w:pos="9355"/>
             </w:tabs>
@@ -2875,7 +2931,7 @@
         </w:p>
         <w:p>
           <w:pPr>
-            <w:pStyle w:val="31"/>
+            <w:pStyle w:val="TOC3"/>
             <w:tabs>
               <w:tab w:val="right" w:leader="dot" w:pos="9355"/>
             </w:tabs>
@@ -2936,7 +2992,7 @@
         </w:p>
         <w:p>
           <w:pPr>
-            <w:pStyle w:val="31"/>
+            <w:pStyle w:val="TOC3"/>
             <w:tabs>
               <w:tab w:val="right" w:leader="dot" w:pos="9355"/>
             </w:tabs>
@@ -2997,7 +3053,7 @@
         </w:p>
         <w:p>
           <w:pPr>
-            <w:pStyle w:val="21"/>
+            <w:pStyle w:val="TOC2"/>
             <w:tabs>
               <w:tab w:val="right" w:leader="dot" w:pos="9355"/>
             </w:tabs>
@@ -3061,7 +3117,7 @@
         </w:p>
         <w:p>
           <w:pPr>
-            <w:pStyle w:val="11"/>
+            <w:pStyle w:val="TOC1"/>
             <w:tabs>
               <w:tab w:val="right" w:leader="dot" w:pos="9355"/>
             </w:tabs>
@@ -3131,7 +3187,7 @@
         </w:p>
         <w:p>
           <w:pPr>
-            <w:pStyle w:val="21"/>
+            <w:pStyle w:val="TOC2"/>
             <w:tabs>
               <w:tab w:val="right" w:leader="dot" w:pos="9355"/>
             </w:tabs>
@@ -3195,7 +3251,7 @@
         </w:p>
         <w:p>
           <w:pPr>
-            <w:pStyle w:val="21"/>
+            <w:pStyle w:val="TOC2"/>
             <w:tabs>
               <w:tab w:val="right" w:leader="dot" w:pos="9355"/>
             </w:tabs>
@@ -3259,7 +3315,7 @@
         </w:p>
         <w:p>
           <w:pPr>
-            <w:pStyle w:val="11"/>
+            <w:pStyle w:val="TOC1"/>
             <w:tabs>
               <w:tab w:val="right" w:leader="dot" w:pos="9355"/>
             </w:tabs>
@@ -3324,7 +3380,7 @@
         </w:p>
         <w:p>
           <w:pPr>
-            <w:pStyle w:val="11"/>
+            <w:pStyle w:val="TOC1"/>
             <w:tabs>
               <w:tab w:val="right" w:leader="dot" w:pos="9355"/>
             </w:tabs>
@@ -3347,7 +3403,7 @@
         </w:p>
         <w:p>
           <w:pPr>
-            <w:pStyle w:val="11"/>
+            <w:pStyle w:val="TOC1"/>
             <w:tabs>
               <w:tab w:val="right" w:leader="dot" w:pos="9355"/>
             </w:tabs>
@@ -3412,7 +3468,7 @@
         </w:p>
         <w:p>
           <w:pPr>
-            <w:pStyle w:val="11"/>
+            <w:pStyle w:val="TOC1"/>
             <w:tabs>
               <w:tab w:val="right" w:leader="dot" w:pos="9355"/>
             </w:tabs>
@@ -3477,7 +3533,7 @@
         </w:p>
         <w:p>
           <w:pPr>
-            <w:pStyle w:val="11"/>
+            <w:pStyle w:val="TOC1"/>
             <w:tabs>
               <w:tab w:val="right" w:leader="dot" w:pos="9355"/>
             </w:tabs>
@@ -3549,7 +3605,7 @@
         </w:p>
         <w:p>
           <w:pPr>
-            <w:pStyle w:val="11"/>
+            <w:pStyle w:val="TOC1"/>
             <w:tabs>
               <w:tab w:val="right" w:leader="dot" w:pos="9355"/>
             </w:tabs>
@@ -3567,7 +3623,7 @@
     </w:sdt>
     <w:p>
       <w:pPr>
-        <w:pStyle w:val="af2"/>
+        <w:pStyle w:val="ListParagraph"/>
         <w:keepNext/>
         <w:pageBreakBefore/>
         <w:numPr>
@@ -3601,7 +3657,7 @@
     </w:p>
     <w:p>
       <w:pPr>
-        <w:pStyle w:val="2"/>
+        <w:pStyle w:val="Heading2"/>
         <w:numPr>
           <w:ilvl w:val="1"/>
           <w:numId w:val="2"/>
@@ -3632,29 +3688,13 @@
       <w:r>
         <w:t xml:space="preserve">Наименование разрабатываемой программы: </w:t>
       </w:r>
-      <w:proofErr w:type="gramStart"/>
-      <w:r>
-        <w:t>«</w:t>
-      </w:r>
-      <w:r>
-        <w:t>.</w:t>
-      </w:r>
-      <w:proofErr w:type="spellStart"/>
-      <w:r>
-        <w:rPr>
-          <w:lang w:val="en-US"/>
-        </w:rPr>
-        <w:t>flashType</w:t>
-      </w:r>
-      <w:proofErr w:type="spellEnd"/>
-      <w:proofErr w:type="gramEnd"/>
-      <w:r>
-        <w:t>»</w:t>
-      </w:r>
-    </w:p>
-    <w:p>
-      <w:pPr>
-        <w:pStyle w:val="2"/>
+      <w:r>
+        <w:t>сервис для обмена файлами в экосистеме «Программирование».</w:t>
+      </w:r>
+    </w:p>
+    <w:p>
+      <w:pPr>
+        <w:pStyle w:val="Heading2"/>
         <w:numPr>
           <w:ilvl w:val="1"/>
           <w:numId w:val="2"/>
@@ -3692,7 +3732,7 @@
     </w:p>
     <w:p>
       <w:r>
-        <w:t>Веб-сайт представляет из себя сервис, позволяющий пользователям изучать английскую лексику, а также тренировать навыки печати.</w:t>
+        <w:t>Сервис предоставляет возможность студентам просматривать текущие актуальные задания, материалы для их выполнения и сдавать лабораторные работы.</w:t>
       </w:r>
     </w:p>
     <w:p>
@@ -3705,7 +3745,7 @@
     </w:p>
     <w:p>
       <w:pPr>
-        <w:pStyle w:val="af2"/>
+        <w:pStyle w:val="ListParagraph"/>
         <w:numPr>
           <w:ilvl w:val="0"/>
           <w:numId w:val="3"/>
@@ -3713,12 +3753,15 @@
         <w:ind w:left="1134" w:hanging="425"/>
       </w:pPr>
       <w:r>
-        <w:t>изучение английской лексики;</w:t>
-      </w:r>
-    </w:p>
-    <w:p>
-      <w:pPr>
-        <w:pStyle w:val="af2"/>
+        <w:t>просмотр текущих заданий</w:t>
+      </w:r>
+      <w:r>
+        <w:t>;</w:t>
+      </w:r>
+    </w:p>
+    <w:p>
+      <w:pPr>
+        <w:pStyle w:val="ListParagraph"/>
         <w:numPr>
           <w:ilvl w:val="0"/>
           <w:numId w:val="3"/>
@@ -3726,12 +3769,15 @@
         <w:ind w:left="1134" w:hanging="425"/>
       </w:pPr>
       <w:r>
-        <w:t>тренировка навыков печати на подготовленных шаблонах;</w:t>
-      </w:r>
-    </w:p>
-    <w:p>
-      <w:pPr>
-        <w:pStyle w:val="af2"/>
+        <w:t>просмотр методических материалов по теме</w:t>
+      </w:r>
+      <w:r>
+        <w:t>;</w:t>
+      </w:r>
+    </w:p>
+    <w:p>
+      <w:pPr>
+        <w:pStyle w:val="ListParagraph"/>
         <w:numPr>
           <w:ilvl w:val="0"/>
           <w:numId w:val="3"/>
@@ -3739,12 +3785,15 @@
         <w:ind w:left="1134" w:hanging="425"/>
       </w:pPr>
       <w:r>
-        <w:t>авторизация и регистрация в системе;</w:t>
-      </w:r>
-    </w:p>
-    <w:p>
-      <w:pPr>
-        <w:pStyle w:val="af2"/>
+        <w:t>поиск по методическим материалам</w:t>
+      </w:r>
+      <w:r>
+        <w:t>;</w:t>
+      </w:r>
+    </w:p>
+    <w:p>
+      <w:pPr>
+        <w:pStyle w:val="ListParagraph"/>
         <w:numPr>
           <w:ilvl w:val="0"/>
           <w:numId w:val="3"/>
@@ -3752,30 +3801,44 @@
         <w:ind w:left="1134" w:hanging="425"/>
       </w:pPr>
       <w:r>
-        <w:t>изменение личных персональных данных;</w:t>
-      </w:r>
-    </w:p>
-    <w:p>
-      <w:pPr>
-        <w:pStyle w:val="af2"/>
-        <w:numPr>
-          <w:ilvl w:val="0"/>
-          <w:numId w:val="3"/>
-        </w:numPr>
-        <w:ind w:left="1134" w:hanging="425"/>
-      </w:pPr>
-      <w:r>
-        <w:t>просмотр детальной статистики по сессиям.</w:t>
-      </w:r>
-    </w:p>
-    <w:p>
-      <w:r>
-        <w:t>Веб сайт должен включать в себя реализацию базы данных, бизнес логики приложения и пользовательского интерфейса.</w:t>
-      </w:r>
-    </w:p>
-    <w:p>
-      <w:pPr>
-        <w:pStyle w:val="af2"/>
+        <w:t>сдача результатов лабораторной работы.</w:t>
+      </w:r>
+    </w:p>
+    <w:p>
+      <w:r>
+        <w:t xml:space="preserve">Сервис должен включать в себя базу данных для сервиса </w:t>
+      </w:r>
+      <w:r>
+        <w:rPr>
+          <w:lang w:val="en-US"/>
+        </w:rPr>
+        <w:t>Wiki</w:t>
+      </w:r>
+      <w:r>
+        <w:t xml:space="preserve">, поисковую систему и пользовательский интерфейс. </w:t>
+      </w:r>
+      <w:r>
+        <w:t>Помимо этого,</w:t>
+      </w:r>
+      <w:r>
+        <w:t xml:space="preserve"> для демонстрации работы </w:t>
+      </w:r>
+      <w:r>
+        <w:rPr>
+          <w:lang w:val="en-US"/>
+        </w:rPr>
+        <w:t>API</w:t>
+      </w:r>
+      <w:r>
+        <w:t xml:space="preserve"> </w:t>
+      </w:r>
+      <w:r>
+        <w:t>системы необходимо реализовать необходимый функционал ядра системы.</w:t>
+      </w:r>
+    </w:p>
+    <w:p>
+      <w:pPr>
+        <w:pStyle w:val="ListParagraph"/>
         <w:keepNext/>
         <w:pageBreakBefore/>
         <w:numPr>
@@ -3821,7 +3884,7 @@
     </w:p>
     <w:p>
       <w:pPr>
-        <w:pStyle w:val="2"/>
+        <w:pStyle w:val="Heading2"/>
         <w:numPr>
           <w:ilvl w:val="1"/>
           <w:numId w:val="2"/>
@@ -3864,7 +3927,7 @@
     </w:p>
     <w:p>
       <w:pPr>
-        <w:pStyle w:val="af2"/>
+        <w:pStyle w:val="ListParagraph"/>
         <w:numPr>
           <w:ilvl w:val="0"/>
           <w:numId w:val="3"/>
@@ -3883,7 +3946,7 @@
     </w:p>
     <w:p>
       <w:pPr>
-        <w:pStyle w:val="af2"/>
+        <w:pStyle w:val="ListParagraph"/>
         <w:numPr>
           <w:ilvl w:val="0"/>
           <w:numId w:val="3"/>
@@ -3902,7 +3965,7 @@
     </w:p>
     <w:p>
       <w:pPr>
-        <w:pStyle w:val="af2"/>
+        <w:pStyle w:val="ListParagraph"/>
         <w:numPr>
           <w:ilvl w:val="0"/>
           <w:numId w:val="3"/>
@@ -3921,7 +3984,7 @@
     </w:p>
     <w:p>
       <w:pPr>
-        <w:pStyle w:val="2"/>
+        <w:pStyle w:val="Heading2"/>
         <w:numPr>
           <w:ilvl w:val="1"/>
           <w:numId w:val="2"/>
@@ -3959,15 +4022,18 @@
     </w:p>
     <w:p>
       <w:r>
-        <w:t xml:space="preserve">Наименование темы разработки – </w:t>
-      </w:r>
-      <w:r>
-        <w:t>информационная система для изучения языков и практики навыков печати.</w:t>
-      </w:r>
-    </w:p>
-    <w:p>
-      <w:pPr>
-        <w:pStyle w:val="af2"/>
+        <w:t xml:space="preserve">Наименование темы разработки </w:t>
+      </w:r>
+      <w:r>
+        <w:t>– разработка сервиса для обмена файлами в экосистеме дисциплины «Программирование»</w:t>
+      </w:r>
+      <w:r>
+        <w:t>.</w:t>
+      </w:r>
+    </w:p>
+    <w:p>
+      <w:pPr>
+        <w:pStyle w:val="ListParagraph"/>
         <w:keepNext/>
         <w:pageBreakBefore/>
         <w:numPr>
@@ -4013,7 +4079,7 @@
     </w:p>
     <w:p>
       <w:pPr>
-        <w:pStyle w:val="2"/>
+        <w:pStyle w:val="Heading2"/>
         <w:numPr>
           <w:ilvl w:val="1"/>
           <w:numId w:val="2"/>
@@ -4052,12 +4118,18 @@
     </w:p>
     <w:p>
       <w:r>
-        <w:t>Функциональным назначением программы является создание веб-платформы, которая объединяет в себе инструменты для изучения языков и тренировку навыков быстрой печати текстов.</w:t>
-      </w:r>
-    </w:p>
-    <w:p>
-      <w:pPr>
-        <w:pStyle w:val="2"/>
+        <w:t xml:space="preserve">Функциональным назначением программы является </w:t>
+      </w:r>
+      <w:r>
+        <w:t>сервиса для обмена файлами, предоставление материалов для выполнения лабораторных работ и пользовательского интерфейса для загрузки результатов работы студентов</w:t>
+      </w:r>
+      <w:r>
+        <w:t>.</w:t>
+      </w:r>
+    </w:p>
+    <w:p>
+      <w:pPr>
+        <w:pStyle w:val="Heading2"/>
         <w:numPr>
           <w:ilvl w:val="1"/>
           <w:numId w:val="2"/>
@@ -4096,12 +4168,12 @@
     </w:p>
     <w:p>
       <w:r>
-        <w:t>Веб-сайт позволяет пользователю изучать новую лексику, тренировать навык быстрой печати, а также просматривать прогресс изучения в личном кабинете пользователя.</w:t>
-      </w:r>
-    </w:p>
-    <w:p>
-      <w:pPr>
-        <w:pStyle w:val="af2"/>
+        <w:t>Разрабатываемая часть веб-сайта должна предоставлять пользователю возможность загрузки лабораторных работ, просмотра методических материалов, а также возможности поиска информации в базе данных.</w:t>
+      </w:r>
+    </w:p>
+    <w:p>
+      <w:pPr>
+        <w:pStyle w:val="ListParagraph"/>
         <w:keepNext/>
         <w:pageBreakBefore/>
         <w:numPr>
@@ -4147,7 +4219,7 @@
     </w:p>
     <w:p>
       <w:pPr>
-        <w:pStyle w:val="2"/>
+        <w:pStyle w:val="Heading2"/>
         <w:numPr>
           <w:ilvl w:val="1"/>
           <w:numId w:val="2"/>
@@ -4186,25 +4258,28 @@
     </w:p>
     <w:p>
       <w:r>
-        <w:t xml:space="preserve">Программа представляет собой сочетание графического интерфейса пользователя и </w:t>
-      </w:r>
-      <w:r>
-        <w:t>бизнес-логики приложения, а также базы данных</w:t>
-      </w:r>
-      <w:r>
-        <w:t xml:space="preserve">, </w:t>
-      </w:r>
-      <w:r>
-        <w:t xml:space="preserve">в </w:t>
-      </w:r>
-      <w:r>
-        <w:t>котор</w:t>
-      </w:r>
-      <w:r>
-        <w:t>ой</w:t>
-      </w:r>
-      <w:r>
-        <w:t xml:space="preserve"> хранятся данные пользователей и изучаемой лексики</w:t>
+        <w:t>Разрабатываемая часть экосистемы</w:t>
+      </w:r>
+      <w:r>
+        <w:t xml:space="preserve"> представляет собой сочетание графического интерфейса пользователя и </w:t>
+      </w:r>
+      <w:r>
+        <w:t xml:space="preserve">бизнес-логики </w:t>
+      </w:r>
+      <w:r>
+        <w:t xml:space="preserve">ядра и сервиса </w:t>
+      </w:r>
+      <w:r>
+        <w:rPr>
+          <w:lang w:val="en-US"/>
+        </w:rPr>
+        <w:t>Wiki</w:t>
+      </w:r>
+      <w:r>
+        <w:t>, а также баз</w:t>
+      </w:r>
+      <w:r>
+        <w:t>ы данных с методическими материалами</w:t>
       </w:r>
       <w:r>
         <w:t>.</w:t>
@@ -4212,7 +4287,7 @@
     </w:p>
     <w:p>
       <w:pPr>
-        <w:pStyle w:val="3"/>
+        <w:pStyle w:val="Heading3"/>
         <w:numPr>
           <w:ilvl w:val="2"/>
           <w:numId w:val="4"/>
@@ -4252,7 +4327,7 @@
     </w:p>
     <w:p>
       <w:pPr>
-        <w:pStyle w:val="af2"/>
+        <w:pStyle w:val="ListParagraph"/>
         <w:numPr>
           <w:ilvl w:val="0"/>
           <w:numId w:val="5"/>
@@ -4260,30 +4335,24 @@
         <w:ind w:left="1134" w:hanging="425"/>
       </w:pPr>
       <w:r>
-        <w:t>должн</w:t>
-      </w:r>
-      <w:r>
-        <w:t>а</w:t>
-      </w:r>
-      <w:r>
-        <w:t xml:space="preserve"> быть реализован</w:t>
-      </w:r>
-      <w:r>
-        <w:t xml:space="preserve">а возможность просмотра, редактирования, добавления и удаления </w:t>
-      </w:r>
-      <w:r>
-        <w:t>для всех таблиц из базы данных</w:t>
-      </w:r>
-      <w:r>
-        <w:t xml:space="preserve"> для администраторов сервиса</w:t>
-      </w:r>
-      <w:r>
-        <w:t>;</w:t>
-      </w:r>
-    </w:p>
-    <w:p>
-      <w:pPr>
-        <w:pStyle w:val="af2"/>
+        <w:t xml:space="preserve">должна быть реализована </w:t>
+      </w:r>
+      <w:r>
+        <w:rPr>
+          <w:lang w:val="en-US"/>
+        </w:rPr>
+        <w:t>API</w:t>
+      </w:r>
+      <w:r>
+        <w:t xml:space="preserve"> </w:t>
+      </w:r>
+      <w:r>
+        <w:t>микросервиса;</w:t>
+      </w:r>
+    </w:p>
+    <w:p>
+      <w:pPr>
+        <w:pStyle w:val="ListParagraph"/>
         <w:numPr>
           <w:ilvl w:val="0"/>
           <w:numId w:val="3"/>
@@ -4291,7 +4360,7 @@
         <w:ind w:left="1134" w:hanging="425"/>
       </w:pPr>
       <w:r>
-        <w:t>должна быть реализована система динамического подбора слов по уровням и стадиям изучения</w:t>
+        <w:t>должна быть реализована загрузка результатов выполнения лабораторных работ</w:t>
       </w:r>
       <w:r>
         <w:t>;</w:t>
@@ -4299,7 +4368,7 @@
     </w:p>
     <w:p>
       <w:pPr>
-        <w:pStyle w:val="af2"/>
+        <w:pStyle w:val="ListParagraph"/>
         <w:numPr>
           <w:ilvl w:val="0"/>
           <w:numId w:val="3"/>
@@ -4307,10 +4376,7 @@
         <w:ind w:left="1134" w:hanging="425"/>
       </w:pPr>
       <w:r>
-        <w:t>долж</w:t>
-      </w:r>
-      <w:r>
-        <w:t>на быть реализована визуализация прогресса</w:t>
+        <w:t>должен быть доступен поиск по методическим материалам</w:t>
       </w:r>
       <w:r>
         <w:t>.</w:t>
@@ -4318,7 +4384,7 @@
     </w:p>
     <w:p>
       <w:pPr>
-        <w:pStyle w:val="3"/>
+        <w:pStyle w:val="Heading3"/>
         <w:numPr>
           <w:ilvl w:val="2"/>
           <w:numId w:val="4"/>
@@ -4352,7 +4418,7 @@
     </w:p>
     <w:p>
       <w:pPr>
-        <w:pStyle w:val="af2"/>
+        <w:pStyle w:val="ListParagraph"/>
         <w:numPr>
           <w:ilvl w:val="0"/>
           <w:numId w:val="6"/>
@@ -4360,10 +4426,7 @@
         <w:ind w:left="1134" w:hanging="425"/>
       </w:pPr>
       <w:r>
-        <w:t xml:space="preserve">на главной странице </w:t>
-      </w:r>
-      <w:r>
-        <w:t>отображать подобранную лексику пользователю, а также статистику скорости ввода слов за сессию</w:t>
+        <w:t>должен быть реализован просмотр текущих лабораторных работ</w:t>
       </w:r>
       <w:r>
         <w:t>;</w:t>
@@ -4371,7 +4434,7 @@
     </w:p>
     <w:p>
       <w:pPr>
-        <w:pStyle w:val="af2"/>
+        <w:pStyle w:val="ListParagraph"/>
         <w:numPr>
           <w:ilvl w:val="0"/>
           <w:numId w:val="6"/>
@@ -4379,12 +4442,15 @@
         <w:ind w:left="1134" w:hanging="425"/>
       </w:pPr>
       <w:r>
-        <w:t>реализовывать авторизацию и регистрацию в системе;</w:t>
-      </w:r>
-    </w:p>
-    <w:p>
-      <w:pPr>
-        <w:pStyle w:val="af2"/>
+        <w:t>должен быть реализован интерфейс для загрузки работ</w:t>
+      </w:r>
+      <w:r>
+        <w:t>;</w:t>
+      </w:r>
+    </w:p>
+    <w:p>
+      <w:pPr>
+        <w:pStyle w:val="ListParagraph"/>
         <w:numPr>
           <w:ilvl w:val="0"/>
           <w:numId w:val="6"/>
@@ -4392,12 +4458,15 @@
         <w:ind w:left="1134" w:hanging="425"/>
       </w:pPr>
       <w:r>
-        <w:t>визуализировать личную статистику пользователей по сессиям;</w:t>
-      </w:r>
-    </w:p>
-    <w:p>
-      <w:pPr>
-        <w:pStyle w:val="af2"/>
+        <w:t>должен быть реализован интерфейс для просмотра методических материалов</w:t>
+      </w:r>
+      <w:r>
+        <w:t>;</w:t>
+      </w:r>
+    </w:p>
+    <w:p>
+      <w:pPr>
+        <w:pStyle w:val="ListParagraph"/>
         <w:numPr>
           <w:ilvl w:val="0"/>
           <w:numId w:val="6"/>
@@ -4405,36 +4474,26 @@
         <w:ind w:left="1134" w:hanging="425"/>
       </w:pPr>
       <w:r>
-        <w:t>предоставлять возможность изменить персональные данные;</w:t>
-      </w:r>
-    </w:p>
-    <w:p>
-      <w:pPr>
-        <w:pStyle w:val="af2"/>
-        <w:numPr>
-          <w:ilvl w:val="0"/>
-          <w:numId w:val="6"/>
-        </w:numPr>
-        <w:ind w:left="1134" w:hanging="425"/>
-      </w:pPr>
-      <w:r>
-        <w:t>предоставить инструменты для администрирования платформы.</w:t>
-      </w:r>
-    </w:p>
-    <w:p>
-      <w:r>
-        <w:t xml:space="preserve">Реализация интерфейса должна быть выполнена в современном стиле </w:t>
-      </w:r>
-      <w:r>
-        <w:t>с использованием анимаций</w:t>
+        <w:t>должен быть реализован интерфейс поиска по методическим материалам</w:t>
       </w:r>
       <w:r>
         <w:t>.</w:t>
       </w:r>
     </w:p>
     <w:p>
-      <w:pPr>
-        <w:pStyle w:val="2"/>
+      <w:r>
+        <w:t>Реализация интерфейса должна быть выполнена в</w:t>
+      </w:r>
+      <w:r>
+        <w:t xml:space="preserve"> современном и понятном пользователю виде</w:t>
+      </w:r>
+      <w:r>
+        <w:t>.</w:t>
+      </w:r>
+    </w:p>
+    <w:p>
+      <w:pPr>
+        <w:pStyle w:val="Heading2"/>
         <w:numPr>
           <w:ilvl w:val="1"/>
           <w:numId w:val="2"/>
@@ -4457,7 +4516,6 @@
           <w:color w:val="auto"/>
           <w:lang w:eastAsia="en-US"/>
         </w:rPr>
-        <w:lastRenderedPageBreak/>
         <w:t>Требования к надежности</w:t>
       </w:r>
       <w:bookmarkEnd w:id="23"/>
@@ -4477,12 +4535,20 @@
         <w:t>Программа должна быть доступна пользователям с использованием браузера с рабочим интернетом по специальной ссылке.</w:t>
       </w:r>
       <w:r>
-        <w:t xml:space="preserve"> Сервис должен быть производительным и безлопастным для пользователей. Приложение должно быть масштабируемо в будущем.</w:t>
-      </w:r>
-    </w:p>
-    <w:p>
-      <w:pPr>
-        <w:pStyle w:val="2"/>
+        <w:t xml:space="preserve"> Сервис должен быть производительным и </w:t>
+      </w:r>
+      <w:proofErr w:type="spellStart"/>
+      <w:r>
+        <w:t>безопастным</w:t>
+      </w:r>
+      <w:proofErr w:type="spellEnd"/>
+      <w:r>
+        <w:t xml:space="preserve"> для пользователей. Приложение должно быть масштабируемо в будущем.</w:t>
+      </w:r>
+    </w:p>
+    <w:p>
+      <w:pPr>
+        <w:pStyle w:val="Heading2"/>
         <w:numPr>
           <w:ilvl w:val="1"/>
           <w:numId w:val="2"/>
@@ -4505,6 +4571,7 @@
           <w:color w:val="auto"/>
           <w:lang w:eastAsia="en-US"/>
         </w:rPr>
+        <w:lastRenderedPageBreak/>
         <w:t>Условия эксплуатации</w:t>
       </w:r>
       <w:bookmarkEnd w:id="25"/>
@@ -4512,7 +4579,7 @@
     </w:p>
     <w:p>
       <w:pPr>
-        <w:pStyle w:val="3"/>
+        <w:pStyle w:val="Heading3"/>
         <w:numPr>
           <w:ilvl w:val="2"/>
           <w:numId w:val="4"/>
@@ -4549,7 +4616,7 @@
     </w:p>
     <w:p>
       <w:pPr>
-        <w:pStyle w:val="3"/>
+        <w:pStyle w:val="Heading3"/>
         <w:numPr>
           <w:ilvl w:val="2"/>
           <w:numId w:val="4"/>
@@ -4572,7 +4639,7 @@
     </w:p>
     <w:p>
       <w:pPr>
-        <w:pStyle w:val="3"/>
+        <w:pStyle w:val="Heading3"/>
         <w:numPr>
           <w:ilvl w:val="2"/>
           <w:numId w:val="4"/>
@@ -4608,7 +4675,7 @@
     </w:p>
     <w:p>
       <w:pPr>
-        <w:pStyle w:val="2"/>
+        <w:pStyle w:val="Heading2"/>
         <w:numPr>
           <w:ilvl w:val="1"/>
           <w:numId w:val="2"/>
@@ -4638,7 +4705,7 @@
     </w:p>
     <w:p>
       <w:pPr>
-        <w:pStyle w:val="2"/>
+        <w:pStyle w:val="Heading2"/>
         <w:numPr>
           <w:ilvl w:val="1"/>
           <w:numId w:val="2"/>
@@ -4676,7 +4743,7 @@
     </w:p>
     <w:p>
       <w:pPr>
-        <w:pStyle w:val="3"/>
+        <w:pStyle w:val="Heading3"/>
         <w:numPr>
           <w:ilvl w:val="2"/>
           <w:numId w:val="4"/>
@@ -4749,7 +4816,7 @@
     </w:p>
     <w:p>
       <w:pPr>
-        <w:pStyle w:val="3"/>
+        <w:pStyle w:val="Heading3"/>
         <w:numPr>
           <w:ilvl w:val="2"/>
           <w:numId w:val="4"/>
@@ -4763,7 +4830,6 @@
         <w:rPr>
           <w:lang w:eastAsia="en-US"/>
         </w:rPr>
-        <w:lastRenderedPageBreak/>
         <w:t>Требования к программным средствам, используемым программой</w:t>
       </w:r>
       <w:bookmarkEnd w:id="35"/>
@@ -4776,13 +4842,34 @@
     </w:p>
     <w:p>
       <w:r>
-        <w:t xml:space="preserve">Программа должны поддерживать импорт лексики из файлов </w:t>
+        <w:t xml:space="preserve">Программа должны поддерживать </w:t>
+      </w:r>
+      <w:r>
+        <w:t xml:space="preserve">конвертацию файлов из </w:t>
       </w:r>
       <w:r>
         <w:rPr>
           <w:lang w:val="en-US"/>
         </w:rPr>
-        <w:t>Excel</w:t>
+        <w:t>Word</w:t>
+      </w:r>
+      <w:r>
+        <w:t xml:space="preserve"> </w:t>
+      </w:r>
+      <w:r>
+        <w:t xml:space="preserve">в удобный для </w:t>
+      </w:r>
+      <w:r>
+        <w:rPr>
+          <w:lang w:val="en-US"/>
+        </w:rPr>
+        <w:t>web</w:t>
+      </w:r>
+      <w:r>
+        <w:t xml:space="preserve"> </w:t>
+      </w:r>
+      <w:r>
+        <w:t>и мобильного представления</w:t>
       </w:r>
       <w:r>
         <w:t>.</w:t>
@@ -4790,7 +4877,7 @@
     </w:p>
     <w:p>
       <w:pPr>
-        <w:pStyle w:val="2"/>
+        <w:pStyle w:val="Heading2"/>
         <w:numPr>
           <w:ilvl w:val="1"/>
           <w:numId w:val="2"/>
@@ -4842,7 +4929,7 @@
     </w:p>
     <w:p>
       <w:pPr>
-        <w:pStyle w:val="1"/>
+        <w:pStyle w:val="Heading1"/>
         <w:numPr>
           <w:ilvl w:val="0"/>
           <w:numId w:val="1"/>
@@ -4862,7 +4949,7 @@
     </w:p>
     <w:p>
       <w:pPr>
-        <w:pStyle w:val="2"/>
+        <w:pStyle w:val="Heading2"/>
         <w:numPr>
           <w:ilvl w:val="1"/>
           <w:numId w:val="2"/>
@@ -4908,7 +4995,7 @@
     </w:p>
     <w:p>
       <w:pPr>
-        <w:pStyle w:val="af2"/>
+        <w:pStyle w:val="ListParagraph"/>
         <w:numPr>
           <w:ilvl w:val="0"/>
           <w:numId w:val="6"/>
@@ -4930,7 +5017,7 @@
     </w:p>
     <w:p>
       <w:pPr>
-        <w:pStyle w:val="af2"/>
+        <w:pStyle w:val="ListParagraph"/>
         <w:numPr>
           <w:ilvl w:val="0"/>
           <w:numId w:val="6"/>
@@ -4964,7 +5051,7 @@
     </w:p>
     <w:p>
       <w:pPr>
-        <w:pStyle w:val="af2"/>
+        <w:pStyle w:val="ListParagraph"/>
         <w:numPr>
           <w:ilvl w:val="0"/>
           <w:numId w:val="6"/>
@@ -4995,7 +5082,7 @@
     </w:p>
     <w:p>
       <w:pPr>
-        <w:pStyle w:val="af2"/>
+        <w:pStyle w:val="ListParagraph"/>
         <w:numPr>
           <w:ilvl w:val="0"/>
           <w:numId w:val="6"/>
@@ -5031,7 +5118,7 @@
     </w:p>
     <w:p>
       <w:pPr>
-        <w:pStyle w:val="2"/>
+        <w:pStyle w:val="Heading2"/>
         <w:numPr>
           <w:ilvl w:val="1"/>
           <w:numId w:val="2"/>
@@ -5119,7 +5206,7 @@
     </w:p>
     <w:p>
       <w:pPr>
-        <w:pStyle w:val="af2"/>
+        <w:pStyle w:val="ListParagraph"/>
         <w:numPr>
           <w:ilvl w:val="0"/>
           <w:numId w:val="7"/>
@@ -5127,12 +5214,15 @@
         <w:ind w:left="1134"/>
       </w:pPr>
       <w:r>
-        <w:t>Техническая документация.</w:t>
-      </w:r>
-    </w:p>
-    <w:p>
-      <w:pPr>
-        <w:pStyle w:val="af2"/>
+        <w:t>Техническое задание</w:t>
+      </w:r>
+      <w:r>
+        <w:t>.</w:t>
+      </w:r>
+    </w:p>
+    <w:p>
+      <w:pPr>
+        <w:pStyle w:val="ListParagraph"/>
         <w:numPr>
           <w:ilvl w:val="0"/>
           <w:numId w:val="7"/>
@@ -5140,12 +5230,15 @@
         <w:ind w:left="1134"/>
       </w:pPr>
       <w:r>
-        <w:t>Программный проект.</w:t>
-      </w:r>
-    </w:p>
-    <w:p>
-      <w:pPr>
-        <w:pStyle w:val="af2"/>
+        <w:t>Руководство пользователя</w:t>
+      </w:r>
+      <w:r>
+        <w:t>.</w:t>
+      </w:r>
+    </w:p>
+    <w:p>
+      <w:pPr>
+        <w:pStyle w:val="ListParagraph"/>
         <w:numPr>
           <w:ilvl w:val="0"/>
           <w:numId w:val="7"/>
@@ -5155,6 +5248,22 @@
       <w:r>
         <w:t>Отзыв руководителя</w:t>
       </w:r>
+      <w:r>
+        <w:t>.</w:t>
+      </w:r>
+    </w:p>
+    <w:p>
+      <w:pPr>
+        <w:pStyle w:val="ListParagraph"/>
+        <w:numPr>
+          <w:ilvl w:val="0"/>
+          <w:numId w:val="7"/>
+        </w:numPr>
+        <w:ind w:left="1134"/>
+      </w:pPr>
+      <w:r>
+        <w:t>Отчет.</w:t>
+      </w:r>
     </w:p>
     <w:p>
       <w:r>
@@ -5163,7 +5272,7 @@
     </w:p>
     <w:p>
       <w:pPr>
-        <w:pStyle w:val="af2"/>
+        <w:pStyle w:val="ListParagraph"/>
         <w:keepNext/>
         <w:pageBreakBefore/>
         <w:numPr>
@@ -5214,10 +5323,10 @@
     </w:p>
     <w:p>
       <w:r>
-        <w:t xml:space="preserve">Использование разрабатываемого продукта упростит процесс </w:t>
-      </w:r>
-      <w:r>
-        <w:t>изучения лексики и поможет практиковать навыки быстрой печати</w:t>
+        <w:t>Использование разрабатываемого продукта</w:t>
+      </w:r>
+      <w:r>
+        <w:t xml:space="preserve"> реализует работы с загрузкой и обработкой методических материалов в рамках экосистемы дисциплины «Программирование»</w:t>
       </w:r>
       <w:r>
         <w:t>.</w:t>
@@ -5225,7 +5334,7 @@
     </w:p>
     <w:p>
       <w:pPr>
-        <w:pStyle w:val="af2"/>
+        <w:pStyle w:val="ListParagraph"/>
         <w:keepNext/>
         <w:pageBreakBefore/>
         <w:numPr>
@@ -5284,7 +5393,7 @@
     </w:p>
     <w:p>
       <w:pPr>
-        <w:pStyle w:val="af2"/>
+        <w:pStyle w:val="ListParagraph"/>
         <w:numPr>
           <w:ilvl w:val="0"/>
           <w:numId w:val="8"/>
@@ -5297,7 +5406,7 @@
     </w:p>
     <w:p>
       <w:pPr>
-        <w:pStyle w:val="af2"/>
+        <w:pStyle w:val="ListParagraph"/>
         <w:numPr>
           <w:ilvl w:val="0"/>
           <w:numId w:val="8"/>
@@ -5310,7 +5419,7 @@
     </w:p>
     <w:p>
       <w:pPr>
-        <w:pStyle w:val="af2"/>
+        <w:pStyle w:val="ListParagraph"/>
         <w:numPr>
           <w:ilvl w:val="0"/>
           <w:numId w:val="8"/>
@@ -5323,7 +5432,7 @@
     </w:p>
     <w:p>
       <w:pPr>
-        <w:pStyle w:val="af2"/>
+        <w:pStyle w:val="ListParagraph"/>
         <w:numPr>
           <w:ilvl w:val="0"/>
           <w:numId w:val="8"/>
@@ -5349,7 +5458,7 @@
     </w:p>
     <w:p>
       <w:pPr>
-        <w:pStyle w:val="af2"/>
+        <w:pStyle w:val="ListParagraph"/>
         <w:numPr>
           <w:ilvl w:val="0"/>
           <w:numId w:val="9"/>
@@ -5362,7 +5471,7 @@
     </w:p>
     <w:p>
       <w:pPr>
-        <w:pStyle w:val="af2"/>
+        <w:pStyle w:val="ListParagraph"/>
         <w:numPr>
           <w:ilvl w:val="0"/>
           <w:numId w:val="9"/>
@@ -5375,7 +5484,7 @@
     </w:p>
     <w:p>
       <w:pPr>
-        <w:pStyle w:val="af2"/>
+        <w:pStyle w:val="ListParagraph"/>
         <w:numPr>
           <w:ilvl w:val="0"/>
           <w:numId w:val="9"/>
@@ -5388,7 +5497,7 @@
     </w:p>
     <w:p>
       <w:pPr>
-        <w:pStyle w:val="af2"/>
+        <w:pStyle w:val="ListParagraph"/>
         <w:numPr>
           <w:ilvl w:val="0"/>
           <w:numId w:val="9"/>
@@ -5401,7 +5510,7 @@
     </w:p>
     <w:p>
       <w:pPr>
-        <w:pStyle w:val="af2"/>
+        <w:pStyle w:val="ListParagraph"/>
         <w:numPr>
           <w:ilvl w:val="0"/>
           <w:numId w:val="9"/>
@@ -5447,24 +5556,66 @@
         <w:rPr>
           <w:rFonts w:eastAsiaTheme="minorEastAsia"/>
         </w:rPr>
-        <w:t>.2024, завершение</w:t>
+        <w:t>.202</w:t>
       </w:r>
       <w:r>
         <w:rPr>
           <w:rFonts w:eastAsiaTheme="minorEastAsia"/>
         </w:rPr>
-        <w:t xml:space="preserve"> 19.05.2025</w:t>
+        <w:t>5</w:t>
       </w:r>
       <w:r>
         <w:rPr>
           <w:rFonts w:eastAsiaTheme="minorEastAsia"/>
         </w:rPr>
+        <w:t>, завершение</w:t>
+      </w:r>
+      <w:r>
+        <w:rPr>
+          <w:rFonts w:eastAsiaTheme="minorEastAsia"/>
+        </w:rPr>
+        <w:t xml:space="preserve"> </w:t>
+      </w:r>
+      <w:r>
+        <w:rPr>
+          <w:rFonts w:eastAsiaTheme="minorEastAsia"/>
+        </w:rPr>
+        <w:t>24</w:t>
+      </w:r>
+      <w:r>
+        <w:rPr>
+          <w:rFonts w:eastAsiaTheme="minorEastAsia"/>
+        </w:rPr>
+        <w:t>.</w:t>
+      </w:r>
+      <w:r>
+        <w:rPr>
+          <w:rFonts w:eastAsiaTheme="minorEastAsia"/>
+        </w:rPr>
+        <w:t>03</w:t>
+      </w:r>
+      <w:r>
+        <w:rPr>
+          <w:rFonts w:eastAsiaTheme="minorEastAsia"/>
+        </w:rPr>
+        <w:t>.202</w:t>
+      </w:r>
+      <w:r>
+        <w:rPr>
+          <w:rFonts w:eastAsiaTheme="minorEastAsia"/>
+        </w:rPr>
+        <w:t>6</w:t>
+      </w:r>
+      <w:r>
+        <w:rPr>
+          <w:rFonts w:eastAsiaTheme="minorEastAsia"/>
+        </w:rPr>
         <w:t>. Защита будет проходить в формате представления проделанной работы студентами перед проверяющей комиссией.</w:t>
       </w:r>
     </w:p>
     <w:p>
       <w:pPr>
-        <w:pStyle w:val="af2"/>
+        <w:pStyle w:val="ListParagraph"/>
         <w:keepNext/>
         <w:pageBreakBefore/>
         <w:numPr>
@@ -5765,7 +5916,7 @@
       <w:hyperlink r:id="rId14" w:history="1">
         <w:r>
           <w:rPr>
-            <w:rStyle w:val="a4"/>
+            <w:rStyle w:val="Hyperlink"/>
             <w:rFonts w:eastAsiaTheme="minorEastAsia"/>
             <w:color w:val="auto"/>
             <w:u w:val="none"/>
@@ -5846,7 +5997,7 @@
       <w:hyperlink r:id="rId15" w:history="1">
         <w:r>
           <w:rPr>
-            <w:rStyle w:val="a4"/>
+            <w:rStyle w:val="Hyperlink"/>
             <w:rFonts w:eastAsiaTheme="minorEastAsia"/>
             <w:color w:val="auto"/>
             <w:u w:val="none"/>
@@ -5927,7 +6078,7 @@
       <w:hyperlink r:id="rId16" w:history="1">
         <w:r>
           <w:rPr>
-            <w:rStyle w:val="a4"/>
+            <w:rStyle w:val="Hyperlink"/>
             <w:rFonts w:eastAsiaTheme="minorEastAsia"/>
             <w:color w:val="auto"/>
             <w:u w:val="none"/>
@@ -6008,7 +6159,7 @@
       <w:hyperlink r:id="rId17" w:history="1">
         <w:r>
           <w:rPr>
-            <w:rStyle w:val="a4"/>
+            <w:rStyle w:val="Hyperlink"/>
             <w:rFonts w:eastAsiaTheme="minorEastAsia"/>
             <w:color w:val="auto"/>
             <w:u w:val="none"/>
@@ -6074,7 +6225,7 @@
 <w:ftr xmlns:wpc="http://schemas.microsoft.com/office/word/2010/wordprocessingCanvas" xmlns:cx="http://schemas.microsoft.com/office/drawing/2014/chartex" xmlns:cx1="http://schemas.microsoft.com/office/drawing/2015/9/8/chartex" xmlns:cx2="http://schemas.microsoft.com/office/drawing/2015/10/21/chartex" xmlns:cx3="http://schemas.microsoft.com/office/drawing/2016/5/9/chartex" xmlns:cx4="http://schemas.microsoft.com/office/drawing/2016/5/10/chartex" xmlns:cx5="http://schemas.microsoft.com/office/drawing/2016/5/11/chartex" xmlns:cx6="http://schemas.microsoft.com/office/drawing/2016/5/12/chartex" xmlns:cx7="http://schemas.microsoft.com/office/drawing/2016/5/13/chartex" xmlns:cx8="http://schemas.microsoft.com/office/drawing/2016/5/14/chartex" xmlns:mc="http://schemas.openxmlformats.org/markup-compatibility/2006" xmlns:aink="http://schemas.microsoft.com/office/drawing/2016/ink" xmlns:am3d="http://schemas.microsoft.com/office/drawing/2017/model3d" xmlns:o="urn:schemas-microsoft-com:office:office" xmlns:oel="http://schemas.microsoft.com/office/2019/extlst" xmlns:r="http://schemas.openxmlformats.org/officeDocument/2006/relationships" xmlns:m="http://schemas.openxmlformats.org/officeDocument/2006/math" xmlns:v="urn:schemas-microsoft-com:vml" xmlns:wp14="http://schemas.microsoft.com/office/word/2010/wordprocessingDrawing" xmlns:wp="http://schemas.openxmlformats.org/drawingml/2006/wordprocessingDrawing" xmlns:w10="urn:schemas-microsoft-com:office:word" xmlns:w="http://schemas.openxmlformats.org/wordprocessingml/2006/main" xmlns:w14="http://schemas.microsoft.com/office/word/2010/wordml" xmlns:w15="http://schemas.microsoft.com/office/word/2012/wordml" xmlns:w16cex="http://schemas.microsoft.com/office/word/2018/wordml/cex" xmlns:w16cid="http://schemas.microsoft.com/office/word/2016/wordml/cid" xmlns:w16="http://schemas.microsoft.com/office/word/2018/wordml" xmlns:w16du="http://schemas.microsoft.com/office/word/2023/wordml/word16du" xmlns:w16sdtdh="http://schemas.microsoft.com/office/word/2020/wordml/sdtdatahash" xmlns:w16sdtfl="http://schemas.microsoft.com/office/word/2024/wordml/sdtformatlock" xmlns:w16se="http://schemas.microsoft.com/office/word/2015/wordml/symex" xmlns:wpg="http://schemas.microsoft.com/office/word/2010/wordprocessingGroup" xmlns:wpi="http://schemas.microsoft.com/office/word/2010/wordprocessingInk" xmlns:wne="http://schemas.microsoft.com/office/word/2006/wordml" xmlns:wps="http://schemas.microsoft.com/office/word/2010/wordprocessingShape" mc:Ignorable="w14 w15 w16se w16cid w16 w16cex w16sdtdh w16sdtfl w16du wp14">
   <w:tbl>
     <w:tblPr>
-      <w:tblStyle w:val="af1"/>
+      <w:tblStyle w:val="TableGrid"/>
       <w:tblW w:w="0" w:type="auto"/>
       <w:tblLook w:val="04A0" w:firstRow="1" w:lastRow="0" w:firstColumn="1" w:lastColumn="0" w:noHBand="0" w:noVBand="1"/>
     </w:tblPr>
@@ -6092,7 +6243,7 @@
         </w:tcPr>
         <w:p>
           <w:pPr>
-            <w:pStyle w:val="ad"/>
+            <w:pStyle w:val="Footer"/>
             <w:ind w:firstLine="0"/>
             <w:rPr>
               <w:rFonts w:eastAsiaTheme="minorHAnsi"/>
@@ -6108,7 +6259,7 @@
         </w:tcPr>
         <w:p>
           <w:pPr>
-            <w:pStyle w:val="ad"/>
+            <w:pStyle w:val="Footer"/>
             <w:ind w:firstLine="0"/>
             <w:rPr>
               <w:rFonts w:eastAsiaTheme="minorHAnsi"/>
@@ -6124,7 +6275,7 @@
         </w:tcPr>
         <w:p>
           <w:pPr>
-            <w:pStyle w:val="ad"/>
+            <w:pStyle w:val="Footer"/>
             <w:ind w:firstLine="0"/>
             <w:rPr>
               <w:rFonts w:eastAsiaTheme="minorHAnsi"/>
@@ -6140,7 +6291,7 @@
         </w:tcPr>
         <w:p>
           <w:pPr>
-            <w:pStyle w:val="ad"/>
+            <w:pStyle w:val="Footer"/>
             <w:ind w:firstLine="0"/>
             <w:rPr>
               <w:rFonts w:eastAsiaTheme="minorHAnsi"/>
@@ -6156,7 +6307,7 @@
         </w:tcPr>
         <w:p>
           <w:pPr>
-            <w:pStyle w:val="ad"/>
+            <w:pStyle w:val="Footer"/>
             <w:ind w:firstLine="0"/>
             <w:rPr>
               <w:rFonts w:eastAsiaTheme="minorHAnsi"/>
@@ -6174,7 +6325,7 @@
         </w:tcPr>
         <w:p>
           <w:pPr>
-            <w:pStyle w:val="ad"/>
+            <w:pStyle w:val="Footer"/>
             <w:ind w:firstLine="0"/>
             <w:rPr>
               <w:rFonts w:eastAsiaTheme="minorHAnsi"/>
@@ -6198,7 +6349,7 @@
         </w:tcPr>
         <w:p>
           <w:pPr>
-            <w:pStyle w:val="ad"/>
+            <w:pStyle w:val="Footer"/>
             <w:ind w:firstLine="0"/>
             <w:rPr>
               <w:rFonts w:eastAsiaTheme="minorHAnsi"/>
@@ -6222,7 +6373,7 @@
         </w:tcPr>
         <w:p>
           <w:pPr>
-            <w:pStyle w:val="ad"/>
+            <w:pStyle w:val="Footer"/>
             <w:ind w:firstLine="0"/>
             <w:rPr>
               <w:rFonts w:eastAsiaTheme="minorHAnsi"/>
@@ -6246,7 +6397,7 @@
         </w:tcPr>
         <w:p>
           <w:pPr>
-            <w:pStyle w:val="ad"/>
+            <w:pStyle w:val="Footer"/>
             <w:ind w:firstLine="0"/>
             <w:rPr>
               <w:rFonts w:eastAsiaTheme="minorHAnsi"/>
@@ -6270,7 +6421,7 @@
         </w:tcPr>
         <w:p>
           <w:pPr>
-            <w:pStyle w:val="ad"/>
+            <w:pStyle w:val="Footer"/>
             <w:ind w:firstLine="0"/>
             <w:rPr>
               <w:rFonts w:eastAsiaTheme="minorHAnsi"/>
@@ -6296,7 +6447,7 @@
         </w:tcPr>
         <w:p>
           <w:pPr>
-            <w:pStyle w:val="ad"/>
+            <w:pStyle w:val="Footer"/>
             <w:ind w:firstLine="0"/>
             <w:rPr>
               <w:rFonts w:eastAsiaTheme="minorHAnsi"/>
@@ -6321,7 +6472,7 @@
         </w:tcPr>
         <w:p>
           <w:pPr>
-            <w:pStyle w:val="ad"/>
+            <w:pStyle w:val="Footer"/>
             <w:ind w:firstLine="0"/>
             <w:rPr>
               <w:rFonts w:eastAsiaTheme="minorHAnsi"/>
@@ -6337,7 +6488,7 @@
         </w:tcPr>
         <w:p>
           <w:pPr>
-            <w:pStyle w:val="ad"/>
+            <w:pStyle w:val="Footer"/>
             <w:ind w:firstLine="0"/>
             <w:rPr>
               <w:rFonts w:eastAsiaTheme="minorHAnsi"/>
@@ -6353,7 +6504,7 @@
         </w:tcPr>
         <w:p>
           <w:pPr>
-            <w:pStyle w:val="ad"/>
+            <w:pStyle w:val="Footer"/>
             <w:ind w:firstLine="0"/>
             <w:rPr>
               <w:rFonts w:eastAsiaTheme="minorHAnsi"/>
@@ -6369,7 +6520,7 @@
         </w:tcPr>
         <w:p>
           <w:pPr>
-            <w:pStyle w:val="ad"/>
+            <w:pStyle w:val="Footer"/>
             <w:ind w:firstLine="0"/>
             <w:rPr>
               <w:rFonts w:eastAsiaTheme="minorHAnsi"/>
@@ -6387,7 +6538,7 @@
         </w:tcPr>
         <w:p>
           <w:pPr>
-            <w:pStyle w:val="ad"/>
+            <w:pStyle w:val="Footer"/>
             <w:ind w:firstLine="0"/>
             <w:rPr>
               <w:rFonts w:eastAsiaTheme="minorHAnsi"/>
@@ -6411,7 +6562,7 @@
         </w:tcPr>
         <w:p>
           <w:pPr>
-            <w:pStyle w:val="ad"/>
+            <w:pStyle w:val="Footer"/>
             <w:ind w:firstLine="0"/>
             <w:rPr>
               <w:rFonts w:eastAsiaTheme="minorHAnsi"/>
@@ -6435,7 +6586,7 @@
         </w:tcPr>
         <w:p>
           <w:pPr>
-            <w:pStyle w:val="ad"/>
+            <w:pStyle w:val="Footer"/>
             <w:ind w:firstLine="0"/>
             <w:rPr>
               <w:rFonts w:eastAsiaTheme="minorHAnsi"/>
@@ -6469,7 +6620,7 @@
         </w:tcPr>
         <w:p>
           <w:pPr>
-            <w:pStyle w:val="ad"/>
+            <w:pStyle w:val="Footer"/>
             <w:ind w:firstLine="0"/>
             <w:rPr>
               <w:rFonts w:eastAsiaTheme="minorHAnsi"/>
@@ -6511,7 +6662,7 @@
         </w:tcPr>
         <w:p>
           <w:pPr>
-            <w:pStyle w:val="ad"/>
+            <w:pStyle w:val="Footer"/>
             <w:ind w:firstLine="0"/>
             <w:rPr>
               <w:rFonts w:eastAsiaTheme="minorHAnsi"/>
@@ -6533,7 +6684,7 @@
   </w:tbl>
   <w:p>
     <w:pPr>
-      <w:pStyle w:val="ad"/>
+      <w:pStyle w:val="Footer"/>
       <w:ind w:firstLine="0"/>
     </w:pPr>
   </w:p>
@@ -6563,7 +6714,7 @@
 <w:hdr xmlns:wpc="http://schemas.microsoft.com/office/word/2010/wordprocessingCanvas" xmlns:cx="http://schemas.microsoft.com/office/drawing/2014/chartex" xmlns:cx1="http://schemas.microsoft.com/office/drawing/2015/9/8/chartex" xmlns:cx2="http://schemas.microsoft.com/office/drawing/2015/10/21/chartex" xmlns:cx3="http://schemas.microsoft.com/office/drawing/2016/5/9/chartex" xmlns:cx4="http://schemas.microsoft.com/office/drawing/2016/5/10/chartex" xmlns:cx5="http://schemas.microsoft.com/office/drawing/2016/5/11/chartex" xmlns:cx6="http://schemas.microsoft.com/office/drawing/2016/5/12/chartex" xmlns:cx7="http://schemas.microsoft.com/office/drawing/2016/5/13/chartex" xmlns:cx8="http://schemas.microsoft.com/office/drawing/2016/5/14/chartex" xmlns:mc="http://schemas.openxmlformats.org/markup-compatibility/2006" xmlns:aink="http://schemas.microsoft.com/office/drawing/2016/ink" xmlns:am3d="http://schemas.microsoft.com/office/drawing/2017/model3d" xmlns:o="urn:schemas-microsoft-com:office:office" xmlns:oel="http://schemas.microsoft.com/office/2019/extlst" xmlns:r="http://schemas.openxmlformats.org/officeDocument/2006/relationships" xmlns:m="http://schemas.openxmlformats.org/officeDocument/2006/math" xmlns:v="urn:schemas-microsoft-com:vml" xmlns:wp14="http://schemas.microsoft.com/office/word/2010/wordprocessingDrawing" xmlns:wp="http://schemas.openxmlformats.org/drawingml/2006/wordprocessingDrawing" xmlns:w10="urn:schemas-microsoft-com:office:word" xmlns:w="http://schemas.openxmlformats.org/wordprocessingml/2006/main" xmlns:w14="http://schemas.microsoft.com/office/word/2010/wordml" xmlns:w15="http://schemas.microsoft.com/office/word/2012/wordml" xmlns:w16cex="http://schemas.microsoft.com/office/word/2018/wordml/cex" xmlns:w16cid="http://schemas.microsoft.com/office/word/2016/wordml/cid" xmlns:w16="http://schemas.microsoft.com/office/word/2018/wordml" xmlns:w16du="http://schemas.microsoft.com/office/word/2023/wordml/word16du" xmlns:w16sdtdh="http://schemas.microsoft.com/office/word/2020/wordml/sdtdatahash" xmlns:w16sdtfl="http://schemas.microsoft.com/office/word/2024/wordml/sdtformatlock" xmlns:w16se="http://schemas.microsoft.com/office/word/2015/wordml/symex" xmlns:wpg="http://schemas.microsoft.com/office/word/2010/wordprocessingGroup" xmlns:wpi="http://schemas.microsoft.com/office/word/2010/wordprocessingInk" xmlns:wne="http://schemas.microsoft.com/office/word/2006/wordml" xmlns:wps="http://schemas.microsoft.com/office/word/2010/wordprocessingShape" mc:Ignorable="w14 w15 w16se w16cid w16 w16cex w16sdtdh w16sdtfl w16du wp14">
   <w:p>
     <w:pPr>
-      <w:pStyle w:val="ab"/>
+      <w:pStyle w:val="Header"/>
       <w:spacing w:beforeLines="150" w:before="360"/>
       <w:ind w:firstLine="0"/>
       <w:jc w:val="center"/>
@@ -6579,7 +6730,7 @@
 <w:hdr xmlns:wpc="http://schemas.microsoft.com/office/word/2010/wordprocessingCanvas" xmlns:cx="http://schemas.microsoft.com/office/drawing/2014/chartex" xmlns:cx1="http://schemas.microsoft.com/office/drawing/2015/9/8/chartex" xmlns:cx2="http://schemas.microsoft.com/office/drawing/2015/10/21/chartex" xmlns:cx3="http://schemas.microsoft.com/office/drawing/2016/5/9/chartex" xmlns:cx4="http://schemas.microsoft.com/office/drawing/2016/5/10/chartex" xmlns:cx5="http://schemas.microsoft.com/office/drawing/2016/5/11/chartex" xmlns:cx6="http://schemas.microsoft.com/office/drawing/2016/5/12/chartex" xmlns:cx7="http://schemas.microsoft.com/office/drawing/2016/5/13/chartex" xmlns:cx8="http://schemas.microsoft.com/office/drawing/2016/5/14/chartex" xmlns:mc="http://schemas.openxmlformats.org/markup-compatibility/2006" xmlns:aink="http://schemas.microsoft.com/office/drawing/2016/ink" xmlns:am3d="http://schemas.microsoft.com/office/drawing/2017/model3d" xmlns:o="urn:schemas-microsoft-com:office:office" xmlns:oel="http://schemas.microsoft.com/office/2019/extlst" xmlns:r="http://schemas.openxmlformats.org/officeDocument/2006/relationships" xmlns:m="http://schemas.openxmlformats.org/officeDocument/2006/math" xmlns:v="urn:schemas-microsoft-com:vml" xmlns:wp14="http://schemas.microsoft.com/office/word/2010/wordprocessingDrawing" xmlns:wp="http://schemas.openxmlformats.org/drawingml/2006/wordprocessingDrawing" xmlns:w10="urn:schemas-microsoft-com:office:word" xmlns:w="http://schemas.openxmlformats.org/wordprocessingml/2006/main" xmlns:w14="http://schemas.microsoft.com/office/word/2010/wordml" xmlns:w15="http://schemas.microsoft.com/office/word/2012/wordml" xmlns:w16cex="http://schemas.microsoft.com/office/word/2018/wordml/cex" xmlns:w16cid="http://schemas.microsoft.com/office/word/2016/wordml/cid" xmlns:w16="http://schemas.microsoft.com/office/word/2018/wordml" xmlns:w16du="http://schemas.microsoft.com/office/word/2023/wordml/word16du" xmlns:w16sdtdh="http://schemas.microsoft.com/office/word/2020/wordml/sdtdatahash" xmlns:w16sdtfl="http://schemas.microsoft.com/office/word/2024/wordml/sdtformatlock" xmlns:w16se="http://schemas.microsoft.com/office/word/2015/wordml/symex" xmlns:wpg="http://schemas.microsoft.com/office/word/2010/wordprocessingGroup" xmlns:wpi="http://schemas.microsoft.com/office/word/2010/wordprocessingInk" xmlns:wne="http://schemas.microsoft.com/office/word/2006/wordml" xmlns:wps="http://schemas.microsoft.com/office/word/2010/wordprocessingShape" mc:Ignorable="w14 w15 w16se w16cid w16 w16cex w16sdtdh w16sdtfl w16du wp14">
   <w:p>
     <w:pPr>
-      <w:pStyle w:val="ab"/>
+      <w:pStyle w:val="Header"/>
     </w:pPr>
     <w:r>
       <w:rPr>
@@ -6636,7 +6787,7 @@
                       <w:txbxContent>
                         <w:p>
                           <w:pPr>
-                            <w:pStyle w:val="ab"/>
+                            <w:pStyle w:val="Header"/>
                           </w:pPr>
                           <w:r>
                             <w:fldChar w:fldCharType="begin"/>
@@ -6710,13 +6861,22 @@
 <w:hdr xmlns:wpc="http://schemas.microsoft.com/office/word/2010/wordprocessingCanvas" xmlns:cx="http://schemas.microsoft.com/office/drawing/2014/chartex" xmlns:cx1="http://schemas.microsoft.com/office/drawing/2015/9/8/chartex" xmlns:cx2="http://schemas.microsoft.com/office/drawing/2015/10/21/chartex" xmlns:cx3="http://schemas.microsoft.com/office/drawing/2016/5/9/chartex" xmlns:cx4="http://schemas.microsoft.com/office/drawing/2016/5/10/chartex" xmlns:cx5="http://schemas.microsoft.com/office/drawing/2016/5/11/chartex" xmlns:cx6="http://schemas.microsoft.com/office/drawing/2016/5/12/chartex" xmlns:cx7="http://schemas.microsoft.com/office/drawing/2016/5/13/chartex" xmlns:cx8="http://schemas.microsoft.com/office/drawing/2016/5/14/chartex" xmlns:mc="http://schemas.openxmlformats.org/markup-compatibility/2006" xmlns:aink="http://schemas.microsoft.com/office/drawing/2016/ink" xmlns:am3d="http://schemas.microsoft.com/office/drawing/2017/model3d" xmlns:o="urn:schemas-microsoft-com:office:office" xmlns:oel="http://schemas.microsoft.com/office/2019/extlst" xmlns:r="http://schemas.openxmlformats.org/officeDocument/2006/relationships" xmlns:m="http://schemas.openxmlformats.org/officeDocument/2006/math" xmlns:v="urn:schemas-microsoft-com:vml" xmlns:wp14="http://schemas.microsoft.com/office/word/2010/wordprocessingDrawing" xmlns:wp="http://schemas.openxmlformats.org/drawingml/2006/wordprocessingDrawing" xmlns:w10="urn:schemas-microsoft-com:office:word" xmlns:w="http://schemas.openxmlformats.org/wordprocessingml/2006/main" xmlns:w14="http://schemas.microsoft.com/office/word/2010/wordml" xmlns:w15="http://schemas.microsoft.com/office/word/2012/wordml" xmlns:w16cex="http://schemas.microsoft.com/office/word/2018/wordml/cex" xmlns:w16cid="http://schemas.microsoft.com/office/word/2016/wordml/cid" xmlns:w16="http://schemas.microsoft.com/office/word/2018/wordml" xmlns:w16du="http://schemas.microsoft.com/office/word/2023/wordml/word16du" xmlns:w16sdtdh="http://schemas.microsoft.com/office/word/2020/wordml/sdtdatahash" xmlns:w16sdtfl="http://schemas.microsoft.com/office/word/2024/wordml/sdtformatlock" xmlns:w16se="http://schemas.microsoft.com/office/word/2015/wordml/symex" xmlns:wpg="http://schemas.microsoft.com/office/word/2010/wordprocessingGroup" xmlns:wpi="http://schemas.microsoft.com/office/word/2010/wordprocessingInk" xmlns:wne="http://schemas.microsoft.com/office/word/2006/wordml" xmlns:wps="http://schemas.microsoft.com/office/word/2010/wordprocessingShape" mc:Ignorable="w14 w15 w16se w16cid w16 w16cex w16sdtdh w16sdtfl w16du wp14">
   <w:p>
     <w:pPr>
-      <w:pStyle w:val="ab"/>
+      <w:pStyle w:val="Header"/>
       <w:spacing w:beforeLines="150" w:before="360"/>
       <w:ind w:firstLine="0"/>
       <w:jc w:val="center"/>
     </w:pPr>
     <w:r>
-      <w:t>RU.17701729.12.17-01 ТЗ 01-1</w:t>
+      <w:t>RU.17701729.</w:t>
+    </w:r>
+    <w:r>
+      <w:rPr>
+        <w:highlight w:val="yellow"/>
+      </w:rPr>
+      <w:t>12.17</w:t>
+    </w:r>
+    <w:r>
+      <w:t>-01 ТЗ 01-1</w:t>
     </w:r>
     <w:r>
       <w:rPr>
@@ -6773,7 +6933,7 @@
                       <w:txbxContent>
                         <w:p>
                           <w:pPr>
-                            <w:pStyle w:val="ab"/>
+                            <w:pStyle w:val="Header"/>
                             <w:ind w:firstLine="0"/>
                           </w:pPr>
                           <w:r>
@@ -8090,7 +8250,7 @@
     <w:lsdException w:name="Unresolved Mention" w:semiHidden="1" w:unhideWhenUsed="1"/>
     <w:lsdException w:name="Smart Link" w:semiHidden="1" w:unhideWhenUsed="1"/>
   </w:latentStyles>
-  <w:style w:type="paragraph" w:default="1" w:styleId="a">
+  <w:style w:type="paragraph" w:default="1" w:styleId="Normal">
     <w:name w:val="Normal"/>
     <w:qFormat/>
     <w:pPr>
@@ -8105,10 +8265,10 @@
       <w:lang w:eastAsia="en-US"/>
     </w:rPr>
   </w:style>
-  <w:style w:type="paragraph" w:styleId="1">
+  <w:style w:type="paragraph" w:styleId="Heading1">
     <w:name w:val="heading 1"/>
-    <w:next w:val="a"/>
-    <w:link w:val="10"/>
+    <w:next w:val="Normal"/>
+    <w:link w:val="Heading1Char"/>
     <w:uiPriority w:val="9"/>
     <w:qFormat/>
     <w:pPr>
@@ -8127,10 +8287,10 @@
       <w:szCs w:val="32"/>
     </w:rPr>
   </w:style>
-  <w:style w:type="paragraph" w:styleId="2">
+  <w:style w:type="paragraph" w:styleId="Heading2">
     <w:name w:val="heading 2"/>
-    <w:next w:val="a"/>
-    <w:link w:val="20"/>
+    <w:next w:val="Normal"/>
+    <w:link w:val="Heading2Char"/>
     <w:uiPriority w:val="9"/>
     <w:unhideWhenUsed/>
     <w:qFormat/>
@@ -8149,10 +8309,10 @@
       <w:szCs w:val="28"/>
     </w:rPr>
   </w:style>
-  <w:style w:type="paragraph" w:styleId="3">
+  <w:style w:type="paragraph" w:styleId="Heading3">
     <w:name w:val="heading 3"/>
-    <w:next w:val="a"/>
-    <w:link w:val="30"/>
+    <w:next w:val="Normal"/>
+    <w:link w:val="Heading3Char"/>
     <w:uiPriority w:val="9"/>
     <w:unhideWhenUsed/>
     <w:qFormat/>
@@ -8172,10 +8332,10 @@
       <w:szCs w:val="26"/>
     </w:rPr>
   </w:style>
-  <w:style w:type="paragraph" w:styleId="4">
+  <w:style w:type="paragraph" w:styleId="Heading4">
     <w:name w:val="heading 4"/>
-    <w:basedOn w:val="a"/>
-    <w:next w:val="a"/>
+    <w:basedOn w:val="Normal"/>
+    <w:next w:val="Normal"/>
     <w:uiPriority w:val="9"/>
     <w:unhideWhenUsed/>
     <w:qFormat/>
@@ -8193,13 +8353,13 @@
       <w:szCs w:val="28"/>
     </w:rPr>
   </w:style>
-  <w:style w:type="character" w:default="1" w:styleId="a0">
+  <w:style w:type="character" w:default="1" w:styleId="DefaultParagraphFont">
     <w:name w:val="Default Paragraph Font"/>
     <w:uiPriority w:val="1"/>
     <w:semiHidden/>
     <w:unhideWhenUsed/>
   </w:style>
-  <w:style w:type="table" w:default="1" w:styleId="a1">
+  <w:style w:type="table" w:default="1" w:styleId="TableNormal">
     <w:name w:val="Normal Table"/>
     <w:uiPriority w:val="99"/>
     <w:semiHidden/>
@@ -8214,15 +8374,15 @@
       </w:tblCellMar>
     </w:tblPr>
   </w:style>
-  <w:style w:type="numbering" w:default="1" w:styleId="a2">
+  <w:style w:type="numbering" w:default="1" w:styleId="NoList">
     <w:name w:val="No List"/>
     <w:uiPriority w:val="99"/>
     <w:semiHidden/>
     <w:unhideWhenUsed/>
   </w:style>
-  <w:style w:type="character" w:styleId="a3">
+  <w:style w:type="character" w:styleId="CommentReference">
     <w:name w:val="annotation reference"/>
-    <w:basedOn w:val="a0"/>
+    <w:basedOn w:val="DefaultParagraphFont"/>
     <w:uiPriority w:val="99"/>
     <w:semiHidden/>
     <w:unhideWhenUsed/>
@@ -8232,9 +8392,9 @@
       <w:szCs w:val="16"/>
     </w:rPr>
   </w:style>
-  <w:style w:type="character" w:styleId="a4">
+  <w:style w:type="character" w:styleId="Hyperlink">
     <w:name w:val="Hyperlink"/>
-    <w:basedOn w:val="a0"/>
+    <w:basedOn w:val="DefaultParagraphFont"/>
     <w:uiPriority w:val="99"/>
     <w:unhideWhenUsed/>
     <w:qFormat/>
@@ -8243,9 +8403,9 @@
       <w:u w:val="single"/>
     </w:rPr>
   </w:style>
-  <w:style w:type="character" w:styleId="a5">
+  <w:style w:type="character" w:styleId="Strong">
     <w:name w:val="Strong"/>
-    <w:basedOn w:val="a0"/>
+    <w:basedOn w:val="DefaultParagraphFont"/>
     <w:uiPriority w:val="22"/>
     <w:qFormat/>
     <w:rPr>
@@ -8253,9 +8413,9 @@
       <w:bCs/>
     </w:rPr>
   </w:style>
-  <w:style w:type="paragraph" w:styleId="a6">
+  <w:style w:type="paragraph" w:styleId="Caption">
     <w:name w:val="caption"/>
-    <w:basedOn w:val="a"/>
+    <w:basedOn w:val="Normal"/>
     <w:qFormat/>
     <w:pPr>
       <w:suppressLineNumbers/>
@@ -8269,10 +8429,10 @@
       <w:szCs w:val="24"/>
     </w:rPr>
   </w:style>
-  <w:style w:type="paragraph" w:styleId="a7">
+  <w:style w:type="paragraph" w:styleId="CommentText">
     <w:name w:val="annotation text"/>
-    <w:basedOn w:val="a"/>
-    <w:link w:val="a8"/>
+    <w:basedOn w:val="Normal"/>
+    <w:link w:val="CommentTextChar"/>
     <w:uiPriority w:val="99"/>
     <w:semiHidden/>
     <w:unhideWhenUsed/>
@@ -8285,11 +8445,11 @@
       <w:szCs w:val="20"/>
     </w:rPr>
   </w:style>
-  <w:style w:type="paragraph" w:styleId="a9">
+  <w:style w:type="paragraph" w:styleId="CommentSubject">
     <w:name w:val="annotation subject"/>
-    <w:basedOn w:val="a7"/>
-    <w:next w:val="a7"/>
-    <w:link w:val="aa"/>
+    <w:basedOn w:val="CommentText"/>
+    <w:next w:val="CommentText"/>
+    <w:link w:val="CommentSubjectChar"/>
     <w:uiPriority w:val="99"/>
     <w:semiHidden/>
     <w:unhideWhenUsed/>
@@ -8299,10 +8459,10 @@
       <w:bCs/>
     </w:rPr>
   </w:style>
-  <w:style w:type="paragraph" w:styleId="ab">
+  <w:style w:type="paragraph" w:styleId="Header">
     <w:name w:val="header"/>
-    <w:basedOn w:val="a"/>
-    <w:link w:val="ac"/>
+    <w:basedOn w:val="Normal"/>
+    <w:link w:val="HeaderChar"/>
     <w:uiPriority w:val="99"/>
     <w:unhideWhenUsed/>
     <w:qFormat/>
@@ -8314,10 +8474,10 @@
       <w:spacing w:line="240" w:lineRule="auto"/>
     </w:pPr>
   </w:style>
-  <w:style w:type="paragraph" w:styleId="11">
+  <w:style w:type="paragraph" w:styleId="TOC1">
     <w:name w:val="toc 1"/>
-    <w:basedOn w:val="a"/>
-    <w:next w:val="a"/>
+    <w:basedOn w:val="Normal"/>
+    <w:next w:val="Normal"/>
     <w:uiPriority w:val="39"/>
     <w:unhideWhenUsed/>
     <w:qFormat/>
@@ -8325,10 +8485,10 @@
       <w:spacing w:after="100"/>
     </w:pPr>
   </w:style>
-  <w:style w:type="paragraph" w:styleId="31">
+  <w:style w:type="paragraph" w:styleId="TOC3">
     <w:name w:val="toc 3"/>
-    <w:basedOn w:val="a"/>
-    <w:next w:val="a"/>
+    <w:basedOn w:val="Normal"/>
+    <w:next w:val="Normal"/>
     <w:uiPriority w:val="39"/>
     <w:unhideWhenUsed/>
     <w:qFormat/>
@@ -8336,10 +8496,10 @@
       <w:ind w:leftChars="400" w:left="840"/>
     </w:pPr>
   </w:style>
-  <w:style w:type="paragraph" w:styleId="21">
+  <w:style w:type="paragraph" w:styleId="TOC2">
     <w:name w:val="toc 2"/>
-    <w:basedOn w:val="a"/>
-    <w:next w:val="a"/>
+    <w:basedOn w:val="Normal"/>
+    <w:next w:val="Normal"/>
     <w:uiPriority w:val="39"/>
     <w:unhideWhenUsed/>
     <w:qFormat/>
@@ -8348,10 +8508,10 @@
       <w:ind w:left="240"/>
     </w:pPr>
   </w:style>
-  <w:style w:type="paragraph" w:styleId="ad">
+  <w:style w:type="paragraph" w:styleId="Footer">
     <w:name w:val="footer"/>
-    <w:basedOn w:val="a"/>
-    <w:link w:val="ae"/>
+    <w:basedOn w:val="Normal"/>
+    <w:link w:val="FooterChar"/>
     <w:uiPriority w:val="99"/>
     <w:unhideWhenUsed/>
     <w:qFormat/>
@@ -8363,10 +8523,10 @@
       <w:spacing w:line="240" w:lineRule="auto"/>
     </w:pPr>
   </w:style>
-  <w:style w:type="paragraph" w:styleId="af">
+  <w:style w:type="paragraph" w:styleId="NormalWeb">
     <w:name w:val="Normal (Web)"/>
-    <w:basedOn w:val="a"/>
-    <w:link w:val="af0"/>
+    <w:basedOn w:val="Normal"/>
+    <w:link w:val="NormalWebChar"/>
     <w:uiPriority w:val="99"/>
     <w:unhideWhenUsed/>
     <w:qFormat/>
@@ -8379,9 +8539,9 @@
       <w:lang w:val="en-US"/>
     </w:rPr>
   </w:style>
-  <w:style w:type="table" w:styleId="af1">
+  <w:style w:type="table" w:styleId="TableGrid">
     <w:name w:val="Table Grid"/>
-    <w:basedOn w:val="a1"/>
+    <w:basedOn w:val="TableNormal"/>
     <w:uiPriority w:val="59"/>
     <w:qFormat/>
     <w:pPr>
@@ -8402,10 +8562,10 @@
       </w:tblBorders>
     </w:tblPr>
   </w:style>
-  <w:style w:type="character" w:customStyle="1" w:styleId="10">
-    <w:name w:val="Заголовок 1 Знак"/>
-    <w:basedOn w:val="a0"/>
-    <w:link w:val="1"/>
+  <w:style w:type="character" w:customStyle="1" w:styleId="Heading1Char">
+    <w:name w:val="Heading 1 Char"/>
+    <w:basedOn w:val="DefaultParagraphFont"/>
+    <w:link w:val="Heading1"/>
     <w:uiPriority w:val="9"/>
     <w:qFormat/>
     <w:rPr>
@@ -8416,10 +8576,10 @@
       <w:szCs w:val="32"/>
     </w:rPr>
   </w:style>
-  <w:style w:type="character" w:customStyle="1" w:styleId="20">
-    <w:name w:val="Заголовок 2 Знак"/>
-    <w:basedOn w:val="a0"/>
-    <w:link w:val="2"/>
+  <w:style w:type="character" w:customStyle="1" w:styleId="Heading2Char">
+    <w:name w:val="Heading 2 Char"/>
+    <w:basedOn w:val="DefaultParagraphFont"/>
+    <w:link w:val="Heading2"/>
     <w:uiPriority w:val="9"/>
     <w:qFormat/>
     <w:rPr>
@@ -8430,10 +8590,10 @@
       <w:szCs w:val="28"/>
     </w:rPr>
   </w:style>
-  <w:style w:type="character" w:customStyle="1" w:styleId="30">
-    <w:name w:val="Заголовок 3 Знак"/>
-    <w:basedOn w:val="a0"/>
-    <w:link w:val="3"/>
+  <w:style w:type="character" w:customStyle="1" w:styleId="Heading3Char">
+    <w:name w:val="Heading 3 Char"/>
+    <w:basedOn w:val="DefaultParagraphFont"/>
+    <w:link w:val="Heading3"/>
     <w:uiPriority w:val="9"/>
     <w:qFormat/>
     <w:rPr>
@@ -8445,9 +8605,9 @@
       <w:szCs w:val="26"/>
     </w:rPr>
   </w:style>
-  <w:style w:type="paragraph" w:styleId="af2">
+  <w:style w:type="paragraph" w:styleId="ListParagraph">
     <w:name w:val="List Paragraph"/>
-    <w:basedOn w:val="a"/>
+    <w:basedOn w:val="Normal"/>
     <w:uiPriority w:val="99"/>
     <w:qFormat/>
     <w:pPr>
@@ -8474,10 +8634,10 @@
       <w:szCs w:val="24"/>
     </w:rPr>
   </w:style>
-  <w:style w:type="character" w:customStyle="1" w:styleId="ac">
-    <w:name w:val="Верхний колонтитул Знак"/>
-    <w:basedOn w:val="a0"/>
-    <w:link w:val="ab"/>
+  <w:style w:type="character" w:customStyle="1" w:styleId="HeaderChar">
+    <w:name w:val="Header Char"/>
+    <w:basedOn w:val="DefaultParagraphFont"/>
+    <w:link w:val="Header"/>
     <w:uiPriority w:val="99"/>
     <w:qFormat/>
     <w:rPr>
@@ -8487,10 +8647,10 @@
       <w:lang w:eastAsia="en-US"/>
     </w:rPr>
   </w:style>
-  <w:style w:type="character" w:customStyle="1" w:styleId="ae">
-    <w:name w:val="Нижний колонтитул Знак"/>
-    <w:basedOn w:val="a0"/>
-    <w:link w:val="ad"/>
+  <w:style w:type="character" w:customStyle="1" w:styleId="FooterChar">
+    <w:name w:val="Footer Char"/>
+    <w:basedOn w:val="DefaultParagraphFont"/>
+    <w:link w:val="Footer"/>
     <w:uiPriority w:val="99"/>
     <w:qFormat/>
     <w:rPr>
@@ -8500,7 +8660,7 @@
       <w:lang w:eastAsia="en-US"/>
     </w:rPr>
   </w:style>
-  <w:style w:type="table" w:customStyle="1" w:styleId="TableGrid">
+  <w:style w:type="table" w:customStyle="1" w:styleId="TableGrid0">
     <w:name w:val="TableGrid"/>
     <w:qFormat/>
     <w:rPr>
@@ -8517,10 +8677,10 @@
       </w:tblCellMar>
     </w:tblPr>
   </w:style>
-  <w:style w:type="character" w:customStyle="1" w:styleId="a8">
-    <w:name w:val="Текст примечания Знак"/>
-    <w:basedOn w:val="a0"/>
-    <w:link w:val="a7"/>
+  <w:style w:type="character" w:customStyle="1" w:styleId="CommentTextChar">
+    <w:name w:val="Comment Text Char"/>
+    <w:basedOn w:val="DefaultParagraphFont"/>
+    <w:link w:val="CommentText"/>
     <w:uiPriority w:val="99"/>
     <w:semiHidden/>
     <w:qFormat/>
@@ -8529,10 +8689,10 @@
       <w:lang w:eastAsia="en-US"/>
     </w:rPr>
   </w:style>
-  <w:style w:type="character" w:customStyle="1" w:styleId="aa">
-    <w:name w:val="Тема примечания Знак"/>
-    <w:basedOn w:val="a8"/>
-    <w:link w:val="a9"/>
+  <w:style w:type="character" w:customStyle="1" w:styleId="CommentSubjectChar">
+    <w:name w:val="Comment Subject Char"/>
+    <w:basedOn w:val="CommentTextChar"/>
+    <w:link w:val="CommentSubject"/>
     <w:uiPriority w:val="99"/>
     <w:semiHidden/>
     <w:qFormat/>
@@ -8543,10 +8703,10 @@
       <w:lang w:eastAsia="en-US"/>
     </w:rPr>
   </w:style>
-  <w:style w:type="paragraph" w:customStyle="1" w:styleId="12">
+  <w:style w:type="paragraph" w:customStyle="1" w:styleId="1">
     <w:name w:val="Заголовок оглавления1"/>
-    <w:basedOn w:val="1"/>
-    <w:next w:val="a"/>
+    <w:basedOn w:val="Heading1"/>
+    <w:next w:val="Normal"/>
     <w:uiPriority w:val="39"/>
     <w:unhideWhenUsed/>
     <w:qFormat/>
@@ -8560,9 +8720,9 @@
       <w:color w:val="365F91" w:themeColor="accent1" w:themeShade="BF"/>
     </w:rPr>
   </w:style>
-  <w:style w:type="character" w:customStyle="1" w:styleId="af0">
-    <w:name w:val="Обычный (Интернет) Знак"/>
-    <w:link w:val="af"/>
+  <w:style w:type="character" w:customStyle="1" w:styleId="NormalWebChar">
+    <w:name w:val="Normal (Web) Char"/>
+    <w:link w:val="NormalWeb"/>
     <w:uiPriority w:val="99"/>
     <w:qFormat/>
     <w:rPr>
@@ -8583,9 +8743,9 @@
       <w:lang w:val="ru-RU" w:eastAsia="ru-RU" w:bidi="ar-SA"/>
     </w:rPr>
   </w:style>
-  <w:style w:type="character" w:customStyle="1" w:styleId="13">
+  <w:style w:type="character" w:customStyle="1" w:styleId="10">
     <w:name w:val="Неразрешенное упоминание1"/>
-    <w:basedOn w:val="a0"/>
+    <w:basedOn w:val="DefaultParagraphFont"/>
     <w:uiPriority w:val="99"/>
     <w:semiHidden/>
     <w:unhideWhenUsed/>
@@ -8595,14 +8755,14 @@
       <w:shd w:val="clear" w:color="auto" w:fill="E1DFDD"/>
     </w:rPr>
   </w:style>
-  <w:style w:type="paragraph" w:customStyle="1" w:styleId="af3">
+  <w:style w:type="paragraph" w:customStyle="1" w:styleId="a">
     <w:name w:val="Таблица"/>
-    <w:basedOn w:val="a6"/>
+    <w:basedOn w:val="Caption"/>
     <w:qFormat/>
   </w:style>
   <w:style w:type="paragraph" w:customStyle="1" w:styleId="TableParagraph">
     <w:name w:val="Table Paragraph"/>
-    <w:basedOn w:val="a"/>
+    <w:basedOn w:val="Normal"/>
     <w:uiPriority w:val="1"/>
     <w:qFormat/>
     <w:pPr>
@@ -8615,8 +8775,8 @@
       <w:rFonts w:eastAsia="Times New Roman" w:cs="Times New Roman"/>
     </w:rPr>
   </w:style>
-  <w:style w:type="table" w:customStyle="1" w:styleId="TableNormal">
-    <w:name w:val="Table Normal"/>
+  <w:style w:type="table" w:customStyle="1" w:styleId="TableNormal1">
+    <w:name w:val="Table Normal1"/>
     <w:uiPriority w:val="2"/>
     <w:qFormat/>
     <w:tblPr>

--- a/lms/docs/Ханжин_А_Е_РИС_23_1_ТЗ.docx
+++ b/lms/docs/Ханжин_А_Е_РИС_23_1_ТЗ.docx
@@ -462,16 +462,39 @@
                 <w:sz w:val="24"/>
                 <w:szCs w:val="24"/>
               </w:rPr>
-              <w:t>RU.17701729.</w:t>
+              <w:t>RU.17701729</w:t>
             </w:r>
             <w:r>
               <w:rPr>
                 <w:rFonts w:eastAsiaTheme="minorEastAsia" w:cs="Times New Roman"/>
                 <w:sz w:val="24"/>
                 <w:szCs w:val="24"/>
-                <w:highlight w:val="yellow"/>
-              </w:rPr>
-              <w:t>12.17</w:t>
+              </w:rPr>
+              <w:t>.</w:t>
+            </w:r>
+            <w:r>
+              <w:rPr>
+                <w:rFonts w:eastAsiaTheme="minorEastAsia" w:cs="Times New Roman"/>
+                <w:sz w:val="24"/>
+                <w:szCs w:val="24"/>
+              </w:rPr>
+              <w:t>09</w:t>
+            </w:r>
+            <w:r>
+              <w:rPr>
+                <w:rFonts w:eastAsiaTheme="minorEastAsia" w:cs="Times New Roman"/>
+                <w:sz w:val="24"/>
+                <w:szCs w:val="24"/>
+              </w:rPr>
+              <w:t>.</w:t>
+            </w:r>
+            <w:r>
+              <w:rPr>
+                <w:rFonts w:eastAsiaTheme="minorEastAsia" w:cs="Times New Roman"/>
+                <w:sz w:val="24"/>
+                <w:szCs w:val="24"/>
+              </w:rPr>
+              <w:t>03</w:t>
             </w:r>
             <w:r>
               <w:rPr>
@@ -845,7 +868,39 @@
           <w:b/>
           <w:sz w:val="28"/>
         </w:rPr>
-        <w:t>RU.17701729.12.17-01 ТЗ 01-1-ЛУ</w:t>
+        <w:t>RU.17701729.</w:t>
+      </w:r>
+      <w:r>
+        <w:rPr>
+          <w:rFonts w:eastAsiaTheme="minorHAnsi"/>
+          <w:b/>
+          <w:sz w:val="28"/>
+        </w:rPr>
+        <w:t>09</w:t>
+      </w:r>
+      <w:r>
+        <w:rPr>
+          <w:rFonts w:eastAsiaTheme="minorHAnsi"/>
+          <w:b/>
+          <w:sz w:val="28"/>
+        </w:rPr>
+        <w:t>.</w:t>
+      </w:r>
+      <w:r>
+        <w:rPr>
+          <w:rFonts w:eastAsiaTheme="minorHAnsi"/>
+          <w:b/>
+          <w:sz w:val="28"/>
+        </w:rPr>
+        <w:t>03</w:t>
+      </w:r>
+      <w:r>
+        <w:rPr>
+          <w:rFonts w:eastAsiaTheme="minorHAnsi"/>
+          <w:b/>
+          <w:sz w:val="28"/>
+        </w:rPr>
+        <w:t>-01 ТЗ 01-1-ЛУ</w:t>
       </w:r>
     </w:p>
     <w:p>
@@ -1415,17 +1470,7 @@
           <w:szCs w:val="28"/>
           <w:lang w:eastAsia="en-US"/>
         </w:rPr>
-        <w:t>RU.17701729.</w:t>
-      </w:r>
-      <w:r>
-        <w:rPr>
-          <w:rFonts w:ascii="Times New Roman" w:hAnsi="Times New Roman" w:cs="Times New Roman"/>
-          <w:sz w:val="28"/>
-          <w:szCs w:val="28"/>
-          <w:highlight w:val="yellow"/>
-          <w:lang w:eastAsia="en-US"/>
-        </w:rPr>
-        <w:t>12.17</w:t>
+        <w:t>RU.</w:t>
       </w:r>
       <w:r>
         <w:rPr>
@@ -1434,7 +1479,52 @@
           <w:szCs w:val="28"/>
           <w:lang w:eastAsia="en-US"/>
         </w:rPr>
-        <w:t>-01 ТЗ 01-1-ЛУ</w:t>
+        <w:t>17701729.</w:t>
+      </w:r>
+      <w:r>
+        <w:rPr>
+          <w:rFonts w:ascii="Times New Roman" w:hAnsi="Times New Roman" w:cs="Times New Roman"/>
+          <w:sz w:val="28"/>
+          <w:szCs w:val="28"/>
+          <w:lang w:eastAsia="en-US"/>
+        </w:rPr>
+        <w:t>09</w:t>
+      </w:r>
+      <w:r>
+        <w:rPr>
+          <w:rFonts w:ascii="Times New Roman" w:hAnsi="Times New Roman" w:cs="Times New Roman"/>
+          <w:sz w:val="28"/>
+          <w:szCs w:val="28"/>
+          <w:lang w:eastAsia="en-US"/>
+        </w:rPr>
+        <w:t>.</w:t>
+      </w:r>
+      <w:r>
+        <w:rPr>
+          <w:rFonts w:ascii="Times New Roman" w:hAnsi="Times New Roman" w:cs="Times New Roman"/>
+          <w:sz w:val="28"/>
+          <w:szCs w:val="28"/>
+          <w:lang w:eastAsia="en-US"/>
+        </w:rPr>
+        <w:t>03</w:t>
+      </w:r>
+      <w:r>
+        <w:rPr>
+          <w:rFonts w:ascii="Times New Roman" w:hAnsi="Times New Roman" w:cs="Times New Roman"/>
+          <w:sz w:val="28"/>
+          <w:szCs w:val="28"/>
+          <w:lang w:eastAsia="en-US"/>
+        </w:rPr>
+        <w:t>-01</w:t>
+      </w:r>
+      <w:r>
+        <w:rPr>
+          <w:rFonts w:ascii="Times New Roman" w:hAnsi="Times New Roman" w:cs="Times New Roman"/>
+          <w:sz w:val="28"/>
+          <w:szCs w:val="28"/>
+          <w:lang w:eastAsia="en-US"/>
+        </w:rPr>
+        <w:t xml:space="preserve"> ТЗ 01-1-ЛУ</w:t>
       </w:r>
     </w:p>
     <w:p>
@@ -1503,9 +1593,8 @@
           <w:rFonts w:eastAsiaTheme="minorHAnsi"/>
           <w:b/>
           <w:sz w:val="28"/>
-          <w:highlight w:val="yellow"/>
-        </w:rPr>
-        <w:t>12.17</w:t>
+        </w:rPr>
+        <w:t>09</w:t>
       </w:r>
       <w:r>
         <w:rPr>
@@ -1513,7 +1602,7 @@
           <w:b/>
           <w:sz w:val="28"/>
         </w:rPr>
-        <w:t xml:space="preserve">-01 ТЗ </w:t>
+        <w:t>.</w:t>
       </w:r>
       <w:r>
         <w:rPr>
@@ -1521,7 +1610,15 @@
           <w:b/>
           <w:sz w:val="28"/>
         </w:rPr>
-        <w:t>01-1</w:t>
+        <w:t>03</w:t>
+      </w:r>
+      <w:r>
+        <w:rPr>
+          <w:rFonts w:eastAsiaTheme="minorHAnsi"/>
+          <w:b/>
+          <w:sz w:val="28"/>
+        </w:rPr>
+        <w:t>-01 ТЗ 01-1</w:t>
       </w:r>
     </w:p>
     <w:p>
@@ -1533,7 +1630,6 @@
           <w:rFonts w:eastAsiaTheme="minorHAnsi"/>
           <w:b/>
           <w:sz w:val="28"/>
-          <w:lang w:val="en-US"/>
         </w:rPr>
       </w:pPr>
       <w:r>
@@ -1541,7 +1637,6 @@
           <w:rFonts w:eastAsiaTheme="minorHAnsi"/>
           <w:b/>
           <w:sz w:val="28"/>
-          <w:highlight w:val="yellow"/>
         </w:rPr>
         <w:t xml:space="preserve">Листов </w:t>
       </w:r>
@@ -1550,10 +1645,8 @@
           <w:rFonts w:eastAsiaTheme="minorHAnsi"/>
           <w:b/>
           <w:sz w:val="28"/>
-          <w:highlight w:val="yellow"/>
-          <w:lang w:val="en-US"/>
-        </w:rPr>
-        <w:t>N</w:t>
+        </w:rPr>
+        <w:t>14</w:t>
       </w:r>
     </w:p>
     <w:p>
@@ -1565,7 +1658,6 @@
           <w:rFonts w:eastAsiaTheme="minorHAnsi" w:cs="Times New Roman"/>
           <w:b/>
           <w:sz w:val="28"/>
-          <w:lang w:val="en-US"/>
         </w:rPr>
       </w:pPr>
       <w:r>
@@ -1581,7 +1673,6 @@
           <w:rFonts w:eastAsiaTheme="minorHAnsi" w:cs="Times New Roman"/>
           <w:b/>
           <w:sz w:val="28"/>
-          <w:lang w:val="en-US"/>
         </w:rPr>
         <w:t>6</w:t>
       </w:r>
@@ -1649,12 +1740,17 @@
           <w:pPr>
             <w:pStyle w:val="TOC1"/>
             <w:tabs>
-              <w:tab w:val="right" w:leader="dot" w:pos="9355"/>
+              <w:tab w:val="right" w:leader="dot" w:pos="9345"/>
             </w:tabs>
-            <w:spacing w:after="0"/>
             <w:ind w:firstLine="0"/>
             <w:rPr>
+              <w:rFonts w:asciiTheme="minorHAnsi" w:eastAsiaTheme="minorEastAsia" w:hAnsiTheme="minorHAnsi"/>
               <w:noProof/>
+              <w:kern w:val="2"/>
+              <w:sz w:val="24"/>
+              <w:szCs w:val="24"/>
+              <w:lang w:val="en-US"/>
+              <w14:ligatures w14:val="standardContextual"/>
             </w:rPr>
           </w:pPr>
           <w:r>
@@ -1666,54 +1762,62 @@
           <w:r>
             <w:fldChar w:fldCharType="separate"/>
           </w:r>
-          <w:hyperlink w:anchor="_Toc9188" w:history="1">
-            <w:r>
-              <w:rPr>
+          <w:hyperlink w:anchor="_Toc225197020" w:history="1">
+            <w:r>
+              <w:rPr>
+                <w:rStyle w:val="Hyperlink"/>
                 <w:rFonts w:cs="Times New Roman"/>
+                <w:b/>
                 <w:bCs/>
                 <w:noProof/>
-                <w:szCs w:val="32"/>
               </w:rPr>
               <w:t>1 Введение</w:t>
             </w:r>
             <w:r>
               <w:rPr>
                 <w:noProof/>
+                <w:webHidden/>
               </w:rPr>
               <w:tab/>
             </w:r>
             <w:r>
               <w:rPr>
                 <w:noProof/>
+                <w:webHidden/>
               </w:rPr>
               <w:fldChar w:fldCharType="begin"/>
             </w:r>
             <w:r>
               <w:rPr>
                 <w:noProof/>
-              </w:rPr>
-              <w:instrText xml:space="preserve"> PAGEREF _Toc9188 \h </w:instrText>
-            </w:r>
-            <w:r>
-              <w:rPr>
-                <w:noProof/>
-              </w:rPr>
-            </w:r>
-            <w:r>
-              <w:rPr>
-                <w:noProof/>
+                <w:webHidden/>
+              </w:rPr>
+              <w:instrText xml:space="preserve"> PAGEREF _Toc225197020 \h </w:instrText>
+            </w:r>
+            <w:r>
+              <w:rPr>
+                <w:noProof/>
+                <w:webHidden/>
+              </w:rPr>
+            </w:r>
+            <w:r>
+              <w:rPr>
+                <w:noProof/>
+                <w:webHidden/>
               </w:rPr>
               <w:fldChar w:fldCharType="separate"/>
             </w:r>
             <w:r>
               <w:rPr>
                 <w:noProof/>
-              </w:rPr>
-              <w:t>3</w:t>
-            </w:r>
-            <w:r>
-              <w:rPr>
-                <w:noProof/>
+                <w:webHidden/>
+              </w:rPr>
+              <w:t>4</w:t>
+            </w:r>
+            <w:r>
+              <w:rPr>
+                <w:noProof/>
+                <w:webHidden/>
               </w:rPr>
               <w:fldChar w:fldCharType="end"/>
             </w:r>
@@ -1723,17 +1827,23 @@
           <w:pPr>
             <w:pStyle w:val="TOC2"/>
             <w:tabs>
-              <w:tab w:val="right" w:leader="dot" w:pos="9355"/>
+              <w:tab w:val="right" w:leader="dot" w:pos="9345"/>
             </w:tabs>
-            <w:spacing w:after="0"/>
             <w:ind w:firstLine="0"/>
             <w:rPr>
+              <w:rFonts w:asciiTheme="minorHAnsi" w:eastAsiaTheme="minorEastAsia" w:hAnsiTheme="minorHAnsi"/>
               <w:noProof/>
+              <w:kern w:val="2"/>
+              <w:sz w:val="24"/>
+              <w:szCs w:val="24"/>
+              <w:lang w:val="en-US"/>
+              <w14:ligatures w14:val="standardContextual"/>
             </w:rPr>
           </w:pPr>
-          <w:hyperlink w:anchor="_Toc24382" w:history="1">
-            <w:r>
-              <w:rPr>
+          <w:hyperlink w:anchor="_Toc225197021" w:history="1">
+            <w:r>
+              <w:rPr>
+                <w:rStyle w:val="Hyperlink"/>
                 <w:rFonts w:eastAsiaTheme="majorEastAsia"/>
                 <w:bCs/>
                 <w:noProof/>
@@ -1743,41 +1853,48 @@
             <w:r>
               <w:rPr>
                 <w:noProof/>
+                <w:webHidden/>
               </w:rPr>
               <w:tab/>
             </w:r>
             <w:r>
               <w:rPr>
                 <w:noProof/>
+                <w:webHidden/>
               </w:rPr>
               <w:fldChar w:fldCharType="begin"/>
             </w:r>
             <w:r>
               <w:rPr>
                 <w:noProof/>
-              </w:rPr>
-              <w:instrText xml:space="preserve"> PAGEREF _Toc24382 \h </w:instrText>
-            </w:r>
-            <w:r>
-              <w:rPr>
-                <w:noProof/>
-              </w:rPr>
-            </w:r>
-            <w:r>
-              <w:rPr>
-                <w:noProof/>
+                <w:webHidden/>
+              </w:rPr>
+              <w:instrText xml:space="preserve"> PAGEREF _Toc225197021 \h </w:instrText>
+            </w:r>
+            <w:r>
+              <w:rPr>
+                <w:noProof/>
+                <w:webHidden/>
+              </w:rPr>
+            </w:r>
+            <w:r>
+              <w:rPr>
+                <w:noProof/>
+                <w:webHidden/>
               </w:rPr>
               <w:fldChar w:fldCharType="separate"/>
             </w:r>
             <w:r>
               <w:rPr>
                 <w:noProof/>
-              </w:rPr>
-              <w:t>3</w:t>
-            </w:r>
-            <w:r>
-              <w:rPr>
-                <w:noProof/>
+                <w:webHidden/>
+              </w:rPr>
+              <w:t>4</w:t>
+            </w:r>
+            <w:r>
+              <w:rPr>
+                <w:noProof/>
+                <w:webHidden/>
               </w:rPr>
               <w:fldChar w:fldCharType="end"/>
             </w:r>
@@ -1787,17 +1904,23 @@
           <w:pPr>
             <w:pStyle w:val="TOC2"/>
             <w:tabs>
-              <w:tab w:val="right" w:leader="dot" w:pos="9355"/>
+              <w:tab w:val="right" w:leader="dot" w:pos="9345"/>
             </w:tabs>
-            <w:spacing w:after="0"/>
             <w:ind w:firstLine="0"/>
             <w:rPr>
+              <w:rFonts w:asciiTheme="minorHAnsi" w:eastAsiaTheme="minorEastAsia" w:hAnsiTheme="minorHAnsi"/>
               <w:noProof/>
+              <w:kern w:val="2"/>
+              <w:sz w:val="24"/>
+              <w:szCs w:val="24"/>
+              <w:lang w:val="en-US"/>
+              <w14:ligatures w14:val="standardContextual"/>
             </w:rPr>
           </w:pPr>
-          <w:hyperlink w:anchor="_Toc21850" w:history="1">
-            <w:r>
-              <w:rPr>
+          <w:hyperlink w:anchor="_Toc225197022" w:history="1">
+            <w:r>
+              <w:rPr>
+                <w:rStyle w:val="Hyperlink"/>
                 <w:rFonts w:eastAsiaTheme="majorEastAsia"/>
                 <w:bCs/>
                 <w:noProof/>
@@ -1807,41 +1930,48 @@
             <w:r>
               <w:rPr>
                 <w:noProof/>
+                <w:webHidden/>
               </w:rPr>
               <w:tab/>
             </w:r>
             <w:r>
               <w:rPr>
                 <w:noProof/>
+                <w:webHidden/>
               </w:rPr>
               <w:fldChar w:fldCharType="begin"/>
             </w:r>
             <w:r>
               <w:rPr>
                 <w:noProof/>
-              </w:rPr>
-              <w:instrText xml:space="preserve"> PAGEREF _Toc21850 \h </w:instrText>
-            </w:r>
-            <w:r>
-              <w:rPr>
-                <w:noProof/>
-              </w:rPr>
-            </w:r>
-            <w:r>
-              <w:rPr>
-                <w:noProof/>
+                <w:webHidden/>
+              </w:rPr>
+              <w:instrText xml:space="preserve"> PAGEREF _Toc225197022 \h </w:instrText>
+            </w:r>
+            <w:r>
+              <w:rPr>
+                <w:noProof/>
+                <w:webHidden/>
+              </w:rPr>
+            </w:r>
+            <w:r>
+              <w:rPr>
+                <w:noProof/>
+                <w:webHidden/>
               </w:rPr>
               <w:fldChar w:fldCharType="separate"/>
             </w:r>
             <w:r>
               <w:rPr>
                 <w:noProof/>
-              </w:rPr>
-              <w:t>3</w:t>
-            </w:r>
-            <w:r>
-              <w:rPr>
-                <w:noProof/>
+                <w:webHidden/>
+              </w:rPr>
+              <w:t>4</w:t>
+            </w:r>
+            <w:r>
+              <w:rPr>
+                <w:noProof/>
+                <w:webHidden/>
               </w:rPr>
               <w:fldChar w:fldCharType="end"/>
             </w:r>
@@ -1851,62 +1981,75 @@
           <w:pPr>
             <w:pStyle w:val="TOC1"/>
             <w:tabs>
-              <w:tab w:val="right" w:leader="dot" w:pos="9355"/>
+              <w:tab w:val="right" w:leader="dot" w:pos="9345"/>
             </w:tabs>
-            <w:spacing w:after="0"/>
             <w:ind w:firstLine="0"/>
             <w:rPr>
+              <w:rFonts w:asciiTheme="minorHAnsi" w:eastAsiaTheme="minorEastAsia" w:hAnsiTheme="minorHAnsi"/>
               <w:noProof/>
+              <w:kern w:val="2"/>
+              <w:sz w:val="24"/>
+              <w:szCs w:val="24"/>
+              <w:lang w:val="en-US"/>
+              <w14:ligatures w14:val="standardContextual"/>
             </w:rPr>
           </w:pPr>
-          <w:hyperlink w:anchor="_Toc20859" w:history="1">
-            <w:r>
-              <w:rPr>
+          <w:hyperlink w:anchor="_Toc225197023" w:history="1">
+            <w:r>
+              <w:rPr>
+                <w:rStyle w:val="Hyperlink"/>
                 <w:rFonts w:cs="Times New Roman"/>
+                <w:b/>
                 <w:bCs/>
                 <w:noProof/>
-                <w:szCs w:val="32"/>
               </w:rPr>
               <w:t>2 Основание для разработки</w:t>
             </w:r>
             <w:r>
               <w:rPr>
                 <w:noProof/>
+                <w:webHidden/>
               </w:rPr>
               <w:tab/>
             </w:r>
             <w:r>
               <w:rPr>
                 <w:noProof/>
+                <w:webHidden/>
               </w:rPr>
               <w:fldChar w:fldCharType="begin"/>
             </w:r>
             <w:r>
               <w:rPr>
                 <w:noProof/>
-              </w:rPr>
-              <w:instrText xml:space="preserve"> PAGEREF _Toc20859 \h </w:instrText>
-            </w:r>
-            <w:r>
-              <w:rPr>
-                <w:noProof/>
-              </w:rPr>
-            </w:r>
-            <w:r>
-              <w:rPr>
-                <w:noProof/>
+                <w:webHidden/>
+              </w:rPr>
+              <w:instrText xml:space="preserve"> PAGEREF _Toc225197023 \h </w:instrText>
+            </w:r>
+            <w:r>
+              <w:rPr>
+                <w:noProof/>
+                <w:webHidden/>
+              </w:rPr>
+            </w:r>
+            <w:r>
+              <w:rPr>
+                <w:noProof/>
+                <w:webHidden/>
               </w:rPr>
               <w:fldChar w:fldCharType="separate"/>
             </w:r>
             <w:r>
               <w:rPr>
                 <w:noProof/>
-              </w:rPr>
-              <w:t>4</w:t>
-            </w:r>
-            <w:r>
-              <w:rPr>
-                <w:noProof/>
+                <w:webHidden/>
+              </w:rPr>
+              <w:t>5</w:t>
+            </w:r>
+            <w:r>
+              <w:rPr>
+                <w:noProof/>
+                <w:webHidden/>
               </w:rPr>
               <w:fldChar w:fldCharType="end"/>
             </w:r>
@@ -1916,17 +2059,23 @@
           <w:pPr>
             <w:pStyle w:val="TOC2"/>
             <w:tabs>
-              <w:tab w:val="right" w:leader="dot" w:pos="9355"/>
+              <w:tab w:val="right" w:leader="dot" w:pos="9345"/>
             </w:tabs>
-            <w:spacing w:after="0"/>
             <w:ind w:firstLine="0"/>
             <w:rPr>
+              <w:rFonts w:asciiTheme="minorHAnsi" w:eastAsiaTheme="minorEastAsia" w:hAnsiTheme="minorHAnsi"/>
               <w:noProof/>
+              <w:kern w:val="2"/>
+              <w:sz w:val="24"/>
+              <w:szCs w:val="24"/>
+              <w:lang w:val="en-US"/>
+              <w14:ligatures w14:val="standardContextual"/>
             </w:rPr>
           </w:pPr>
-          <w:hyperlink w:anchor="_Toc31978" w:history="1">
-            <w:r>
-              <w:rPr>
+          <w:hyperlink w:anchor="_Toc225197024" w:history="1">
+            <w:r>
+              <w:rPr>
+                <w:rStyle w:val="Hyperlink"/>
                 <w:rFonts w:eastAsiaTheme="majorEastAsia"/>
                 <w:bCs/>
                 <w:noProof/>
@@ -1936,41 +2085,48 @@
             <w:r>
               <w:rPr>
                 <w:noProof/>
+                <w:webHidden/>
               </w:rPr>
               <w:tab/>
             </w:r>
             <w:r>
               <w:rPr>
                 <w:noProof/>
+                <w:webHidden/>
               </w:rPr>
               <w:fldChar w:fldCharType="begin"/>
             </w:r>
             <w:r>
               <w:rPr>
                 <w:noProof/>
-              </w:rPr>
-              <w:instrText xml:space="preserve"> PAGEREF _Toc31978 \h </w:instrText>
-            </w:r>
-            <w:r>
-              <w:rPr>
-                <w:noProof/>
-              </w:rPr>
-            </w:r>
-            <w:r>
-              <w:rPr>
-                <w:noProof/>
+                <w:webHidden/>
+              </w:rPr>
+              <w:instrText xml:space="preserve"> PAGEREF _Toc225197024 \h </w:instrText>
+            </w:r>
+            <w:r>
+              <w:rPr>
+                <w:noProof/>
+                <w:webHidden/>
+              </w:rPr>
+            </w:r>
+            <w:r>
+              <w:rPr>
+                <w:noProof/>
+                <w:webHidden/>
               </w:rPr>
               <w:fldChar w:fldCharType="separate"/>
             </w:r>
             <w:r>
               <w:rPr>
                 <w:noProof/>
-              </w:rPr>
-              <w:t>4</w:t>
-            </w:r>
-            <w:r>
-              <w:rPr>
-                <w:noProof/>
+                <w:webHidden/>
+              </w:rPr>
+              <w:t>5</w:t>
+            </w:r>
+            <w:r>
+              <w:rPr>
+                <w:noProof/>
+                <w:webHidden/>
               </w:rPr>
               <w:fldChar w:fldCharType="end"/>
             </w:r>
@@ -1980,17 +2136,23 @@
           <w:pPr>
             <w:pStyle w:val="TOC2"/>
             <w:tabs>
-              <w:tab w:val="right" w:leader="dot" w:pos="9355"/>
+              <w:tab w:val="right" w:leader="dot" w:pos="9345"/>
             </w:tabs>
-            <w:spacing w:after="0"/>
             <w:ind w:firstLine="0"/>
             <w:rPr>
+              <w:rFonts w:asciiTheme="minorHAnsi" w:eastAsiaTheme="minorEastAsia" w:hAnsiTheme="minorHAnsi"/>
               <w:noProof/>
+              <w:kern w:val="2"/>
+              <w:sz w:val="24"/>
+              <w:szCs w:val="24"/>
+              <w:lang w:val="en-US"/>
+              <w14:ligatures w14:val="standardContextual"/>
             </w:rPr>
           </w:pPr>
-          <w:hyperlink w:anchor="_Toc10650" w:history="1">
-            <w:r>
-              <w:rPr>
+          <w:hyperlink w:anchor="_Toc225197025" w:history="1">
+            <w:r>
+              <w:rPr>
+                <w:rStyle w:val="Hyperlink"/>
                 <w:rFonts w:eastAsiaTheme="majorEastAsia"/>
                 <w:bCs/>
                 <w:noProof/>
@@ -2000,41 +2162,48 @@
             <w:r>
               <w:rPr>
                 <w:noProof/>
+                <w:webHidden/>
               </w:rPr>
               <w:tab/>
             </w:r>
             <w:r>
               <w:rPr>
                 <w:noProof/>
+                <w:webHidden/>
               </w:rPr>
               <w:fldChar w:fldCharType="begin"/>
             </w:r>
             <w:r>
               <w:rPr>
                 <w:noProof/>
-              </w:rPr>
-              <w:instrText xml:space="preserve"> PAGEREF _Toc10650 \h </w:instrText>
-            </w:r>
-            <w:r>
-              <w:rPr>
-                <w:noProof/>
-              </w:rPr>
-            </w:r>
-            <w:r>
-              <w:rPr>
-                <w:noProof/>
+                <w:webHidden/>
+              </w:rPr>
+              <w:instrText xml:space="preserve"> PAGEREF _Toc225197025 \h </w:instrText>
+            </w:r>
+            <w:r>
+              <w:rPr>
+                <w:noProof/>
+                <w:webHidden/>
+              </w:rPr>
+            </w:r>
+            <w:r>
+              <w:rPr>
+                <w:noProof/>
+                <w:webHidden/>
               </w:rPr>
               <w:fldChar w:fldCharType="separate"/>
             </w:r>
             <w:r>
               <w:rPr>
                 <w:noProof/>
-              </w:rPr>
-              <w:t>4</w:t>
-            </w:r>
-            <w:r>
-              <w:rPr>
-                <w:noProof/>
+                <w:webHidden/>
+              </w:rPr>
+              <w:t>5</w:t>
+            </w:r>
+            <w:r>
+              <w:rPr>
+                <w:noProof/>
+                <w:webHidden/>
               </w:rPr>
               <w:fldChar w:fldCharType="end"/>
             </w:r>
@@ -2044,62 +2213,75 @@
           <w:pPr>
             <w:pStyle w:val="TOC1"/>
             <w:tabs>
-              <w:tab w:val="right" w:leader="dot" w:pos="9355"/>
+              <w:tab w:val="right" w:leader="dot" w:pos="9345"/>
             </w:tabs>
-            <w:spacing w:after="0"/>
             <w:ind w:firstLine="0"/>
             <w:rPr>
+              <w:rFonts w:asciiTheme="minorHAnsi" w:eastAsiaTheme="minorEastAsia" w:hAnsiTheme="minorHAnsi"/>
               <w:noProof/>
+              <w:kern w:val="2"/>
+              <w:sz w:val="24"/>
+              <w:szCs w:val="24"/>
+              <w:lang w:val="en-US"/>
+              <w14:ligatures w14:val="standardContextual"/>
             </w:rPr>
           </w:pPr>
-          <w:hyperlink w:anchor="_Toc11072" w:history="1">
-            <w:r>
-              <w:rPr>
+          <w:hyperlink w:anchor="_Toc225197026" w:history="1">
+            <w:r>
+              <w:rPr>
+                <w:rStyle w:val="Hyperlink"/>
                 <w:rFonts w:cs="Times New Roman"/>
+                <w:b/>
                 <w:bCs/>
                 <w:noProof/>
-                <w:szCs w:val="32"/>
               </w:rPr>
               <w:t>3 Назначение разработки</w:t>
             </w:r>
             <w:r>
               <w:rPr>
                 <w:noProof/>
+                <w:webHidden/>
               </w:rPr>
               <w:tab/>
             </w:r>
             <w:r>
               <w:rPr>
                 <w:noProof/>
+                <w:webHidden/>
               </w:rPr>
               <w:fldChar w:fldCharType="begin"/>
             </w:r>
             <w:r>
               <w:rPr>
                 <w:noProof/>
-              </w:rPr>
-              <w:instrText xml:space="preserve"> PAGEREF _Toc11072 \h </w:instrText>
-            </w:r>
-            <w:r>
-              <w:rPr>
-                <w:noProof/>
-              </w:rPr>
-            </w:r>
-            <w:r>
-              <w:rPr>
-                <w:noProof/>
+                <w:webHidden/>
+              </w:rPr>
+              <w:instrText xml:space="preserve"> PAGEREF _Toc225197026 \h </w:instrText>
+            </w:r>
+            <w:r>
+              <w:rPr>
+                <w:noProof/>
+                <w:webHidden/>
+              </w:rPr>
+            </w:r>
+            <w:r>
+              <w:rPr>
+                <w:noProof/>
+                <w:webHidden/>
               </w:rPr>
               <w:fldChar w:fldCharType="separate"/>
             </w:r>
             <w:r>
               <w:rPr>
                 <w:noProof/>
-              </w:rPr>
-              <w:t>5</w:t>
-            </w:r>
-            <w:r>
-              <w:rPr>
-                <w:noProof/>
+                <w:webHidden/>
+              </w:rPr>
+              <w:t>6</w:t>
+            </w:r>
+            <w:r>
+              <w:rPr>
+                <w:noProof/>
+                <w:webHidden/>
               </w:rPr>
               <w:fldChar w:fldCharType="end"/>
             </w:r>
@@ -2109,17 +2291,23 @@
           <w:pPr>
             <w:pStyle w:val="TOC2"/>
             <w:tabs>
-              <w:tab w:val="right" w:leader="dot" w:pos="9355"/>
+              <w:tab w:val="right" w:leader="dot" w:pos="9345"/>
             </w:tabs>
-            <w:spacing w:after="0"/>
             <w:ind w:firstLine="0"/>
             <w:rPr>
+              <w:rFonts w:asciiTheme="minorHAnsi" w:eastAsiaTheme="minorEastAsia" w:hAnsiTheme="minorHAnsi"/>
               <w:noProof/>
+              <w:kern w:val="2"/>
+              <w:sz w:val="24"/>
+              <w:szCs w:val="24"/>
+              <w:lang w:val="en-US"/>
+              <w14:ligatures w14:val="standardContextual"/>
             </w:rPr>
           </w:pPr>
-          <w:hyperlink w:anchor="_Toc4376" w:history="1">
-            <w:r>
-              <w:rPr>
+          <w:hyperlink w:anchor="_Toc225197027" w:history="1">
+            <w:r>
+              <w:rPr>
+                <w:rStyle w:val="Hyperlink"/>
                 <w:rFonts w:eastAsiaTheme="majorEastAsia"/>
                 <w:bCs/>
                 <w:noProof/>
@@ -2129,41 +2317,48 @@
             <w:r>
               <w:rPr>
                 <w:noProof/>
+                <w:webHidden/>
               </w:rPr>
               <w:tab/>
             </w:r>
             <w:r>
               <w:rPr>
                 <w:noProof/>
+                <w:webHidden/>
               </w:rPr>
               <w:fldChar w:fldCharType="begin"/>
             </w:r>
             <w:r>
               <w:rPr>
                 <w:noProof/>
-              </w:rPr>
-              <w:instrText xml:space="preserve"> PAGEREF _Toc4376 \h </w:instrText>
-            </w:r>
-            <w:r>
-              <w:rPr>
-                <w:noProof/>
-              </w:rPr>
-            </w:r>
-            <w:r>
-              <w:rPr>
-                <w:noProof/>
+                <w:webHidden/>
+              </w:rPr>
+              <w:instrText xml:space="preserve"> PAGEREF _Toc225197027 \h </w:instrText>
+            </w:r>
+            <w:r>
+              <w:rPr>
+                <w:noProof/>
+                <w:webHidden/>
+              </w:rPr>
+            </w:r>
+            <w:r>
+              <w:rPr>
+                <w:noProof/>
+                <w:webHidden/>
               </w:rPr>
               <w:fldChar w:fldCharType="separate"/>
             </w:r>
             <w:r>
               <w:rPr>
                 <w:noProof/>
-              </w:rPr>
-              <w:t>5</w:t>
-            </w:r>
-            <w:r>
-              <w:rPr>
-                <w:noProof/>
+                <w:webHidden/>
+              </w:rPr>
+              <w:t>6</w:t>
+            </w:r>
+            <w:r>
+              <w:rPr>
+                <w:noProof/>
+                <w:webHidden/>
               </w:rPr>
               <w:fldChar w:fldCharType="end"/>
             </w:r>
@@ -2173,17 +2368,23 @@
           <w:pPr>
             <w:pStyle w:val="TOC2"/>
             <w:tabs>
-              <w:tab w:val="right" w:leader="dot" w:pos="9355"/>
+              <w:tab w:val="right" w:leader="dot" w:pos="9345"/>
             </w:tabs>
-            <w:spacing w:after="0"/>
             <w:ind w:firstLine="0"/>
             <w:rPr>
+              <w:rFonts w:asciiTheme="minorHAnsi" w:eastAsiaTheme="minorEastAsia" w:hAnsiTheme="minorHAnsi"/>
               <w:noProof/>
+              <w:kern w:val="2"/>
+              <w:sz w:val="24"/>
+              <w:szCs w:val="24"/>
+              <w:lang w:val="en-US"/>
+              <w14:ligatures w14:val="standardContextual"/>
             </w:rPr>
           </w:pPr>
-          <w:hyperlink w:anchor="_Toc22886" w:history="1">
-            <w:r>
-              <w:rPr>
+          <w:hyperlink w:anchor="_Toc225197028" w:history="1">
+            <w:r>
+              <w:rPr>
+                <w:rStyle w:val="Hyperlink"/>
                 <w:rFonts w:eastAsiaTheme="majorEastAsia"/>
                 <w:bCs/>
                 <w:noProof/>
@@ -2193,41 +2394,48 @@
             <w:r>
               <w:rPr>
                 <w:noProof/>
+                <w:webHidden/>
               </w:rPr>
               <w:tab/>
             </w:r>
             <w:r>
               <w:rPr>
                 <w:noProof/>
+                <w:webHidden/>
               </w:rPr>
               <w:fldChar w:fldCharType="begin"/>
             </w:r>
             <w:r>
               <w:rPr>
                 <w:noProof/>
-              </w:rPr>
-              <w:instrText xml:space="preserve"> PAGEREF _Toc22886 \h </w:instrText>
-            </w:r>
-            <w:r>
-              <w:rPr>
-                <w:noProof/>
-              </w:rPr>
-            </w:r>
-            <w:r>
-              <w:rPr>
-                <w:noProof/>
+                <w:webHidden/>
+              </w:rPr>
+              <w:instrText xml:space="preserve"> PAGEREF _Toc225197028 \h </w:instrText>
+            </w:r>
+            <w:r>
+              <w:rPr>
+                <w:noProof/>
+                <w:webHidden/>
+              </w:rPr>
+            </w:r>
+            <w:r>
+              <w:rPr>
+                <w:noProof/>
+                <w:webHidden/>
               </w:rPr>
               <w:fldChar w:fldCharType="separate"/>
             </w:r>
             <w:r>
               <w:rPr>
                 <w:noProof/>
-              </w:rPr>
-              <w:t>5</w:t>
-            </w:r>
-            <w:r>
-              <w:rPr>
-                <w:noProof/>
+                <w:webHidden/>
+              </w:rPr>
+              <w:t>6</w:t>
+            </w:r>
+            <w:r>
+              <w:rPr>
+                <w:noProof/>
+                <w:webHidden/>
               </w:rPr>
               <w:fldChar w:fldCharType="end"/>
             </w:r>
@@ -2237,62 +2445,75 @@
           <w:pPr>
             <w:pStyle w:val="TOC1"/>
             <w:tabs>
-              <w:tab w:val="right" w:leader="dot" w:pos="9355"/>
+              <w:tab w:val="right" w:leader="dot" w:pos="9345"/>
             </w:tabs>
-            <w:spacing w:after="0"/>
             <w:ind w:firstLine="0"/>
             <w:rPr>
+              <w:rFonts w:asciiTheme="minorHAnsi" w:eastAsiaTheme="minorEastAsia" w:hAnsiTheme="minorHAnsi"/>
               <w:noProof/>
+              <w:kern w:val="2"/>
+              <w:sz w:val="24"/>
+              <w:szCs w:val="24"/>
+              <w:lang w:val="en-US"/>
+              <w14:ligatures w14:val="standardContextual"/>
             </w:rPr>
           </w:pPr>
-          <w:hyperlink w:anchor="_Toc9323" w:history="1">
-            <w:r>
-              <w:rPr>
+          <w:hyperlink w:anchor="_Toc225197029" w:history="1">
+            <w:r>
+              <w:rPr>
+                <w:rStyle w:val="Hyperlink"/>
                 <w:rFonts w:cs="Times New Roman"/>
+                <w:b/>
                 <w:bCs/>
                 <w:noProof/>
-                <w:szCs w:val="32"/>
               </w:rPr>
               <w:t>4 Требования к программе</w:t>
             </w:r>
             <w:r>
               <w:rPr>
                 <w:noProof/>
+                <w:webHidden/>
               </w:rPr>
               <w:tab/>
             </w:r>
             <w:r>
               <w:rPr>
                 <w:noProof/>
+                <w:webHidden/>
               </w:rPr>
               <w:fldChar w:fldCharType="begin"/>
             </w:r>
             <w:r>
               <w:rPr>
                 <w:noProof/>
-              </w:rPr>
-              <w:instrText xml:space="preserve"> PAGEREF _Toc9323 \h </w:instrText>
-            </w:r>
-            <w:r>
-              <w:rPr>
-                <w:noProof/>
-              </w:rPr>
-            </w:r>
-            <w:r>
-              <w:rPr>
-                <w:noProof/>
+                <w:webHidden/>
+              </w:rPr>
+              <w:instrText xml:space="preserve"> PAGEREF _Toc225197029 \h </w:instrText>
+            </w:r>
+            <w:r>
+              <w:rPr>
+                <w:noProof/>
+                <w:webHidden/>
+              </w:rPr>
+            </w:r>
+            <w:r>
+              <w:rPr>
+                <w:noProof/>
+                <w:webHidden/>
               </w:rPr>
               <w:fldChar w:fldCharType="separate"/>
             </w:r>
             <w:r>
               <w:rPr>
                 <w:noProof/>
-              </w:rPr>
-              <w:t>6</w:t>
-            </w:r>
-            <w:r>
-              <w:rPr>
-                <w:noProof/>
+                <w:webHidden/>
+              </w:rPr>
+              <w:t>7</w:t>
+            </w:r>
+            <w:r>
+              <w:rPr>
+                <w:noProof/>
+                <w:webHidden/>
               </w:rPr>
               <w:fldChar w:fldCharType="end"/>
             </w:r>
@@ -2302,17 +2523,23 @@
           <w:pPr>
             <w:pStyle w:val="TOC2"/>
             <w:tabs>
-              <w:tab w:val="right" w:leader="dot" w:pos="9355"/>
+              <w:tab w:val="right" w:leader="dot" w:pos="9345"/>
             </w:tabs>
-            <w:spacing w:after="0"/>
             <w:ind w:firstLine="0"/>
             <w:rPr>
+              <w:rFonts w:asciiTheme="minorHAnsi" w:eastAsiaTheme="minorEastAsia" w:hAnsiTheme="minorHAnsi"/>
               <w:noProof/>
+              <w:kern w:val="2"/>
+              <w:sz w:val="24"/>
+              <w:szCs w:val="24"/>
+              <w:lang w:val="en-US"/>
+              <w14:ligatures w14:val="standardContextual"/>
             </w:rPr>
           </w:pPr>
-          <w:hyperlink w:anchor="_Toc25406" w:history="1">
-            <w:r>
-              <w:rPr>
+          <w:hyperlink w:anchor="_Toc225197030" w:history="1">
+            <w:r>
+              <w:rPr>
+                <w:rStyle w:val="Hyperlink"/>
                 <w:rFonts w:eastAsiaTheme="majorEastAsia"/>
                 <w:bCs/>
                 <w:noProof/>
@@ -2322,41 +2549,48 @@
             <w:r>
               <w:rPr>
                 <w:noProof/>
+                <w:webHidden/>
               </w:rPr>
               <w:tab/>
             </w:r>
             <w:r>
               <w:rPr>
                 <w:noProof/>
+                <w:webHidden/>
               </w:rPr>
               <w:fldChar w:fldCharType="begin"/>
             </w:r>
             <w:r>
               <w:rPr>
                 <w:noProof/>
-              </w:rPr>
-              <w:instrText xml:space="preserve"> PAGEREF _Toc25406 \h </w:instrText>
-            </w:r>
-            <w:r>
-              <w:rPr>
-                <w:noProof/>
-              </w:rPr>
-            </w:r>
-            <w:r>
-              <w:rPr>
-                <w:noProof/>
+                <w:webHidden/>
+              </w:rPr>
+              <w:instrText xml:space="preserve"> PAGEREF _Toc225197030 \h </w:instrText>
+            </w:r>
+            <w:r>
+              <w:rPr>
+                <w:noProof/>
+                <w:webHidden/>
+              </w:rPr>
+            </w:r>
+            <w:r>
+              <w:rPr>
+                <w:noProof/>
+                <w:webHidden/>
               </w:rPr>
               <w:fldChar w:fldCharType="separate"/>
             </w:r>
             <w:r>
               <w:rPr>
                 <w:noProof/>
-              </w:rPr>
-              <w:t>6</w:t>
-            </w:r>
-            <w:r>
-              <w:rPr>
-                <w:noProof/>
+                <w:webHidden/>
+              </w:rPr>
+              <w:t>7</w:t>
+            </w:r>
+            <w:r>
+              <w:rPr>
+                <w:noProof/>
+                <w:webHidden/>
               </w:rPr>
               <w:fldChar w:fldCharType="end"/>
             </w:r>
@@ -2366,58 +2600,72 @@
           <w:pPr>
             <w:pStyle w:val="TOC3"/>
             <w:tabs>
-              <w:tab w:val="right" w:leader="dot" w:pos="9355"/>
+              <w:tab w:val="right" w:leader="dot" w:pos="9345"/>
             </w:tabs>
             <w:ind w:left="1040" w:firstLine="0"/>
             <w:rPr>
+              <w:rFonts w:asciiTheme="minorHAnsi" w:eastAsiaTheme="minorEastAsia" w:hAnsiTheme="minorHAnsi"/>
               <w:noProof/>
+              <w:kern w:val="2"/>
+              <w:sz w:val="24"/>
+              <w:szCs w:val="24"/>
+              <w:lang w:val="en-US"/>
+              <w14:ligatures w14:val="standardContextual"/>
             </w:rPr>
           </w:pPr>
-          <w:hyperlink w:anchor="_Toc25614" w:history="1">
-            <w:r>
-              <w:rPr>
-                <w:noProof/>
-              </w:rPr>
-              <w:t>4.1.1 Требование к функциональным характеристикам алгоритма</w:t>
-            </w:r>
-            <w:r>
-              <w:rPr>
-                <w:noProof/>
+          <w:hyperlink w:anchor="_Toc225197031" w:history="1">
+            <w:r>
+              <w:rPr>
+                <w:rStyle w:val="Hyperlink"/>
+                <w:noProof/>
+              </w:rPr>
+              <w:t>4.1.1 Требование к функциональным характеристикам бизнес-логики</w:t>
+            </w:r>
+            <w:r>
+              <w:rPr>
+                <w:noProof/>
+                <w:webHidden/>
               </w:rPr>
               <w:tab/>
             </w:r>
             <w:r>
               <w:rPr>
                 <w:noProof/>
+                <w:webHidden/>
               </w:rPr>
               <w:fldChar w:fldCharType="begin"/>
             </w:r>
             <w:r>
               <w:rPr>
                 <w:noProof/>
-              </w:rPr>
-              <w:instrText xml:space="preserve"> PAGEREF _Toc25614 \h </w:instrText>
-            </w:r>
-            <w:r>
-              <w:rPr>
-                <w:noProof/>
-              </w:rPr>
-            </w:r>
-            <w:r>
-              <w:rPr>
-                <w:noProof/>
+                <w:webHidden/>
+              </w:rPr>
+              <w:instrText xml:space="preserve"> PAGEREF _Toc225197031 \h </w:instrText>
+            </w:r>
+            <w:r>
+              <w:rPr>
+                <w:noProof/>
+                <w:webHidden/>
+              </w:rPr>
+            </w:r>
+            <w:r>
+              <w:rPr>
+                <w:noProof/>
+                <w:webHidden/>
               </w:rPr>
               <w:fldChar w:fldCharType="separate"/>
             </w:r>
             <w:r>
               <w:rPr>
                 <w:noProof/>
-              </w:rPr>
-              <w:t>6</w:t>
-            </w:r>
-            <w:r>
-              <w:rPr>
-                <w:noProof/>
+                <w:webHidden/>
+              </w:rPr>
+              <w:t>7</w:t>
+            </w:r>
+            <w:r>
+              <w:rPr>
+                <w:noProof/>
+                <w:webHidden/>
               </w:rPr>
               <w:fldChar w:fldCharType="end"/>
             </w:r>
@@ -2427,16 +2675,23 @@
           <w:pPr>
             <w:pStyle w:val="TOC3"/>
             <w:tabs>
-              <w:tab w:val="right" w:leader="dot" w:pos="9355"/>
+              <w:tab w:val="right" w:leader="dot" w:pos="9345"/>
             </w:tabs>
             <w:ind w:left="1040" w:firstLine="0"/>
             <w:rPr>
+              <w:rFonts w:asciiTheme="minorHAnsi" w:eastAsiaTheme="minorEastAsia" w:hAnsiTheme="minorHAnsi"/>
               <w:noProof/>
+              <w:kern w:val="2"/>
+              <w:sz w:val="24"/>
+              <w:szCs w:val="24"/>
+              <w:lang w:val="en-US"/>
+              <w14:ligatures w14:val="standardContextual"/>
             </w:rPr>
           </w:pPr>
-          <w:hyperlink w:anchor="_Toc4852" w:history="1">
-            <w:r>
-              <w:rPr>
+          <w:hyperlink w:anchor="_Toc225197032" w:history="1">
+            <w:r>
+              <w:rPr>
+                <w:rStyle w:val="Hyperlink"/>
                 <w:noProof/>
               </w:rPr>
               <w:t>4.1.2 Требование к функциональным характеристикам интерфейса</w:t>
@@ -2444,41 +2699,48 @@
             <w:r>
               <w:rPr>
                 <w:noProof/>
+                <w:webHidden/>
               </w:rPr>
               <w:tab/>
             </w:r>
             <w:r>
               <w:rPr>
                 <w:noProof/>
+                <w:webHidden/>
               </w:rPr>
               <w:fldChar w:fldCharType="begin"/>
             </w:r>
             <w:r>
               <w:rPr>
                 <w:noProof/>
-              </w:rPr>
-              <w:instrText xml:space="preserve"> PAGEREF _Toc4852 \h </w:instrText>
-            </w:r>
-            <w:r>
-              <w:rPr>
-                <w:noProof/>
-              </w:rPr>
-            </w:r>
-            <w:r>
-              <w:rPr>
-                <w:noProof/>
+                <w:webHidden/>
+              </w:rPr>
+              <w:instrText xml:space="preserve"> PAGEREF _Toc225197032 \h </w:instrText>
+            </w:r>
+            <w:r>
+              <w:rPr>
+                <w:noProof/>
+                <w:webHidden/>
+              </w:rPr>
+            </w:r>
+            <w:r>
+              <w:rPr>
+                <w:noProof/>
+                <w:webHidden/>
               </w:rPr>
               <w:fldChar w:fldCharType="separate"/>
             </w:r>
             <w:r>
               <w:rPr>
                 <w:noProof/>
-              </w:rPr>
-              <w:t>6</w:t>
-            </w:r>
-            <w:r>
-              <w:rPr>
-                <w:noProof/>
+                <w:webHidden/>
+              </w:rPr>
+              <w:t>7</w:t>
+            </w:r>
+            <w:r>
+              <w:rPr>
+                <w:noProof/>
+                <w:webHidden/>
               </w:rPr>
               <w:fldChar w:fldCharType="end"/>
             </w:r>
@@ -2488,17 +2750,23 @@
           <w:pPr>
             <w:pStyle w:val="TOC2"/>
             <w:tabs>
-              <w:tab w:val="right" w:leader="dot" w:pos="9355"/>
+              <w:tab w:val="right" w:leader="dot" w:pos="9345"/>
             </w:tabs>
-            <w:spacing w:after="0"/>
             <w:ind w:firstLine="0"/>
             <w:rPr>
+              <w:rFonts w:asciiTheme="minorHAnsi" w:eastAsiaTheme="minorEastAsia" w:hAnsiTheme="minorHAnsi"/>
               <w:noProof/>
+              <w:kern w:val="2"/>
+              <w:sz w:val="24"/>
+              <w:szCs w:val="24"/>
+              <w:lang w:val="en-US"/>
+              <w14:ligatures w14:val="standardContextual"/>
             </w:rPr>
           </w:pPr>
-          <w:hyperlink w:anchor="_Toc30384" w:history="1">
-            <w:r>
-              <w:rPr>
+          <w:hyperlink w:anchor="_Toc225197033" w:history="1">
+            <w:r>
+              <w:rPr>
+                <w:rStyle w:val="Hyperlink"/>
                 <w:rFonts w:eastAsiaTheme="majorEastAsia"/>
                 <w:bCs/>
                 <w:noProof/>
@@ -2508,41 +2776,48 @@
             <w:r>
               <w:rPr>
                 <w:noProof/>
+                <w:webHidden/>
               </w:rPr>
               <w:tab/>
             </w:r>
             <w:r>
               <w:rPr>
                 <w:noProof/>
+                <w:webHidden/>
               </w:rPr>
               <w:fldChar w:fldCharType="begin"/>
             </w:r>
             <w:r>
               <w:rPr>
                 <w:noProof/>
-              </w:rPr>
-              <w:instrText xml:space="preserve"> PAGEREF _Toc30384 \h </w:instrText>
-            </w:r>
-            <w:r>
-              <w:rPr>
-                <w:noProof/>
-              </w:rPr>
-            </w:r>
-            <w:r>
-              <w:rPr>
-                <w:noProof/>
+                <w:webHidden/>
+              </w:rPr>
+              <w:instrText xml:space="preserve"> PAGEREF _Toc225197033 \h </w:instrText>
+            </w:r>
+            <w:r>
+              <w:rPr>
+                <w:noProof/>
+                <w:webHidden/>
+              </w:rPr>
+            </w:r>
+            <w:r>
+              <w:rPr>
+                <w:noProof/>
+                <w:webHidden/>
               </w:rPr>
               <w:fldChar w:fldCharType="separate"/>
             </w:r>
             <w:r>
               <w:rPr>
                 <w:noProof/>
+                <w:webHidden/>
               </w:rPr>
               <w:t>7</w:t>
             </w:r>
             <w:r>
               <w:rPr>
                 <w:noProof/>
+                <w:webHidden/>
               </w:rPr>
               <w:fldChar w:fldCharType="end"/>
             </w:r>
@@ -2552,17 +2827,23 @@
           <w:pPr>
             <w:pStyle w:val="TOC2"/>
             <w:tabs>
-              <w:tab w:val="right" w:leader="dot" w:pos="9355"/>
+              <w:tab w:val="right" w:leader="dot" w:pos="9345"/>
             </w:tabs>
-            <w:spacing w:after="0"/>
             <w:ind w:firstLine="0"/>
             <w:rPr>
+              <w:rFonts w:asciiTheme="minorHAnsi" w:eastAsiaTheme="minorEastAsia" w:hAnsiTheme="minorHAnsi"/>
               <w:noProof/>
+              <w:kern w:val="2"/>
+              <w:sz w:val="24"/>
+              <w:szCs w:val="24"/>
+              <w:lang w:val="en-US"/>
+              <w14:ligatures w14:val="standardContextual"/>
             </w:rPr>
           </w:pPr>
-          <w:hyperlink w:anchor="_Toc11492" w:history="1">
-            <w:r>
-              <w:rPr>
+          <w:hyperlink w:anchor="_Toc225197034" w:history="1">
+            <w:r>
+              <w:rPr>
+                <w:rStyle w:val="Hyperlink"/>
                 <w:rFonts w:eastAsiaTheme="majorEastAsia"/>
                 <w:bCs/>
                 <w:noProof/>
@@ -2572,41 +2853,48 @@
             <w:r>
               <w:rPr>
                 <w:noProof/>
+                <w:webHidden/>
               </w:rPr>
               <w:tab/>
             </w:r>
             <w:r>
               <w:rPr>
                 <w:noProof/>
+                <w:webHidden/>
               </w:rPr>
               <w:fldChar w:fldCharType="begin"/>
             </w:r>
             <w:r>
               <w:rPr>
                 <w:noProof/>
-              </w:rPr>
-              <w:instrText xml:space="preserve"> PAGEREF _Toc11492 \h </w:instrText>
-            </w:r>
-            <w:r>
-              <w:rPr>
-                <w:noProof/>
-              </w:rPr>
-            </w:r>
-            <w:r>
-              <w:rPr>
-                <w:noProof/>
+                <w:webHidden/>
+              </w:rPr>
+              <w:instrText xml:space="preserve"> PAGEREF _Toc225197034 \h </w:instrText>
+            </w:r>
+            <w:r>
+              <w:rPr>
+                <w:noProof/>
+                <w:webHidden/>
+              </w:rPr>
+            </w:r>
+            <w:r>
+              <w:rPr>
+                <w:noProof/>
+                <w:webHidden/>
               </w:rPr>
               <w:fldChar w:fldCharType="separate"/>
             </w:r>
             <w:r>
               <w:rPr>
                 <w:noProof/>
-              </w:rPr>
-              <w:t>7</w:t>
-            </w:r>
-            <w:r>
-              <w:rPr>
-                <w:noProof/>
+                <w:webHidden/>
+              </w:rPr>
+              <w:t>8</w:t>
+            </w:r>
+            <w:r>
+              <w:rPr>
+                <w:noProof/>
+                <w:webHidden/>
               </w:rPr>
               <w:fldChar w:fldCharType="end"/>
             </w:r>
@@ -2616,16 +2904,23 @@
           <w:pPr>
             <w:pStyle w:val="TOC3"/>
             <w:tabs>
-              <w:tab w:val="right" w:leader="dot" w:pos="9355"/>
+              <w:tab w:val="right" w:leader="dot" w:pos="9345"/>
             </w:tabs>
             <w:ind w:left="1040" w:firstLine="0"/>
             <w:rPr>
+              <w:rFonts w:asciiTheme="minorHAnsi" w:eastAsiaTheme="minorEastAsia" w:hAnsiTheme="minorHAnsi"/>
               <w:noProof/>
+              <w:kern w:val="2"/>
+              <w:sz w:val="24"/>
+              <w:szCs w:val="24"/>
+              <w:lang w:val="en-US"/>
+              <w14:ligatures w14:val="standardContextual"/>
             </w:rPr>
           </w:pPr>
-          <w:hyperlink w:anchor="_Toc3581" w:history="1">
-            <w:r>
-              <w:rPr>
+          <w:hyperlink w:anchor="_Toc225197035" w:history="1">
+            <w:r>
+              <w:rPr>
+                <w:rStyle w:val="Hyperlink"/>
                 <w:noProof/>
               </w:rPr>
               <w:t>4.3.1 Климатические условия эксплуатации</w:t>
@@ -2633,41 +2928,48 @@
             <w:r>
               <w:rPr>
                 <w:noProof/>
+                <w:webHidden/>
               </w:rPr>
               <w:tab/>
             </w:r>
             <w:r>
               <w:rPr>
                 <w:noProof/>
+                <w:webHidden/>
               </w:rPr>
               <w:fldChar w:fldCharType="begin"/>
             </w:r>
             <w:r>
               <w:rPr>
                 <w:noProof/>
-              </w:rPr>
-              <w:instrText xml:space="preserve"> PAGEREF _Toc3581 \h </w:instrText>
-            </w:r>
-            <w:r>
-              <w:rPr>
-                <w:noProof/>
-              </w:rPr>
-            </w:r>
-            <w:r>
-              <w:rPr>
-                <w:noProof/>
+                <w:webHidden/>
+              </w:rPr>
+              <w:instrText xml:space="preserve"> PAGEREF _Toc225197035 \h </w:instrText>
+            </w:r>
+            <w:r>
+              <w:rPr>
+                <w:noProof/>
+                <w:webHidden/>
+              </w:rPr>
+            </w:r>
+            <w:r>
+              <w:rPr>
+                <w:noProof/>
+                <w:webHidden/>
               </w:rPr>
               <w:fldChar w:fldCharType="separate"/>
             </w:r>
             <w:r>
               <w:rPr>
                 <w:noProof/>
-              </w:rPr>
-              <w:t>7</w:t>
-            </w:r>
-            <w:r>
-              <w:rPr>
-                <w:noProof/>
+                <w:webHidden/>
+              </w:rPr>
+              <w:t>8</w:t>
+            </w:r>
+            <w:r>
+              <w:rPr>
+                <w:noProof/>
+                <w:webHidden/>
               </w:rPr>
               <w:fldChar w:fldCharType="end"/>
             </w:r>
@@ -2677,66 +2979,80 @@
           <w:pPr>
             <w:pStyle w:val="TOC3"/>
             <w:tabs>
-              <w:tab w:val="right" w:leader="dot" w:pos="9355"/>
+              <w:tab w:val="right" w:leader="dot" w:pos="9345"/>
             </w:tabs>
             <w:ind w:left="1040" w:firstLine="0"/>
             <w:rPr>
+              <w:rFonts w:asciiTheme="minorHAnsi" w:eastAsiaTheme="minorEastAsia" w:hAnsiTheme="minorHAnsi"/>
               <w:noProof/>
+              <w:kern w:val="2"/>
+              <w:sz w:val="24"/>
+              <w:szCs w:val="24"/>
+              <w:lang w:val="en-US"/>
+              <w14:ligatures w14:val="standardContextual"/>
             </w:rPr>
           </w:pPr>
-          <w:hyperlink w:anchor="_Toc10182" w:history="1">
-            <w:r>
-              <w:rPr>
-                <w:noProof/>
-              </w:rPr>
-              <w:t xml:space="preserve">4.3.2 </w:t>
-            </w:r>
-            <w:r>
-              <w:rPr>
+          <w:hyperlink w:anchor="_Toc225197036" w:history="1">
+            <w:r>
+              <w:rPr>
+                <w:rStyle w:val="Hyperlink"/>
+                <w:noProof/>
+              </w:rPr>
+              <w:t>4.3.2</w:t>
+            </w:r>
+            <w:r>
+              <w:rPr>
+                <w:rStyle w:val="Hyperlink"/>
                 <w:rFonts w:eastAsiaTheme="majorEastAsia"/>
                 <w:noProof/>
-                <w:szCs w:val="28"/>
-              </w:rPr>
-              <w:t>Требования к видам обслуживания</w:t>
-            </w:r>
-            <w:r>
-              <w:rPr>
-                <w:noProof/>
+              </w:rPr>
+              <w:t xml:space="preserve"> Требования к видам обслуживания</w:t>
+            </w:r>
+            <w:r>
+              <w:rPr>
+                <w:noProof/>
+                <w:webHidden/>
               </w:rPr>
               <w:tab/>
             </w:r>
             <w:r>
               <w:rPr>
                 <w:noProof/>
+                <w:webHidden/>
               </w:rPr>
               <w:fldChar w:fldCharType="begin"/>
             </w:r>
             <w:r>
               <w:rPr>
                 <w:noProof/>
-              </w:rPr>
-              <w:instrText xml:space="preserve"> PAGEREF _Toc10182 \h </w:instrText>
-            </w:r>
-            <w:r>
-              <w:rPr>
-                <w:noProof/>
-              </w:rPr>
-            </w:r>
-            <w:r>
-              <w:rPr>
-                <w:noProof/>
+                <w:webHidden/>
+              </w:rPr>
+              <w:instrText xml:space="preserve"> PAGEREF _Toc225197036 \h </w:instrText>
+            </w:r>
+            <w:r>
+              <w:rPr>
+                <w:noProof/>
+                <w:webHidden/>
+              </w:rPr>
+            </w:r>
+            <w:r>
+              <w:rPr>
+                <w:noProof/>
+                <w:webHidden/>
               </w:rPr>
               <w:fldChar w:fldCharType="separate"/>
             </w:r>
             <w:r>
               <w:rPr>
                 <w:noProof/>
-              </w:rPr>
-              <w:t>7</w:t>
-            </w:r>
-            <w:r>
-              <w:rPr>
-                <w:noProof/>
+                <w:webHidden/>
+              </w:rPr>
+              <w:t>8</w:t>
+            </w:r>
+            <w:r>
+              <w:rPr>
+                <w:noProof/>
+                <w:webHidden/>
               </w:rPr>
               <w:fldChar w:fldCharType="end"/>
             </w:r>
@@ -2746,16 +3062,23 @@
           <w:pPr>
             <w:pStyle w:val="TOC3"/>
             <w:tabs>
-              <w:tab w:val="right" w:leader="dot" w:pos="9355"/>
+              <w:tab w:val="right" w:leader="dot" w:pos="9345"/>
             </w:tabs>
             <w:ind w:left="1040" w:firstLine="0"/>
             <w:rPr>
+              <w:rFonts w:asciiTheme="minorHAnsi" w:eastAsiaTheme="minorEastAsia" w:hAnsiTheme="minorHAnsi"/>
               <w:noProof/>
+              <w:kern w:val="2"/>
+              <w:sz w:val="24"/>
+              <w:szCs w:val="24"/>
+              <w:lang w:val="en-US"/>
+              <w14:ligatures w14:val="standardContextual"/>
             </w:rPr>
           </w:pPr>
-          <w:hyperlink w:anchor="_Toc2721" w:history="1">
-            <w:r>
-              <w:rPr>
+          <w:hyperlink w:anchor="_Toc225197037" w:history="1">
+            <w:r>
+              <w:rPr>
+                <w:rStyle w:val="Hyperlink"/>
                 <w:noProof/>
               </w:rPr>
               <w:t>4.3.3 Требования к численности и квалификации персонала</w:t>
@@ -2763,41 +3086,48 @@
             <w:r>
               <w:rPr>
                 <w:noProof/>
+                <w:webHidden/>
               </w:rPr>
               <w:tab/>
             </w:r>
             <w:r>
               <w:rPr>
                 <w:noProof/>
+                <w:webHidden/>
               </w:rPr>
               <w:fldChar w:fldCharType="begin"/>
             </w:r>
             <w:r>
               <w:rPr>
                 <w:noProof/>
-              </w:rPr>
-              <w:instrText xml:space="preserve"> PAGEREF _Toc2721 \h </w:instrText>
-            </w:r>
-            <w:r>
-              <w:rPr>
-                <w:noProof/>
-              </w:rPr>
-            </w:r>
-            <w:r>
-              <w:rPr>
-                <w:noProof/>
+                <w:webHidden/>
+              </w:rPr>
+              <w:instrText xml:space="preserve"> PAGEREF _Toc225197037 \h </w:instrText>
+            </w:r>
+            <w:r>
+              <w:rPr>
+                <w:noProof/>
+                <w:webHidden/>
+              </w:rPr>
+            </w:r>
+            <w:r>
+              <w:rPr>
+                <w:noProof/>
+                <w:webHidden/>
               </w:rPr>
               <w:fldChar w:fldCharType="separate"/>
             </w:r>
             <w:r>
               <w:rPr>
                 <w:noProof/>
-              </w:rPr>
-              <w:t>7</w:t>
-            </w:r>
-            <w:r>
-              <w:rPr>
-                <w:noProof/>
+                <w:webHidden/>
+              </w:rPr>
+              <w:t>8</w:t>
+            </w:r>
+            <w:r>
+              <w:rPr>
+                <w:noProof/>
+                <w:webHidden/>
               </w:rPr>
               <w:fldChar w:fldCharType="end"/>
             </w:r>
@@ -2807,17 +3137,23 @@
           <w:pPr>
             <w:pStyle w:val="TOC2"/>
             <w:tabs>
-              <w:tab w:val="right" w:leader="dot" w:pos="9355"/>
+              <w:tab w:val="right" w:leader="dot" w:pos="9345"/>
             </w:tabs>
-            <w:spacing w:after="0"/>
             <w:ind w:firstLine="0"/>
             <w:rPr>
+              <w:rFonts w:asciiTheme="minorHAnsi" w:eastAsiaTheme="minorEastAsia" w:hAnsiTheme="minorHAnsi"/>
               <w:noProof/>
+              <w:kern w:val="2"/>
+              <w:sz w:val="24"/>
+              <w:szCs w:val="24"/>
+              <w:lang w:val="en-US"/>
+              <w14:ligatures w14:val="standardContextual"/>
             </w:rPr>
           </w:pPr>
-          <w:hyperlink w:anchor="_Toc23325" w:history="1">
-            <w:r>
-              <w:rPr>
+          <w:hyperlink w:anchor="_Toc225197038" w:history="1">
+            <w:r>
+              <w:rPr>
+                <w:rStyle w:val="Hyperlink"/>
                 <w:noProof/>
               </w:rPr>
               <w:t>4.4 Требования к составу и параметрам технических средств</w:t>
@@ -2825,41 +3161,48 @@
             <w:r>
               <w:rPr>
                 <w:noProof/>
+                <w:webHidden/>
               </w:rPr>
               <w:tab/>
             </w:r>
             <w:r>
               <w:rPr>
                 <w:noProof/>
+                <w:webHidden/>
               </w:rPr>
               <w:fldChar w:fldCharType="begin"/>
             </w:r>
             <w:r>
               <w:rPr>
                 <w:noProof/>
-              </w:rPr>
-              <w:instrText xml:space="preserve"> PAGEREF _Toc23325 \h </w:instrText>
-            </w:r>
-            <w:r>
-              <w:rPr>
-                <w:noProof/>
-              </w:rPr>
-            </w:r>
-            <w:r>
-              <w:rPr>
-                <w:noProof/>
+                <w:webHidden/>
+              </w:rPr>
+              <w:instrText xml:space="preserve"> PAGEREF _Toc225197038 \h </w:instrText>
+            </w:r>
+            <w:r>
+              <w:rPr>
+                <w:noProof/>
+                <w:webHidden/>
+              </w:rPr>
+            </w:r>
+            <w:r>
+              <w:rPr>
+                <w:noProof/>
+                <w:webHidden/>
               </w:rPr>
               <w:fldChar w:fldCharType="separate"/>
             </w:r>
             <w:r>
               <w:rPr>
                 <w:noProof/>
-              </w:rPr>
-              <w:t>7</w:t>
-            </w:r>
-            <w:r>
-              <w:rPr>
-                <w:noProof/>
+                <w:webHidden/>
+              </w:rPr>
+              <w:t>8</w:t>
+            </w:r>
+            <w:r>
+              <w:rPr>
+                <w:noProof/>
+                <w:webHidden/>
               </w:rPr>
               <w:fldChar w:fldCharType="end"/>
             </w:r>
@@ -2869,17 +3212,23 @@
           <w:pPr>
             <w:pStyle w:val="TOC2"/>
             <w:tabs>
-              <w:tab w:val="right" w:leader="dot" w:pos="9355"/>
+              <w:tab w:val="right" w:leader="dot" w:pos="9345"/>
             </w:tabs>
-            <w:spacing w:after="0"/>
             <w:ind w:firstLine="0"/>
             <w:rPr>
+              <w:rFonts w:asciiTheme="minorHAnsi" w:eastAsiaTheme="minorEastAsia" w:hAnsiTheme="minorHAnsi"/>
               <w:noProof/>
+              <w:kern w:val="2"/>
+              <w:sz w:val="24"/>
+              <w:szCs w:val="24"/>
+              <w:lang w:val="en-US"/>
+              <w14:ligatures w14:val="standardContextual"/>
             </w:rPr>
           </w:pPr>
-          <w:hyperlink w:anchor="_Toc8564" w:history="1">
-            <w:r>
-              <w:rPr>
+          <w:hyperlink w:anchor="_Toc225197039" w:history="1">
+            <w:r>
+              <w:rPr>
+                <w:rStyle w:val="Hyperlink"/>
                 <w:rFonts w:eastAsiaTheme="majorEastAsia"/>
                 <w:bCs/>
                 <w:noProof/>
@@ -2889,41 +3238,48 @@
             <w:r>
               <w:rPr>
                 <w:noProof/>
+                <w:webHidden/>
               </w:rPr>
               <w:tab/>
             </w:r>
             <w:r>
               <w:rPr>
                 <w:noProof/>
+                <w:webHidden/>
               </w:rPr>
               <w:fldChar w:fldCharType="begin"/>
             </w:r>
             <w:r>
               <w:rPr>
                 <w:noProof/>
-              </w:rPr>
-              <w:instrText xml:space="preserve"> PAGEREF _Toc8564 \h </w:instrText>
-            </w:r>
-            <w:r>
-              <w:rPr>
-                <w:noProof/>
-              </w:rPr>
-            </w:r>
-            <w:r>
-              <w:rPr>
-                <w:noProof/>
+                <w:webHidden/>
+              </w:rPr>
+              <w:instrText xml:space="preserve"> PAGEREF _Toc225197039 \h </w:instrText>
+            </w:r>
+            <w:r>
+              <w:rPr>
+                <w:noProof/>
+                <w:webHidden/>
+              </w:rPr>
+            </w:r>
+            <w:r>
+              <w:rPr>
+                <w:noProof/>
+                <w:webHidden/>
               </w:rPr>
               <w:fldChar w:fldCharType="separate"/>
             </w:r>
             <w:r>
               <w:rPr>
                 <w:noProof/>
-              </w:rPr>
-              <w:t>7</w:t>
-            </w:r>
-            <w:r>
-              <w:rPr>
-                <w:noProof/>
+                <w:webHidden/>
+              </w:rPr>
+              <w:t>8</w:t>
+            </w:r>
+            <w:r>
+              <w:rPr>
+                <w:noProof/>
+                <w:webHidden/>
               </w:rPr>
               <w:fldChar w:fldCharType="end"/>
             </w:r>
@@ -2933,16 +3289,23 @@
           <w:pPr>
             <w:pStyle w:val="TOC3"/>
             <w:tabs>
-              <w:tab w:val="right" w:leader="dot" w:pos="9355"/>
+              <w:tab w:val="right" w:leader="dot" w:pos="9345"/>
             </w:tabs>
             <w:ind w:left="1040" w:firstLine="0"/>
             <w:rPr>
+              <w:rFonts w:asciiTheme="minorHAnsi" w:eastAsiaTheme="minorEastAsia" w:hAnsiTheme="minorHAnsi"/>
               <w:noProof/>
+              <w:kern w:val="2"/>
+              <w:sz w:val="24"/>
+              <w:szCs w:val="24"/>
+              <w:lang w:val="en-US"/>
+              <w14:ligatures w14:val="standardContextual"/>
             </w:rPr>
           </w:pPr>
-          <w:hyperlink w:anchor="_Toc32316" w:history="1">
-            <w:r>
-              <w:rPr>
+          <w:hyperlink w:anchor="_Toc225197040" w:history="1">
+            <w:r>
+              <w:rPr>
+                <w:rStyle w:val="Hyperlink"/>
                 <w:noProof/>
               </w:rPr>
               <w:t>4.5.1 Требования к исходным кодам и языкам программирования</w:t>
@@ -2950,41 +3313,48 @@
             <w:r>
               <w:rPr>
                 <w:noProof/>
+                <w:webHidden/>
               </w:rPr>
               <w:tab/>
             </w:r>
             <w:r>
               <w:rPr>
                 <w:noProof/>
+                <w:webHidden/>
               </w:rPr>
               <w:fldChar w:fldCharType="begin"/>
             </w:r>
             <w:r>
               <w:rPr>
                 <w:noProof/>
-              </w:rPr>
-              <w:instrText xml:space="preserve"> PAGEREF _Toc32316 \h </w:instrText>
-            </w:r>
-            <w:r>
-              <w:rPr>
-                <w:noProof/>
-              </w:rPr>
-            </w:r>
-            <w:r>
-              <w:rPr>
-                <w:noProof/>
+                <w:webHidden/>
+              </w:rPr>
+              <w:instrText xml:space="preserve"> PAGEREF _Toc225197040 \h </w:instrText>
+            </w:r>
+            <w:r>
+              <w:rPr>
+                <w:noProof/>
+                <w:webHidden/>
+              </w:rPr>
+            </w:r>
+            <w:r>
+              <w:rPr>
+                <w:noProof/>
+                <w:webHidden/>
               </w:rPr>
               <w:fldChar w:fldCharType="separate"/>
             </w:r>
             <w:r>
               <w:rPr>
                 <w:noProof/>
-              </w:rPr>
-              <w:t>7</w:t>
-            </w:r>
-            <w:r>
-              <w:rPr>
-                <w:noProof/>
+                <w:webHidden/>
+              </w:rPr>
+              <w:t>8</w:t>
+            </w:r>
+            <w:r>
+              <w:rPr>
+                <w:noProof/>
+                <w:webHidden/>
               </w:rPr>
               <w:fldChar w:fldCharType="end"/>
             </w:r>
@@ -2994,16 +3364,23 @@
           <w:pPr>
             <w:pStyle w:val="TOC3"/>
             <w:tabs>
-              <w:tab w:val="right" w:leader="dot" w:pos="9355"/>
+              <w:tab w:val="right" w:leader="dot" w:pos="9345"/>
             </w:tabs>
             <w:ind w:left="1040" w:firstLine="0"/>
             <w:rPr>
+              <w:rFonts w:asciiTheme="minorHAnsi" w:eastAsiaTheme="minorEastAsia" w:hAnsiTheme="minorHAnsi"/>
               <w:noProof/>
+              <w:kern w:val="2"/>
+              <w:sz w:val="24"/>
+              <w:szCs w:val="24"/>
+              <w:lang w:val="en-US"/>
+              <w14:ligatures w14:val="standardContextual"/>
             </w:rPr>
           </w:pPr>
-          <w:hyperlink w:anchor="_Toc4847" w:history="1">
-            <w:r>
-              <w:rPr>
+          <w:hyperlink w:anchor="_Toc225197041" w:history="1">
+            <w:r>
+              <w:rPr>
+                <w:rStyle w:val="Hyperlink"/>
                 <w:noProof/>
               </w:rPr>
               <w:t>4.5.2 Требования к программным средствам, используемым программой</w:t>
@@ -3011,41 +3388,48 @@
             <w:r>
               <w:rPr>
                 <w:noProof/>
+                <w:webHidden/>
               </w:rPr>
               <w:tab/>
             </w:r>
             <w:r>
               <w:rPr>
                 <w:noProof/>
+                <w:webHidden/>
               </w:rPr>
               <w:fldChar w:fldCharType="begin"/>
             </w:r>
             <w:r>
               <w:rPr>
                 <w:noProof/>
-              </w:rPr>
-              <w:instrText xml:space="preserve"> PAGEREF _Toc4847 \h </w:instrText>
-            </w:r>
-            <w:r>
-              <w:rPr>
-                <w:noProof/>
-              </w:rPr>
-            </w:r>
-            <w:r>
-              <w:rPr>
-                <w:noProof/>
+                <w:webHidden/>
+              </w:rPr>
+              <w:instrText xml:space="preserve"> PAGEREF _Toc225197041 \h </w:instrText>
+            </w:r>
+            <w:r>
+              <w:rPr>
+                <w:noProof/>
+                <w:webHidden/>
+              </w:rPr>
+            </w:r>
+            <w:r>
+              <w:rPr>
+                <w:noProof/>
+                <w:webHidden/>
               </w:rPr>
               <w:fldChar w:fldCharType="separate"/>
             </w:r>
             <w:r>
               <w:rPr>
                 <w:noProof/>
-              </w:rPr>
-              <w:t>7</w:t>
-            </w:r>
-            <w:r>
-              <w:rPr>
-                <w:noProof/>
+                <w:webHidden/>
+              </w:rPr>
+              <w:t>8</w:t>
+            </w:r>
+            <w:r>
+              <w:rPr>
+                <w:noProof/>
+                <w:webHidden/>
               </w:rPr>
               <w:fldChar w:fldCharType="end"/>
             </w:r>
@@ -3055,17 +3439,23 @@
           <w:pPr>
             <w:pStyle w:val="TOC2"/>
             <w:tabs>
-              <w:tab w:val="right" w:leader="dot" w:pos="9355"/>
+              <w:tab w:val="right" w:leader="dot" w:pos="9345"/>
             </w:tabs>
-            <w:spacing w:after="0"/>
             <w:ind w:firstLine="0"/>
             <w:rPr>
+              <w:rFonts w:asciiTheme="minorHAnsi" w:eastAsiaTheme="minorEastAsia" w:hAnsiTheme="minorHAnsi"/>
               <w:noProof/>
+              <w:kern w:val="2"/>
+              <w:sz w:val="24"/>
+              <w:szCs w:val="24"/>
+              <w:lang w:val="en-US"/>
+              <w14:ligatures w14:val="standardContextual"/>
             </w:rPr>
           </w:pPr>
-          <w:hyperlink w:anchor="_Toc25698" w:history="1">
-            <w:r>
-              <w:rPr>
+          <w:hyperlink w:anchor="_Toc225197042" w:history="1">
+            <w:r>
+              <w:rPr>
+                <w:rStyle w:val="Hyperlink"/>
                 <w:rFonts w:eastAsiaTheme="majorEastAsia"/>
                 <w:bCs/>
                 <w:noProof/>
@@ -3075,41 +3465,48 @@
             <w:r>
               <w:rPr>
                 <w:noProof/>
+                <w:webHidden/>
               </w:rPr>
               <w:tab/>
             </w:r>
             <w:r>
               <w:rPr>
                 <w:noProof/>
+                <w:webHidden/>
               </w:rPr>
               <w:fldChar w:fldCharType="begin"/>
             </w:r>
             <w:r>
               <w:rPr>
                 <w:noProof/>
-              </w:rPr>
-              <w:instrText xml:space="preserve"> PAGEREF _Toc25698 \h </w:instrText>
-            </w:r>
-            <w:r>
-              <w:rPr>
-                <w:noProof/>
-              </w:rPr>
-            </w:r>
-            <w:r>
-              <w:rPr>
-                <w:noProof/>
+                <w:webHidden/>
+              </w:rPr>
+              <w:instrText xml:space="preserve"> PAGEREF _Toc225197042 \h </w:instrText>
+            </w:r>
+            <w:r>
+              <w:rPr>
+                <w:noProof/>
+                <w:webHidden/>
+              </w:rPr>
+            </w:r>
+            <w:r>
+              <w:rPr>
+                <w:noProof/>
+                <w:webHidden/>
               </w:rPr>
               <w:fldChar w:fldCharType="separate"/>
             </w:r>
             <w:r>
               <w:rPr>
                 <w:noProof/>
+                <w:webHidden/>
               </w:rPr>
               <w:t>8</w:t>
             </w:r>
             <w:r>
               <w:rPr>
                 <w:noProof/>
+                <w:webHidden/>
               </w:rPr>
               <w:fldChar w:fldCharType="end"/>
             </w:r>
@@ -3119,67 +3516,72 @@
           <w:pPr>
             <w:pStyle w:val="TOC1"/>
             <w:tabs>
-              <w:tab w:val="right" w:leader="dot" w:pos="9355"/>
+              <w:tab w:val="right" w:leader="dot" w:pos="9345"/>
             </w:tabs>
-            <w:spacing w:after="0"/>
             <w:ind w:firstLine="0"/>
             <w:rPr>
+              <w:rFonts w:asciiTheme="minorHAnsi" w:eastAsiaTheme="minorEastAsia" w:hAnsiTheme="minorHAnsi"/>
               <w:noProof/>
+              <w:kern w:val="2"/>
+              <w:sz w:val="24"/>
+              <w:szCs w:val="24"/>
+              <w:lang w:val="en-US"/>
+              <w14:ligatures w14:val="standardContextual"/>
             </w:rPr>
           </w:pPr>
-          <w:hyperlink w:anchor="_Toc20312" w:history="1">
-            <w:r>
-              <w:rPr>
-                <w:rFonts w:cs="Times New Roman"/>
-                <w:noProof/>
-                <w:szCs w:val="32"/>
-              </w:rPr>
-              <w:t xml:space="preserve">5 </w:t>
-            </w:r>
-            <w:r>
-              <w:rPr>
-                <w:noProof/>
-              </w:rPr>
-              <w:t>Требования к программной документации</w:t>
-            </w:r>
-            <w:r>
-              <w:rPr>
-                <w:noProof/>
+          <w:hyperlink w:anchor="_Toc225197043" w:history="1">
+            <w:r>
+              <w:rPr>
+                <w:rStyle w:val="Hyperlink"/>
+                <w:noProof/>
+              </w:rPr>
+              <w:t>5 Требования к программной документации</w:t>
+            </w:r>
+            <w:r>
+              <w:rPr>
+                <w:noProof/>
+                <w:webHidden/>
               </w:rPr>
               <w:tab/>
             </w:r>
             <w:r>
               <w:rPr>
                 <w:noProof/>
+                <w:webHidden/>
               </w:rPr>
               <w:fldChar w:fldCharType="begin"/>
             </w:r>
             <w:r>
               <w:rPr>
                 <w:noProof/>
-              </w:rPr>
-              <w:instrText xml:space="preserve"> PAGEREF _Toc20312 \h </w:instrText>
-            </w:r>
-            <w:r>
-              <w:rPr>
-                <w:noProof/>
-              </w:rPr>
-            </w:r>
-            <w:r>
-              <w:rPr>
-                <w:noProof/>
+                <w:webHidden/>
+              </w:rPr>
+              <w:instrText xml:space="preserve"> PAGEREF _Toc225197043 \h </w:instrText>
+            </w:r>
+            <w:r>
+              <w:rPr>
+                <w:noProof/>
+                <w:webHidden/>
+              </w:rPr>
+            </w:r>
+            <w:r>
+              <w:rPr>
+                <w:noProof/>
+                <w:webHidden/>
               </w:rPr>
               <w:fldChar w:fldCharType="separate"/>
             </w:r>
             <w:r>
               <w:rPr>
                 <w:noProof/>
+                <w:webHidden/>
               </w:rPr>
               <w:t>9</w:t>
             </w:r>
             <w:r>
               <w:rPr>
                 <w:noProof/>
+                <w:webHidden/>
               </w:rPr>
               <w:fldChar w:fldCharType="end"/>
             </w:r>
@@ -3189,17 +3591,23 @@
           <w:pPr>
             <w:pStyle w:val="TOC2"/>
             <w:tabs>
-              <w:tab w:val="right" w:leader="dot" w:pos="9355"/>
+              <w:tab w:val="right" w:leader="dot" w:pos="9345"/>
             </w:tabs>
-            <w:spacing w:after="0"/>
             <w:ind w:firstLine="0"/>
             <w:rPr>
+              <w:rFonts w:asciiTheme="minorHAnsi" w:eastAsiaTheme="minorEastAsia" w:hAnsiTheme="minorHAnsi"/>
               <w:noProof/>
+              <w:kern w:val="2"/>
+              <w:sz w:val="24"/>
+              <w:szCs w:val="24"/>
+              <w:lang w:val="en-US"/>
+              <w14:ligatures w14:val="standardContextual"/>
             </w:rPr>
           </w:pPr>
-          <w:hyperlink w:anchor="_Toc1717" w:history="1">
-            <w:r>
-              <w:rPr>
+          <w:hyperlink w:anchor="_Toc225197044" w:history="1">
+            <w:r>
+              <w:rPr>
+                <w:rStyle w:val="Hyperlink"/>
                 <w:rFonts w:eastAsiaTheme="majorEastAsia"/>
                 <w:bCs/>
                 <w:noProof/>
@@ -3209,41 +3617,48 @@
             <w:r>
               <w:rPr>
                 <w:noProof/>
+                <w:webHidden/>
               </w:rPr>
               <w:tab/>
             </w:r>
             <w:r>
               <w:rPr>
                 <w:noProof/>
+                <w:webHidden/>
               </w:rPr>
               <w:fldChar w:fldCharType="begin"/>
             </w:r>
             <w:r>
               <w:rPr>
                 <w:noProof/>
-              </w:rPr>
-              <w:instrText xml:space="preserve"> PAGEREF _Toc1717 \h </w:instrText>
-            </w:r>
-            <w:r>
-              <w:rPr>
-                <w:noProof/>
-              </w:rPr>
-            </w:r>
-            <w:r>
-              <w:rPr>
-                <w:noProof/>
+                <w:webHidden/>
+              </w:rPr>
+              <w:instrText xml:space="preserve"> PAGEREF _Toc225197044 \h </w:instrText>
+            </w:r>
+            <w:r>
+              <w:rPr>
+                <w:noProof/>
+                <w:webHidden/>
+              </w:rPr>
+            </w:r>
+            <w:r>
+              <w:rPr>
+                <w:noProof/>
+                <w:webHidden/>
               </w:rPr>
               <w:fldChar w:fldCharType="separate"/>
             </w:r>
             <w:r>
               <w:rPr>
                 <w:noProof/>
+                <w:webHidden/>
               </w:rPr>
               <w:t>9</w:t>
             </w:r>
             <w:r>
               <w:rPr>
                 <w:noProof/>
+                <w:webHidden/>
               </w:rPr>
               <w:fldChar w:fldCharType="end"/>
             </w:r>
@@ -3253,17 +3668,23 @@
           <w:pPr>
             <w:pStyle w:val="TOC2"/>
             <w:tabs>
-              <w:tab w:val="right" w:leader="dot" w:pos="9355"/>
+              <w:tab w:val="right" w:leader="dot" w:pos="9345"/>
             </w:tabs>
-            <w:spacing w:after="0"/>
             <w:ind w:firstLine="0"/>
             <w:rPr>
+              <w:rFonts w:asciiTheme="minorHAnsi" w:eastAsiaTheme="minorEastAsia" w:hAnsiTheme="minorHAnsi"/>
               <w:noProof/>
+              <w:kern w:val="2"/>
+              <w:sz w:val="24"/>
+              <w:szCs w:val="24"/>
+              <w:lang w:val="en-US"/>
+              <w14:ligatures w14:val="standardContextual"/>
             </w:rPr>
           </w:pPr>
-          <w:hyperlink w:anchor="_Toc30028" w:history="1">
-            <w:r>
-              <w:rPr>
+          <w:hyperlink w:anchor="_Toc225197045" w:history="1">
+            <w:r>
+              <w:rPr>
+                <w:rStyle w:val="Hyperlink"/>
                 <w:rFonts w:eastAsiaTheme="majorEastAsia"/>
                 <w:bCs/>
                 <w:noProof/>
@@ -3273,41 +3694,48 @@
             <w:r>
               <w:rPr>
                 <w:noProof/>
+                <w:webHidden/>
               </w:rPr>
               <w:tab/>
             </w:r>
             <w:r>
               <w:rPr>
                 <w:noProof/>
+                <w:webHidden/>
               </w:rPr>
               <w:fldChar w:fldCharType="begin"/>
             </w:r>
             <w:r>
               <w:rPr>
                 <w:noProof/>
-              </w:rPr>
-              <w:instrText xml:space="preserve"> PAGEREF _Toc30028 \h </w:instrText>
-            </w:r>
-            <w:r>
-              <w:rPr>
-                <w:noProof/>
-              </w:rPr>
-            </w:r>
-            <w:r>
-              <w:rPr>
-                <w:noProof/>
+                <w:webHidden/>
+              </w:rPr>
+              <w:instrText xml:space="preserve"> PAGEREF _Toc225197045 \h </w:instrText>
+            </w:r>
+            <w:r>
+              <w:rPr>
+                <w:noProof/>
+                <w:webHidden/>
+              </w:rPr>
+            </w:r>
+            <w:r>
+              <w:rPr>
+                <w:noProof/>
+                <w:webHidden/>
               </w:rPr>
               <w:fldChar w:fldCharType="separate"/>
             </w:r>
             <w:r>
               <w:rPr>
                 <w:noProof/>
+                <w:webHidden/>
               </w:rPr>
               <w:t>9</w:t>
             </w:r>
             <w:r>
               <w:rPr>
                 <w:noProof/>
+                <w:webHidden/>
               </w:rPr>
               <w:fldChar w:fldCharType="end"/>
             </w:r>
@@ -3317,62 +3745,75 @@
           <w:pPr>
             <w:pStyle w:val="TOC1"/>
             <w:tabs>
-              <w:tab w:val="right" w:leader="dot" w:pos="9355"/>
+              <w:tab w:val="right" w:leader="dot" w:pos="9345"/>
             </w:tabs>
-            <w:spacing w:after="0"/>
             <w:ind w:firstLine="0"/>
             <w:rPr>
+              <w:rFonts w:asciiTheme="minorHAnsi" w:eastAsiaTheme="minorEastAsia" w:hAnsiTheme="minorHAnsi"/>
               <w:noProof/>
+              <w:kern w:val="2"/>
+              <w:sz w:val="24"/>
+              <w:szCs w:val="24"/>
+              <w:lang w:val="en-US"/>
+              <w14:ligatures w14:val="standardContextual"/>
             </w:rPr>
           </w:pPr>
-          <w:hyperlink w:anchor="_Toc13101" w:history="1">
-            <w:r>
-              <w:rPr>
+          <w:hyperlink w:anchor="_Toc225197046" w:history="1">
+            <w:r>
+              <w:rPr>
+                <w:rStyle w:val="Hyperlink"/>
                 <w:rFonts w:cs="Times New Roman"/>
+                <w:b/>
                 <w:bCs/>
                 <w:noProof/>
-                <w:szCs w:val="32"/>
               </w:rPr>
               <w:t>6 Технико-экономические показатели</w:t>
             </w:r>
             <w:r>
               <w:rPr>
                 <w:noProof/>
+                <w:webHidden/>
               </w:rPr>
               <w:tab/>
             </w:r>
             <w:r>
               <w:rPr>
                 <w:noProof/>
+                <w:webHidden/>
               </w:rPr>
               <w:fldChar w:fldCharType="begin"/>
             </w:r>
             <w:r>
               <w:rPr>
                 <w:noProof/>
-              </w:rPr>
-              <w:instrText xml:space="preserve"> PAGEREF _Toc13101 \h </w:instrText>
-            </w:r>
-            <w:r>
-              <w:rPr>
-                <w:noProof/>
-              </w:rPr>
-            </w:r>
-            <w:r>
-              <w:rPr>
-                <w:noProof/>
+                <w:webHidden/>
+              </w:rPr>
+              <w:instrText xml:space="preserve"> PAGEREF _Toc225197046 \h </w:instrText>
+            </w:r>
+            <w:r>
+              <w:rPr>
+                <w:noProof/>
+                <w:webHidden/>
+              </w:rPr>
+            </w:r>
+            <w:r>
+              <w:rPr>
+                <w:noProof/>
+                <w:webHidden/>
               </w:rPr>
               <w:fldChar w:fldCharType="separate"/>
             </w:r>
             <w:r>
               <w:rPr>
                 <w:noProof/>
+                <w:webHidden/>
               </w:rPr>
               <w:t>10</w:t>
             </w:r>
             <w:r>
               <w:rPr>
                 <w:noProof/>
+                <w:webHidden/>
               </w:rPr>
               <w:fldChar w:fldCharType="end"/>
             </w:r>
@@ -3382,85 +3823,75 @@
           <w:pPr>
             <w:pStyle w:val="TOC1"/>
             <w:tabs>
-              <w:tab w:val="right" w:leader="dot" w:pos="9355"/>
+              <w:tab w:val="right" w:leader="dot" w:pos="9345"/>
             </w:tabs>
-            <w:spacing w:after="0"/>
             <w:ind w:firstLine="0"/>
             <w:rPr>
-              <w:bCs/>
+              <w:rFonts w:asciiTheme="minorHAnsi" w:eastAsiaTheme="minorEastAsia" w:hAnsiTheme="minorHAnsi"/>
               <w:noProof/>
-            </w:rPr>
-            <w:sectPr>
-              <w:headerReference w:type="default" r:id="rId10"/>
-              <w:headerReference w:type="first" r:id="rId11"/>
-              <w:pgSz w:w="11906" w:h="16838"/>
-              <w:pgMar w:top="1134" w:right="850" w:bottom="1134" w:left="1701" w:header="850" w:footer="709" w:gutter="0"/>
-              <w:pgNumType w:start="2"/>
-              <w:cols w:space="0"/>
-              <w:docGrid w:linePitch="360"/>
-            </w:sectPr>
-          </w:pPr>
-        </w:p>
-        <w:p>
-          <w:pPr>
-            <w:pStyle w:val="TOC1"/>
-            <w:tabs>
-              <w:tab w:val="right" w:leader="dot" w:pos="9355"/>
-            </w:tabs>
-            <w:spacing w:after="0"/>
-            <w:ind w:firstLine="0"/>
-            <w:rPr>
-              <w:noProof/>
+              <w:kern w:val="2"/>
+              <w:sz w:val="24"/>
+              <w:szCs w:val="24"/>
+              <w:lang w:val="en-US"/>
+              <w14:ligatures w14:val="standardContextual"/>
             </w:rPr>
           </w:pPr>
-          <w:hyperlink w:anchor="_Toc17802" w:history="1">
-            <w:r>
-              <w:rPr>
+          <w:hyperlink w:anchor="_Toc225197047" w:history="1">
+            <w:r>
+              <w:rPr>
+                <w:rStyle w:val="Hyperlink"/>
                 <w:rFonts w:cs="Times New Roman"/>
+                <w:b/>
                 <w:bCs/>
                 <w:noProof/>
-                <w:szCs w:val="32"/>
               </w:rPr>
               <w:t>7 Стадии и этапы разработки</w:t>
             </w:r>
             <w:r>
               <w:rPr>
                 <w:noProof/>
+                <w:webHidden/>
               </w:rPr>
               <w:tab/>
             </w:r>
             <w:r>
               <w:rPr>
                 <w:noProof/>
+                <w:webHidden/>
               </w:rPr>
               <w:fldChar w:fldCharType="begin"/>
             </w:r>
             <w:r>
               <w:rPr>
                 <w:noProof/>
-              </w:rPr>
-              <w:instrText xml:space="preserve"> PAGEREF _Toc17802 \h </w:instrText>
-            </w:r>
-            <w:r>
-              <w:rPr>
-                <w:noProof/>
-              </w:rPr>
-            </w:r>
-            <w:r>
-              <w:rPr>
-                <w:noProof/>
+                <w:webHidden/>
+              </w:rPr>
+              <w:instrText xml:space="preserve"> PAGEREF _Toc225197047 \h </w:instrText>
+            </w:r>
+            <w:r>
+              <w:rPr>
+                <w:noProof/>
+                <w:webHidden/>
+              </w:rPr>
+            </w:r>
+            <w:r>
+              <w:rPr>
+                <w:noProof/>
+                <w:webHidden/>
               </w:rPr>
               <w:fldChar w:fldCharType="separate"/>
             </w:r>
             <w:r>
               <w:rPr>
                 <w:noProof/>
+                <w:webHidden/>
               </w:rPr>
               <w:t>11</w:t>
             </w:r>
             <w:r>
               <w:rPr>
                 <w:noProof/>
+                <w:webHidden/>
               </w:rPr>
               <w:fldChar w:fldCharType="end"/>
             </w:r>
@@ -3470,62 +3901,75 @@
           <w:pPr>
             <w:pStyle w:val="TOC1"/>
             <w:tabs>
-              <w:tab w:val="right" w:leader="dot" w:pos="9355"/>
+              <w:tab w:val="right" w:leader="dot" w:pos="9345"/>
             </w:tabs>
-            <w:spacing w:after="0"/>
             <w:ind w:firstLine="0"/>
             <w:rPr>
+              <w:rFonts w:asciiTheme="minorHAnsi" w:eastAsiaTheme="minorEastAsia" w:hAnsiTheme="minorHAnsi"/>
               <w:noProof/>
+              <w:kern w:val="2"/>
+              <w:sz w:val="24"/>
+              <w:szCs w:val="24"/>
+              <w:lang w:val="en-US"/>
+              <w14:ligatures w14:val="standardContextual"/>
             </w:rPr>
           </w:pPr>
-          <w:hyperlink w:anchor="_Toc12198" w:history="1">
-            <w:r>
-              <w:rPr>
+          <w:hyperlink w:anchor="_Toc225197048" w:history="1">
+            <w:r>
+              <w:rPr>
+                <w:rStyle w:val="Hyperlink"/>
                 <w:rFonts w:cs="Times New Roman"/>
+                <w:b/>
                 <w:bCs/>
                 <w:noProof/>
-                <w:szCs w:val="32"/>
               </w:rPr>
               <w:t>8 Порядок контроля и приемки</w:t>
             </w:r>
             <w:r>
               <w:rPr>
                 <w:noProof/>
+                <w:webHidden/>
               </w:rPr>
               <w:tab/>
             </w:r>
             <w:r>
               <w:rPr>
                 <w:noProof/>
+                <w:webHidden/>
               </w:rPr>
               <w:fldChar w:fldCharType="begin"/>
             </w:r>
             <w:r>
               <w:rPr>
                 <w:noProof/>
-              </w:rPr>
-              <w:instrText xml:space="preserve"> PAGEREF _Toc12198 \h </w:instrText>
-            </w:r>
-            <w:r>
-              <w:rPr>
-                <w:noProof/>
-              </w:rPr>
-            </w:r>
-            <w:r>
-              <w:rPr>
-                <w:noProof/>
+                <w:webHidden/>
+              </w:rPr>
+              <w:instrText xml:space="preserve"> PAGEREF _Toc225197048 \h </w:instrText>
+            </w:r>
+            <w:r>
+              <w:rPr>
+                <w:noProof/>
+                <w:webHidden/>
+              </w:rPr>
+            </w:r>
+            <w:r>
+              <w:rPr>
+                <w:noProof/>
+                <w:webHidden/>
               </w:rPr>
               <w:fldChar w:fldCharType="separate"/>
             </w:r>
             <w:r>
               <w:rPr>
                 <w:noProof/>
+                <w:webHidden/>
               </w:rPr>
               <w:t>12</w:t>
             </w:r>
             <w:r>
               <w:rPr>
                 <w:noProof/>
+                <w:webHidden/>
               </w:rPr>
               <w:fldChar w:fldCharType="end"/>
             </w:r>
@@ -3535,27 +3979,35 @@
           <w:pPr>
             <w:pStyle w:val="TOC1"/>
             <w:tabs>
-              <w:tab w:val="right" w:leader="dot" w:pos="9355"/>
+              <w:tab w:val="right" w:leader="dot" w:pos="9345"/>
             </w:tabs>
-            <w:spacing w:after="0"/>
             <w:ind w:firstLine="0"/>
             <w:rPr>
+              <w:rFonts w:asciiTheme="minorHAnsi" w:eastAsiaTheme="minorEastAsia" w:hAnsiTheme="minorHAnsi"/>
               <w:noProof/>
+              <w:kern w:val="2"/>
+              <w:sz w:val="24"/>
+              <w:szCs w:val="24"/>
+              <w:lang w:val="en-US"/>
+              <w14:ligatures w14:val="standardContextual"/>
             </w:rPr>
           </w:pPr>
-          <w:hyperlink w:anchor="_Toc15918" w:history="1">
-            <w:r>
-              <w:rPr>
+          <w:hyperlink w:anchor="_Toc225197049" w:history="1">
+            <w:r>
+              <w:rPr>
+                <w:rStyle w:val="Hyperlink"/>
                 <w:rFonts w:cs="Times New Roman"/>
+                <w:b/>
                 <w:bCs/>
                 <w:noProof/>
-                <w:szCs w:val="32"/>
               </w:rPr>
               <w:t xml:space="preserve">Приложение A1 </w:t>
             </w:r>
             <w:r>
               <w:rPr>
+                <w:rStyle w:val="Hyperlink"/>
                 <w:rFonts w:eastAsia="Times New Roman" w:cs="Times New Roman"/>
+                <w:b/>
                 <w:noProof/>
               </w:rPr>
               <w:t>Список литературы</w:t>
@@ -3563,41 +4015,48 @@
             <w:r>
               <w:rPr>
                 <w:noProof/>
+                <w:webHidden/>
               </w:rPr>
               <w:tab/>
             </w:r>
             <w:r>
               <w:rPr>
                 <w:noProof/>
+                <w:webHidden/>
               </w:rPr>
               <w:fldChar w:fldCharType="begin"/>
             </w:r>
             <w:r>
               <w:rPr>
                 <w:noProof/>
-              </w:rPr>
-              <w:instrText xml:space="preserve"> PAGEREF _Toc15918 \h </w:instrText>
-            </w:r>
-            <w:r>
-              <w:rPr>
-                <w:noProof/>
-              </w:rPr>
-            </w:r>
-            <w:r>
-              <w:rPr>
-                <w:noProof/>
+                <w:webHidden/>
+              </w:rPr>
+              <w:instrText xml:space="preserve"> PAGEREF _Toc225197049 \h </w:instrText>
+            </w:r>
+            <w:r>
+              <w:rPr>
+                <w:noProof/>
+                <w:webHidden/>
+              </w:rPr>
+            </w:r>
+            <w:r>
+              <w:rPr>
+                <w:noProof/>
+                <w:webHidden/>
               </w:rPr>
               <w:fldChar w:fldCharType="separate"/>
             </w:r>
             <w:r>
               <w:rPr>
                 <w:noProof/>
+                <w:webHidden/>
               </w:rPr>
               <w:t>13</w:t>
             </w:r>
             <w:r>
               <w:rPr>
                 <w:noProof/>
+                <w:webHidden/>
               </w:rPr>
               <w:fldChar w:fldCharType="end"/>
             </w:r>
@@ -3641,7 +4100,7 @@
           <w:szCs w:val="32"/>
         </w:rPr>
       </w:pPr>
-      <w:bookmarkStart w:id="0" w:name="_Toc9188"/>
+      <w:bookmarkStart w:id="0" w:name="_Toc225197020"/>
       <w:r>
         <w:rPr>
           <w:rFonts w:cs="Times New Roman"/>
@@ -3671,7 +4130,7 @@
         </w:rPr>
       </w:pPr>
       <w:bookmarkStart w:id="1" w:name="_Toc25631"/>
-      <w:bookmarkStart w:id="2" w:name="_Toc24382"/>
+      <w:bookmarkStart w:id="2" w:name="_Toc225197021"/>
       <w:r>
         <w:rPr>
           <w:rFonts w:eastAsiaTheme="majorEastAsia"/>
@@ -3707,8 +4166,8 @@
           <w:lang w:eastAsia="en-US"/>
         </w:rPr>
       </w:pPr>
-      <w:bookmarkStart w:id="3" w:name="_Toc21850"/>
-      <w:bookmarkStart w:id="4" w:name="_Toc25632"/>
+      <w:bookmarkStart w:id="3" w:name="_Toc25632"/>
+      <w:bookmarkStart w:id="4" w:name="_Toc225197022"/>
       <w:r>
         <w:rPr>
           <w:rFonts w:eastAsiaTheme="majorEastAsia"/>
@@ -3718,7 +4177,7 @@
         </w:rPr>
         <w:t>Краткая характеристика области применения программы</w:t>
       </w:r>
-      <w:bookmarkEnd w:id="3"/>
+      <w:bookmarkEnd w:id="4"/>
       <w:r>
         <w:rPr>
           <w:rFonts w:eastAsiaTheme="majorEastAsia"/>
@@ -3728,7 +4187,7 @@
         </w:rPr>
         <w:t xml:space="preserve"> </w:t>
       </w:r>
-      <w:bookmarkEnd w:id="4"/>
+      <w:bookmarkEnd w:id="3"/>
     </w:p>
     <w:p>
       <w:r>
@@ -3856,8 +4315,8 @@
           <w:szCs w:val="32"/>
         </w:rPr>
       </w:pPr>
-      <w:bookmarkStart w:id="5" w:name="_Toc20859"/>
-      <w:bookmarkStart w:id="6" w:name="_Toc25633"/>
+      <w:bookmarkStart w:id="5" w:name="_Toc25633"/>
+      <w:bookmarkStart w:id="6" w:name="_Toc225197023"/>
       <w:r>
         <w:rPr>
           <w:rFonts w:cs="Times New Roman"/>
@@ -3869,7 +4328,7 @@
         <w:lastRenderedPageBreak/>
         <w:t>Основание для разработки</w:t>
       </w:r>
-      <w:bookmarkEnd w:id="5"/>
+      <w:bookmarkEnd w:id="6"/>
       <w:r>
         <w:rPr>
           <w:rFonts w:cs="Times New Roman"/>
@@ -3880,7 +4339,7 @@
         </w:rPr>
         <w:t xml:space="preserve"> </w:t>
       </w:r>
-      <w:bookmarkEnd w:id="6"/>
+      <w:bookmarkEnd w:id="5"/>
     </w:p>
     <w:p>
       <w:pPr>
@@ -3897,8 +4356,8 @@
           <w:lang w:eastAsia="en-US"/>
         </w:rPr>
       </w:pPr>
-      <w:bookmarkStart w:id="7" w:name="_Toc31978"/>
-      <w:bookmarkStart w:id="8" w:name="_Toc25634"/>
+      <w:bookmarkStart w:id="7" w:name="_Toc25634"/>
+      <w:bookmarkStart w:id="8" w:name="_Toc225197024"/>
       <w:r>
         <w:rPr>
           <w:rFonts w:eastAsiaTheme="majorEastAsia"/>
@@ -3908,7 +4367,7 @@
         </w:rPr>
         <w:t>Основание для проведения разработки</w:t>
       </w:r>
-      <w:bookmarkEnd w:id="7"/>
+      <w:bookmarkEnd w:id="8"/>
       <w:r>
         <w:rPr>
           <w:rFonts w:eastAsiaTheme="majorEastAsia"/>
@@ -3918,7 +4377,7 @@
         </w:rPr>
         <w:t xml:space="preserve"> </w:t>
       </w:r>
-      <w:bookmarkEnd w:id="8"/>
+      <w:bookmarkEnd w:id="7"/>
     </w:p>
     <w:p>
       <w:r>
@@ -3997,8 +4456,8 @@
           <w:lang w:eastAsia="en-US"/>
         </w:rPr>
       </w:pPr>
-      <w:bookmarkStart w:id="9" w:name="_Toc10650"/>
-      <w:bookmarkStart w:id="10" w:name="_Toc25635"/>
+      <w:bookmarkStart w:id="9" w:name="_Toc25635"/>
+      <w:bookmarkStart w:id="10" w:name="_Toc225197025"/>
       <w:r>
         <w:rPr>
           <w:rFonts w:eastAsiaTheme="majorEastAsia"/>
@@ -4008,7 +4467,7 @@
         </w:rPr>
         <w:t>Наименование и условное обозначение темы разработки</w:t>
       </w:r>
-      <w:bookmarkEnd w:id="9"/>
+      <w:bookmarkEnd w:id="10"/>
       <w:r>
         <w:rPr>
           <w:rFonts w:eastAsiaTheme="majorEastAsia"/>
@@ -4018,7 +4477,7 @@
         </w:rPr>
         <w:t xml:space="preserve"> </w:t>
       </w:r>
-      <w:bookmarkEnd w:id="10"/>
+      <w:bookmarkEnd w:id="9"/>
     </w:p>
     <w:p>
       <w:r>
@@ -4051,8 +4510,8 @@
           <w:szCs w:val="32"/>
         </w:rPr>
       </w:pPr>
-      <w:bookmarkStart w:id="11" w:name="_Toc11072"/>
-      <w:bookmarkStart w:id="12" w:name="_Toc25636"/>
+      <w:bookmarkStart w:id="11" w:name="_Toc25636"/>
+      <w:bookmarkStart w:id="12" w:name="_Toc225197026"/>
       <w:r>
         <w:rPr>
           <w:rFonts w:cs="Times New Roman"/>
@@ -4064,7 +4523,7 @@
         <w:lastRenderedPageBreak/>
         <w:t>Назначение разработки</w:t>
       </w:r>
-      <w:bookmarkEnd w:id="11"/>
+      <w:bookmarkEnd w:id="12"/>
       <w:r>
         <w:rPr>
           <w:rFonts w:cs="Times New Roman"/>
@@ -4075,7 +4534,7 @@
         </w:rPr>
         <w:t xml:space="preserve"> </w:t>
       </w:r>
-      <w:bookmarkEnd w:id="12"/>
+      <w:bookmarkEnd w:id="11"/>
     </w:p>
     <w:p>
       <w:pPr>
@@ -4093,8 +4552,8 @@
           <w:lang w:eastAsia="en-US"/>
         </w:rPr>
       </w:pPr>
-      <w:bookmarkStart w:id="13" w:name="_Toc4376"/>
-      <w:bookmarkStart w:id="14" w:name="_Toc25637"/>
+      <w:bookmarkStart w:id="13" w:name="_Toc25637"/>
+      <w:bookmarkStart w:id="14" w:name="_Toc225197027"/>
       <w:r>
         <w:rPr>
           <w:rFonts w:eastAsiaTheme="majorEastAsia"/>
@@ -4104,7 +4563,7 @@
         </w:rPr>
         <w:t>Функциональное назначение программы</w:t>
       </w:r>
-      <w:bookmarkEnd w:id="13"/>
+      <w:bookmarkEnd w:id="14"/>
       <w:r>
         <w:rPr>
           <w:rFonts w:eastAsiaTheme="majorEastAsia"/>
@@ -4114,7 +4573,7 @@
         </w:rPr>
         <w:t xml:space="preserve"> </w:t>
       </w:r>
-      <w:bookmarkEnd w:id="14"/>
+      <w:bookmarkEnd w:id="13"/>
     </w:p>
     <w:p>
       <w:r>
@@ -4143,8 +4602,8 @@
           <w:lang w:eastAsia="en-US"/>
         </w:rPr>
       </w:pPr>
-      <w:bookmarkStart w:id="15" w:name="_Toc22886"/>
-      <w:bookmarkStart w:id="16" w:name="_Toc25638"/>
+      <w:bookmarkStart w:id="15" w:name="_Toc25638"/>
+      <w:bookmarkStart w:id="16" w:name="_Toc225197028"/>
       <w:r>
         <w:rPr>
           <w:rFonts w:eastAsiaTheme="majorEastAsia"/>
@@ -4154,7 +4613,7 @@
         </w:rPr>
         <w:t>Эксплуатационное назначение программы</w:t>
       </w:r>
-      <w:bookmarkEnd w:id="15"/>
+      <w:bookmarkEnd w:id="16"/>
       <w:r>
         <w:rPr>
           <w:rFonts w:eastAsiaTheme="majorEastAsia"/>
@@ -4164,7 +4623,7 @@
         </w:rPr>
         <w:t xml:space="preserve"> </w:t>
       </w:r>
-      <w:bookmarkEnd w:id="16"/>
+      <w:bookmarkEnd w:id="15"/>
     </w:p>
     <w:p>
       <w:r>
@@ -4191,8 +4650,8 @@
           <w:szCs w:val="32"/>
         </w:rPr>
       </w:pPr>
-      <w:bookmarkStart w:id="17" w:name="_Toc9323"/>
-      <w:bookmarkStart w:id="18" w:name="_Toc25639"/>
+      <w:bookmarkStart w:id="17" w:name="_Toc25639"/>
+      <w:bookmarkStart w:id="18" w:name="_Toc225197029"/>
       <w:r>
         <w:rPr>
           <w:rFonts w:cs="Times New Roman"/>
@@ -4204,7 +4663,7 @@
         <w:lastRenderedPageBreak/>
         <w:t>Требования к программе</w:t>
       </w:r>
-      <w:bookmarkEnd w:id="17"/>
+      <w:bookmarkEnd w:id="18"/>
       <w:r>
         <w:rPr>
           <w:rFonts w:cs="Times New Roman"/>
@@ -4215,7 +4674,7 @@
         </w:rPr>
         <w:t xml:space="preserve"> </w:t>
       </w:r>
-      <w:bookmarkEnd w:id="18"/>
+      <w:bookmarkEnd w:id="17"/>
     </w:p>
     <w:p>
       <w:pPr>
@@ -4233,8 +4692,8 @@
           <w:lang w:eastAsia="en-US"/>
         </w:rPr>
       </w:pPr>
-      <w:bookmarkStart w:id="19" w:name="_Toc25406"/>
-      <w:bookmarkStart w:id="20" w:name="_Toc25640"/>
+      <w:bookmarkStart w:id="19" w:name="_Toc25640"/>
+      <w:bookmarkStart w:id="20" w:name="_Toc225197030"/>
       <w:r>
         <w:rPr>
           <w:rFonts w:eastAsiaTheme="majorEastAsia"/>
@@ -4244,7 +4703,7 @@
         </w:rPr>
         <w:t>Требования к функциональным характеристикам</w:t>
       </w:r>
-      <w:bookmarkEnd w:id="19"/>
+      <w:bookmarkEnd w:id="20"/>
       <w:r>
         <w:rPr>
           <w:rFonts w:eastAsiaTheme="majorEastAsia"/>
@@ -4254,14 +4713,11 @@
         </w:rPr>
         <w:t xml:space="preserve"> </w:t>
       </w:r>
-      <w:bookmarkEnd w:id="20"/>
-    </w:p>
-    <w:p>
-      <w:r>
-        <w:t>Разрабатываемая часть экосистемы</w:t>
-      </w:r>
-      <w:r>
-        <w:t xml:space="preserve"> представляет собой сочетание графического интерфейса пользователя и </w:t>
+      <w:bookmarkEnd w:id="19"/>
+    </w:p>
+    <w:p>
+      <w:r>
+        <w:t xml:space="preserve">Разрабатываемая часть экосистемы представляет собой сочетание графического интерфейса пользователя и </w:t>
       </w:r>
       <w:r>
         <w:t xml:space="preserve">бизнес-логики </w:t>
@@ -4279,10 +4735,7 @@
         <w:t>, а также баз</w:t>
       </w:r>
       <w:r>
-        <w:t>ы данных с методическими материалами</w:t>
-      </w:r>
-      <w:r>
-        <w:t>.</w:t>
+        <w:t>ы данных с методическими материалами.</w:t>
       </w:r>
     </w:p>
     <w:p>
@@ -4296,20 +4749,20 @@
           <w:lang w:eastAsia="en-US"/>
         </w:rPr>
       </w:pPr>
-      <w:bookmarkStart w:id="21" w:name="_Toc25614"/>
+      <w:bookmarkStart w:id="21" w:name="_Toc225197031"/>
       <w:r>
         <w:rPr>
           <w:lang w:eastAsia="en-US"/>
         </w:rPr>
         <w:t xml:space="preserve">Требование к функциональным характеристикам </w:t>
       </w:r>
+      <w:r>
+        <w:rPr>
+          <w:lang w:eastAsia="en-US"/>
+        </w:rPr>
+        <w:t>бизнес-логики</w:t>
+      </w:r>
       <w:bookmarkEnd w:id="21"/>
-      <w:r>
-        <w:rPr>
-          <w:lang w:eastAsia="en-US"/>
-        </w:rPr>
-        <w:t>бизнес-логики</w:t>
-      </w:r>
       <w:r>
         <w:rPr>
           <w:lang w:eastAsia="en-US"/>
@@ -4393,7 +4846,7 @@
           <w:lang w:eastAsia="en-US"/>
         </w:rPr>
       </w:pPr>
-      <w:bookmarkStart w:id="22" w:name="_Toc4852"/>
+      <w:bookmarkStart w:id="22" w:name="_Toc225197032"/>
       <w:r>
         <w:rPr>
           <w:lang w:eastAsia="en-US"/>
@@ -4426,10 +4879,7 @@
         <w:ind w:left="1134" w:hanging="425"/>
       </w:pPr>
       <w:r>
-        <w:t>должен быть реализован просмотр текущих лабораторных работ</w:t>
-      </w:r>
-      <w:r>
-        <w:t>;</w:t>
+        <w:t>должен быть реализован просмотр текущих лабораторных работ;</w:t>
       </w:r>
     </w:p>
     <w:p>
@@ -4507,8 +4957,8 @@
           <w:lang w:eastAsia="en-US"/>
         </w:rPr>
       </w:pPr>
-      <w:bookmarkStart w:id="23" w:name="_Toc30384"/>
-      <w:bookmarkStart w:id="24" w:name="_Toc25641"/>
+      <w:bookmarkStart w:id="23" w:name="_Toc25641"/>
+      <w:bookmarkStart w:id="24" w:name="_Toc225197033"/>
       <w:r>
         <w:rPr>
           <w:rFonts w:eastAsiaTheme="majorEastAsia"/>
@@ -4518,7 +4968,7 @@
         </w:rPr>
         <w:t>Требования к надежности</w:t>
       </w:r>
-      <w:bookmarkEnd w:id="23"/>
+      <w:bookmarkEnd w:id="24"/>
       <w:r>
         <w:rPr>
           <w:rFonts w:eastAsiaTheme="majorEastAsia"/>
@@ -4528,7 +4978,7 @@
         </w:rPr>
         <w:t xml:space="preserve"> </w:t>
       </w:r>
-      <w:bookmarkEnd w:id="24"/>
+      <w:bookmarkEnd w:id="23"/>
     </w:p>
     <w:p>
       <w:r>
@@ -4563,7 +5013,7 @@
         </w:rPr>
       </w:pPr>
       <w:bookmarkStart w:id="25" w:name="_Toc25642"/>
-      <w:bookmarkStart w:id="26" w:name="_Toc11492"/>
+      <w:bookmarkStart w:id="26" w:name="_Toc225197034"/>
       <w:r>
         <w:rPr>
           <w:rFonts w:eastAsiaTheme="majorEastAsia"/>
@@ -4588,7 +5038,7 @@
           <w:lang w:eastAsia="en-US"/>
         </w:rPr>
       </w:pPr>
-      <w:bookmarkStart w:id="27" w:name="_Toc3581"/>
+      <w:bookmarkStart w:id="27" w:name="_Toc225197035"/>
       <w:r>
         <w:rPr>
           <w:lang w:eastAsia="en-US"/>
@@ -4622,7 +5072,7 @@
           <w:numId w:val="4"/>
         </w:numPr>
       </w:pPr>
-      <w:bookmarkStart w:id="28" w:name="_Toc10182"/>
+      <w:bookmarkStart w:id="28" w:name="_Toc225197036"/>
       <w:r>
         <w:rPr>
           <w:rFonts w:eastAsiaTheme="majorEastAsia"/>
@@ -4648,7 +5098,7 @@
           <w:lang w:eastAsia="en-US"/>
         </w:rPr>
       </w:pPr>
-      <w:bookmarkStart w:id="29" w:name="_Toc2721"/>
+      <w:bookmarkStart w:id="29" w:name="_Toc225197037"/>
       <w:r>
         <w:rPr>
           <w:lang w:eastAsia="en-US"/>
@@ -4685,7 +5135,7 @@
         </w:rPr>
       </w:pPr>
       <w:bookmarkStart w:id="30" w:name="_Toc25643"/>
-      <w:bookmarkStart w:id="31" w:name="_Toc23325"/>
+      <w:bookmarkStart w:id="31" w:name="_Toc225197038"/>
       <w:r>
         <w:rPr>
           <w:lang w:eastAsia="en-US"/>
@@ -4718,8 +5168,8 @@
           <w:lang w:eastAsia="en-US"/>
         </w:rPr>
       </w:pPr>
-      <w:bookmarkStart w:id="32" w:name="_Toc8564"/>
-      <w:bookmarkStart w:id="33" w:name="_Toc25644"/>
+      <w:bookmarkStart w:id="32" w:name="_Toc25644"/>
+      <w:bookmarkStart w:id="33" w:name="_Toc225197039"/>
       <w:r>
         <w:rPr>
           <w:rFonts w:eastAsiaTheme="majorEastAsia"/>
@@ -4729,7 +5179,7 @@
         </w:rPr>
         <w:t>Требования к информационной и программной совместимости</w:t>
       </w:r>
-      <w:bookmarkEnd w:id="32"/>
+      <w:bookmarkEnd w:id="33"/>
       <w:r>
         <w:rPr>
           <w:rFonts w:eastAsiaTheme="majorEastAsia"/>
@@ -4739,7 +5189,7 @@
         </w:rPr>
         <w:t xml:space="preserve"> </w:t>
       </w:r>
-      <w:bookmarkEnd w:id="33"/>
+      <w:bookmarkEnd w:id="32"/>
     </w:p>
     <w:p>
       <w:pPr>
@@ -4752,7 +5202,7 @@
           <w:lang w:eastAsia="en-US"/>
         </w:rPr>
       </w:pPr>
-      <w:bookmarkStart w:id="34" w:name="_Toc32316"/>
+      <w:bookmarkStart w:id="34" w:name="_Toc225197040"/>
       <w:r>
         <w:rPr>
           <w:lang w:eastAsia="en-US"/>
@@ -4825,7 +5275,7 @@
           <w:lang w:eastAsia="en-US"/>
         </w:rPr>
       </w:pPr>
-      <w:bookmarkStart w:id="35" w:name="_Toc4847"/>
+      <w:bookmarkStart w:id="35" w:name="_Toc225197041"/>
       <w:r>
         <w:rPr>
           <w:lang w:eastAsia="en-US"/>
@@ -4890,8 +5340,8 @@
           <w:lang w:eastAsia="en-US"/>
         </w:rPr>
       </w:pPr>
-      <w:bookmarkStart w:id="36" w:name="_Toc25698"/>
-      <w:bookmarkStart w:id="37" w:name="_Toc25645"/>
+      <w:bookmarkStart w:id="36" w:name="_Toc25645"/>
+      <w:bookmarkStart w:id="37" w:name="_Toc225197042"/>
       <w:r>
         <w:rPr>
           <w:rFonts w:eastAsiaTheme="majorEastAsia"/>
@@ -4901,7 +5351,7 @@
         </w:rPr>
         <w:t>Требования к маркировке и упаковке</w:t>
       </w:r>
-      <w:bookmarkEnd w:id="36"/>
+      <w:bookmarkEnd w:id="37"/>
       <w:r>
         <w:rPr>
           <w:rFonts w:eastAsiaTheme="majorEastAsia"/>
@@ -4911,7 +5361,7 @@
         </w:rPr>
         <w:t xml:space="preserve"> </w:t>
       </w:r>
-      <w:bookmarkEnd w:id="37"/>
+      <w:bookmarkEnd w:id="36"/>
     </w:p>
     <w:p>
       <w:r>
@@ -4935,17 +5385,17 @@
           <w:numId w:val="1"/>
         </w:numPr>
       </w:pPr>
-      <w:bookmarkStart w:id="38" w:name="_Toc20312"/>
-      <w:bookmarkStart w:id="39" w:name="_Toc25646"/>
+      <w:bookmarkStart w:id="38" w:name="_Toc25646"/>
+      <w:bookmarkStart w:id="39" w:name="_Toc225197043"/>
       <w:r>
         <w:lastRenderedPageBreak/>
         <w:t>Требования к программной документации</w:t>
       </w:r>
+      <w:bookmarkEnd w:id="39"/>
+      <w:r>
+        <w:t xml:space="preserve"> </w:t>
+      </w:r>
       <w:bookmarkEnd w:id="38"/>
-      <w:r>
-        <w:t xml:space="preserve"> </w:t>
-      </w:r>
-      <w:bookmarkEnd w:id="39"/>
     </w:p>
     <w:p>
       <w:pPr>
@@ -4962,8 +5412,8 @@
           <w:lang w:eastAsia="en-US"/>
         </w:rPr>
       </w:pPr>
-      <w:bookmarkStart w:id="40" w:name="_Toc1717"/>
-      <w:bookmarkStart w:id="41" w:name="_Toc25647"/>
+      <w:bookmarkStart w:id="40" w:name="_Toc25647"/>
+      <w:bookmarkStart w:id="41" w:name="_Toc225197044"/>
       <w:r>
         <w:rPr>
           <w:rFonts w:eastAsiaTheme="majorEastAsia"/>
@@ -4973,7 +5423,7 @@
         </w:rPr>
         <w:t>Состав программной документации</w:t>
       </w:r>
-      <w:bookmarkEnd w:id="40"/>
+      <w:bookmarkEnd w:id="41"/>
       <w:r>
         <w:rPr>
           <w:rFonts w:eastAsiaTheme="majorEastAsia"/>
@@ -4983,7 +5433,7 @@
         </w:rPr>
         <w:t xml:space="preserve"> </w:t>
       </w:r>
-      <w:bookmarkEnd w:id="41"/>
+      <w:bookmarkEnd w:id="40"/>
     </w:p>
     <w:p>
       <w:pPr>
@@ -5131,8 +5581,8 @@
           <w:lang w:eastAsia="en-US"/>
         </w:rPr>
       </w:pPr>
-      <w:bookmarkStart w:id="42" w:name="_Toc30028"/>
-      <w:bookmarkStart w:id="43" w:name="_Toc25648"/>
+      <w:bookmarkStart w:id="42" w:name="_Toc25648"/>
+      <w:bookmarkStart w:id="43" w:name="_Toc225197045"/>
       <w:r>
         <w:rPr>
           <w:rFonts w:eastAsiaTheme="majorEastAsia"/>
@@ -5142,7 +5592,7 @@
         </w:rPr>
         <w:t>Специальные требования к программной документации</w:t>
       </w:r>
-      <w:bookmarkEnd w:id="42"/>
+      <w:bookmarkEnd w:id="43"/>
       <w:r>
         <w:rPr>
           <w:rFonts w:eastAsiaTheme="majorEastAsia"/>
@@ -5152,7 +5602,7 @@
         </w:rPr>
         <w:t xml:space="preserve"> </w:t>
       </w:r>
-      <w:bookmarkEnd w:id="43"/>
+      <w:bookmarkEnd w:id="42"/>
     </w:p>
     <w:p>
       <w:r>
@@ -5214,10 +5664,7 @@
         <w:ind w:left="1134"/>
       </w:pPr>
       <w:r>
-        <w:t>Техническое задание</w:t>
-      </w:r>
-      <w:r>
-        <w:t>.</w:t>
+        <w:t>Техническое задание.</w:t>
       </w:r>
     </w:p>
     <w:p>
@@ -5230,10 +5677,7 @@
         <w:ind w:left="1134"/>
       </w:pPr>
       <w:r>
-        <w:t>Руководство пользователя</w:t>
-      </w:r>
-      <w:r>
-        <w:t>.</w:t>
+        <w:t>Руководство пользователя.</w:t>
       </w:r>
     </w:p>
     <w:p>
@@ -5290,8 +5734,8 @@
           <w:szCs w:val="32"/>
         </w:rPr>
       </w:pPr>
-      <w:bookmarkStart w:id="44" w:name="_Toc13101"/>
-      <w:bookmarkStart w:id="45" w:name="_Toc25649"/>
+      <w:bookmarkStart w:id="44" w:name="_Toc25649"/>
+      <w:bookmarkStart w:id="45" w:name="_Toc225197046"/>
       <w:r>
         <w:rPr>
           <w:rFonts w:cs="Times New Roman"/>
@@ -5303,7 +5747,7 @@
         <w:lastRenderedPageBreak/>
         <w:t>Технико-экономические показатели</w:t>
       </w:r>
-      <w:bookmarkEnd w:id="44"/>
+      <w:bookmarkEnd w:id="45"/>
       <w:r>
         <w:rPr>
           <w:rFonts w:cs="Times New Roman"/>
@@ -5314,7 +5758,7 @@
         </w:rPr>
         <w:t xml:space="preserve"> </w:t>
       </w:r>
-      <w:bookmarkEnd w:id="45"/>
+      <w:bookmarkEnd w:id="44"/>
     </w:p>
     <w:p>
       <w:r>
@@ -5352,8 +5796,8 @@
           <w:szCs w:val="32"/>
         </w:rPr>
       </w:pPr>
-      <w:bookmarkStart w:id="46" w:name="_Toc17802"/>
-      <w:bookmarkStart w:id="47" w:name="_Toc25650"/>
+      <w:bookmarkStart w:id="46" w:name="_Toc25650"/>
+      <w:bookmarkStart w:id="47" w:name="_Toc225197047"/>
       <w:r>
         <w:rPr>
           <w:rFonts w:cs="Times New Roman"/>
@@ -5365,7 +5809,7 @@
         <w:lastRenderedPageBreak/>
         <w:t>Стадии и этапы разработки</w:t>
       </w:r>
-      <w:bookmarkEnd w:id="46"/>
+      <w:bookmarkEnd w:id="47"/>
       <w:r>
         <w:rPr>
           <w:rFonts w:cs="Times New Roman"/>
@@ -5376,7 +5820,7 @@
         </w:rPr>
         <w:t xml:space="preserve"> </w:t>
       </w:r>
-      <w:bookmarkEnd w:id="47"/>
+      <w:bookmarkEnd w:id="46"/>
     </w:p>
     <w:p>
       <w:r>
@@ -5633,7 +6077,7 @@
           <w:szCs w:val="32"/>
         </w:rPr>
       </w:pPr>
-      <w:bookmarkStart w:id="48" w:name="_Toc12198"/>
+      <w:bookmarkStart w:id="48" w:name="_Toc225197048"/>
       <w:r>
         <w:rPr>
           <w:rFonts w:cs="Times New Roman"/>
@@ -5648,11 +6092,21 @@
       <w:bookmarkEnd w:id="48"/>
     </w:p>
     <w:p>
-      <w:r>
-        <w:t>Контроль и приемка разработки осуществляются в соответствии с документом «</w:t>
-      </w:r>
-      <w:r>
-        <w:t>Разработка информационной системы для изучения языков и практики навыков печати</w:t>
+      <w:pPr>
+        <w:spacing w:beforeLines="300" w:before="720" w:after="200" w:line="276" w:lineRule="auto"/>
+        <w:ind w:firstLine="0"/>
+        <w:rPr>
+          <w:rFonts w:eastAsiaTheme="minorHAnsi"/>
+          <w:b/>
+          <w:sz w:val="24"/>
+          <w:szCs w:val="24"/>
+        </w:rPr>
+      </w:pPr>
+      <w:r>
+        <w:t xml:space="preserve">Контроль и приемка разработки осуществляются в соответствии с документом </w:t>
+      </w:r>
+      <w:r>
+        <w:t>«Разработка сервиса для обмена файлами в экосистеме дисциплины «Программирование»</w:t>
       </w:r>
       <w:r>
         <w:t xml:space="preserve">» (см. п. 5). </w:t>
@@ -5673,7 +6127,7 @@
         <w:jc w:val="center"/>
         <w:outlineLvl w:val="0"/>
       </w:pPr>
-      <w:bookmarkStart w:id="49" w:name="_Toc15918"/>
+      <w:bookmarkStart w:id="49" w:name="_Toc225197049"/>
       <w:r>
         <w:rPr>
           <w:rFonts w:cs="Times New Roman"/>
@@ -5746,7 +6200,7 @@
       <w:r>
         <w:t xml:space="preserve"> </w:t>
       </w:r>
-      <w:hyperlink r:id="rId12" w:tgtFrame="_blank" w:history="1">
+      <w:hyperlink r:id="rId10" w:tgtFrame="_blank" w:history="1">
         <w:r>
           <w:rPr>
             <w:rFonts w:eastAsiaTheme="minorEastAsia"/>
@@ -5817,7 +6271,7 @@
       <w:r>
         <w:t xml:space="preserve"> </w:t>
       </w:r>
-      <w:hyperlink r:id="rId13" w:tgtFrame="_blank" w:history="1">
+      <w:hyperlink r:id="rId11" w:tgtFrame="_blank" w:history="1">
         <w:r>
           <w:rPr>
             <w:rFonts w:eastAsiaTheme="minorEastAsia"/>
@@ -5913,7 +6367,7 @@
         </w:rPr>
         <w:t xml:space="preserve"> </w:t>
       </w:r>
-      <w:hyperlink r:id="rId14" w:history="1">
+      <w:hyperlink r:id="rId12" w:history="1">
         <w:r>
           <w:rPr>
             <w:rStyle w:val="Hyperlink"/>
@@ -5994,7 +6448,7 @@
         </w:rPr>
         <w:t xml:space="preserve"> </w:t>
       </w:r>
-      <w:hyperlink r:id="rId15" w:history="1">
+      <w:hyperlink r:id="rId13" w:history="1">
         <w:r>
           <w:rPr>
             <w:rStyle w:val="Hyperlink"/>
@@ -6075,7 +6529,7 @@
         </w:rPr>
         <w:t xml:space="preserve"> </w:t>
       </w:r>
-      <w:hyperlink r:id="rId16" w:history="1">
+      <w:hyperlink r:id="rId14" w:history="1">
         <w:r>
           <w:rPr>
             <w:rStyle w:val="Hyperlink"/>
@@ -6156,7 +6610,7 @@
         </w:rPr>
         <w:t xml:space="preserve"> </w:t>
       </w:r>
-      <w:hyperlink r:id="rId17" w:history="1">
+      <w:hyperlink r:id="rId15" w:history="1">
         <w:r>
           <w:rPr>
             <w:rStyle w:val="Hyperlink"/>
@@ -6185,7 +6639,7 @@
       </w:pPr>
     </w:p>
     <w:sectPr>
-      <w:headerReference w:type="default" r:id="rId18"/>
+      <w:headerReference w:type="default" r:id="rId16"/>
       <w:pgSz w:w="11906" w:h="16838"/>
       <w:pgMar w:top="1134" w:right="850" w:bottom="1134" w:left="1701" w:header="850" w:footer="709" w:gutter="0"/>
       <w:pgNumType w:start="2"/>
@@ -6462,7 +6916,41 @@
               <w:sz w:val="24"/>
               <w:lang w:val="en-US"/>
             </w:rPr>
-            <w:t>RU.17701729.12.17-01 ТЗ 01-1</w:t>
+            <w:t>RU.17701729.</w:t>
+          </w:r>
+          <w:r>
+            <w:rPr>
+              <w:rFonts w:eastAsiaTheme="minorHAnsi"/>
+              <w:color w:val="000000" w:themeColor="text1"/>
+              <w:sz w:val="24"/>
+            </w:rPr>
+            <w:t>09</w:t>
+          </w:r>
+          <w:r>
+            <w:rPr>
+              <w:rFonts w:eastAsiaTheme="minorHAnsi"/>
+              <w:color w:val="000000" w:themeColor="text1"/>
+              <w:sz w:val="24"/>
+              <w:lang w:val="en-US"/>
+            </w:rPr>
+            <w:t>.</w:t>
+          </w:r>
+          <w:r>
+            <w:rPr>
+              <w:rFonts w:eastAsiaTheme="minorHAnsi"/>
+              <w:color w:val="000000" w:themeColor="text1"/>
+              <w:sz w:val="24"/>
+            </w:rPr>
+            <w:t>03</w:t>
+          </w:r>
+          <w:r>
+            <w:rPr>
+              <w:rFonts w:eastAsiaTheme="minorHAnsi"/>
+              <w:color w:val="000000" w:themeColor="text1"/>
+              <w:sz w:val="24"/>
+              <w:lang w:val="en-US"/>
+            </w:rPr>
+            <w:t>-01 ТЗ 01-1</w:t>
           </w:r>
         </w:p>
       </w:tc>
@@ -6720,160 +7208,19 @@
       <w:jc w:val="center"/>
     </w:pPr>
     <w:r>
-      <w:t>RU.17701729.12.17-01 ТЗ 01-1</w:t>
-    </w:r>
-  </w:p>
-</w:hdr>
-</file>
-
-<file path=word/header2.xml><?xml version="1.0" encoding="utf-8"?>
-<w:hdr xmlns:wpc="http://schemas.microsoft.com/office/word/2010/wordprocessingCanvas" xmlns:cx="http://schemas.microsoft.com/office/drawing/2014/chartex" xmlns:cx1="http://schemas.microsoft.com/office/drawing/2015/9/8/chartex" xmlns:cx2="http://schemas.microsoft.com/office/drawing/2015/10/21/chartex" xmlns:cx3="http://schemas.microsoft.com/office/drawing/2016/5/9/chartex" xmlns:cx4="http://schemas.microsoft.com/office/drawing/2016/5/10/chartex" xmlns:cx5="http://schemas.microsoft.com/office/drawing/2016/5/11/chartex" xmlns:cx6="http://schemas.microsoft.com/office/drawing/2016/5/12/chartex" xmlns:cx7="http://schemas.microsoft.com/office/drawing/2016/5/13/chartex" xmlns:cx8="http://schemas.microsoft.com/office/drawing/2016/5/14/chartex" xmlns:mc="http://schemas.openxmlformats.org/markup-compatibility/2006" xmlns:aink="http://schemas.microsoft.com/office/drawing/2016/ink" xmlns:am3d="http://schemas.microsoft.com/office/drawing/2017/model3d" xmlns:o="urn:schemas-microsoft-com:office:office" xmlns:oel="http://schemas.microsoft.com/office/2019/extlst" xmlns:r="http://schemas.openxmlformats.org/officeDocument/2006/relationships" xmlns:m="http://schemas.openxmlformats.org/officeDocument/2006/math" xmlns:v="urn:schemas-microsoft-com:vml" xmlns:wp14="http://schemas.microsoft.com/office/word/2010/wordprocessingDrawing" xmlns:wp="http://schemas.openxmlformats.org/drawingml/2006/wordprocessingDrawing" xmlns:w10="urn:schemas-microsoft-com:office:word" xmlns:w="http://schemas.openxmlformats.org/wordprocessingml/2006/main" xmlns:w14="http://schemas.microsoft.com/office/word/2010/wordml" xmlns:w15="http://schemas.microsoft.com/office/word/2012/wordml" xmlns:w16cex="http://schemas.microsoft.com/office/word/2018/wordml/cex" xmlns:w16cid="http://schemas.microsoft.com/office/word/2016/wordml/cid" xmlns:w16="http://schemas.microsoft.com/office/word/2018/wordml" xmlns:w16du="http://schemas.microsoft.com/office/word/2023/wordml/word16du" xmlns:w16sdtdh="http://schemas.microsoft.com/office/word/2020/wordml/sdtdatahash" xmlns:w16sdtfl="http://schemas.microsoft.com/office/word/2024/wordml/sdtformatlock" xmlns:w16se="http://schemas.microsoft.com/office/word/2015/wordml/symex" xmlns:wpg="http://schemas.microsoft.com/office/word/2010/wordprocessingGroup" xmlns:wpi="http://schemas.microsoft.com/office/word/2010/wordprocessingInk" xmlns:wne="http://schemas.microsoft.com/office/word/2006/wordml" xmlns:wps="http://schemas.microsoft.com/office/word/2010/wordprocessingShape" mc:Ignorable="w14 w15 w16se w16cid w16 w16cex w16sdtdh w16sdtfl w16du wp14">
-  <w:p>
-    <w:pPr>
-      <w:pStyle w:val="Header"/>
-    </w:pPr>
-    <w:r>
-      <w:rPr>
-        <w:noProof/>
-      </w:rPr>
-      <mc:AlternateContent>
-        <mc:Choice Requires="wps">
-          <w:drawing>
-            <wp:anchor distT="0" distB="0" distL="114300" distR="114300" simplePos="0" relativeHeight="251659264" behindDoc="0" locked="0" layoutInCell="1" allowOverlap="1" wp14:anchorId="4C098727" wp14:editId="2492B3B8">
-              <wp:simplePos x="0" y="0"/>
-              <wp:positionH relativeFrom="margin">
-                <wp:align>center</wp:align>
-              </wp:positionH>
-              <wp:positionV relativeFrom="paragraph">
-                <wp:posOffset>0</wp:posOffset>
-              </wp:positionV>
-              <wp:extent cx="1828800" cy="1828800"/>
-              <wp:effectExtent l="0" t="0" r="0" b="0"/>
-              <wp:wrapNone/>
-              <wp:docPr id="4" name="Текстовое поле 4"/>
-              <wp:cNvGraphicFramePr/>
-              <a:graphic xmlns:a="http://schemas.openxmlformats.org/drawingml/2006/main">
-                <a:graphicData uri="http://schemas.microsoft.com/office/word/2010/wordprocessingShape">
-                  <wps:wsp>
-                    <wps:cNvSpPr txBox="1"/>
-                    <wps:spPr>
-                      <a:xfrm>
-                        <a:off x="0" y="0"/>
-                        <a:ext cx="1828800" cy="1828800"/>
-                      </a:xfrm>
-                      <a:prstGeom prst="rect">
-                        <a:avLst/>
-                      </a:prstGeom>
-                      <a:noFill/>
-                      <a:ln w="6350">
-                        <a:noFill/>
-                      </a:ln>
-                    </wps:spPr>
-                    <wps:style>
-                      <a:lnRef idx="0">
-                        <a:schemeClr val="accent1"/>
-                      </a:lnRef>
-                      <a:fillRef idx="0">
-                        <a:schemeClr val="accent1"/>
-                      </a:fillRef>
-                      <a:effectRef idx="0">
-                        <a:schemeClr val="accent1"/>
-                      </a:effectRef>
-                      <a:fontRef idx="minor">
-                        <a:schemeClr val="dk1"/>
-                      </a:fontRef>
-                    </wps:style>
-                    <wps:txbx>
-                      <w:txbxContent>
-                        <w:p>
-                          <w:pPr>
-                            <w:pStyle w:val="Header"/>
-                          </w:pPr>
-                          <w:r>
-                            <w:fldChar w:fldCharType="begin"/>
-                          </w:r>
-                          <w:r>
-                            <w:instrText xml:space="preserve"> PAGE  \* MERGEFORMAT </w:instrText>
-                          </w:r>
-                          <w:r>
-                            <w:fldChar w:fldCharType="separate"/>
-                          </w:r>
-                          <w:r>
-                            <w:t>2</w:t>
-                          </w:r>
-                          <w:r>
-                            <w:fldChar w:fldCharType="end"/>
-                          </w:r>
-                        </w:p>
-                      </w:txbxContent>
-                    </wps:txbx>
-                    <wps:bodyPr rot="0" spcFirstLastPara="0" vertOverflow="overflow" horzOverflow="overflow" vert="horz" wrap="none" lIns="0" tIns="0" rIns="0" bIns="0" numCol="1" spcCol="0" rtlCol="0" fromWordArt="0" anchor="t" anchorCtr="0" forceAA="0" compatLnSpc="1">
-                      <a:spAutoFit/>
-                    </wps:bodyPr>
-                  </wps:wsp>
-                </a:graphicData>
-              </a:graphic>
-            </wp:anchor>
-          </w:drawing>
-        </mc:Choice>
-        <mc:Fallback>
-          <w:pict>
-            <v:shapetype w14:anchorId="4C098727" id="_x0000_t202" coordsize="21600,21600" o:spt="202" path="m,l,21600r21600,l21600,xe">
-              <v:stroke joinstyle="miter"/>
-              <v:path gradientshapeok="t" o:connecttype="rect"/>
-            </v:shapetype>
-            <v:shape id="Текстовое поле 4" o:spid="_x0000_s1026" type="#_x0000_t202" style="position:absolute;left:0;text-align:left;margin-left:0;margin-top:0;width:2in;height:2in;z-index:251659264;visibility:visible;mso-wrap-style:none;mso-wrap-distance-left:9pt;mso-wrap-distance-top:0;mso-wrap-distance-right:9pt;mso-wrap-distance-bottom:0;mso-position-horizontal:center;mso-position-horizontal-relative:margin;mso-position-vertical:absolute;mso-position-vertical-relative:text;v-text-anchor:top" o:gfxdata="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" filled="f" stroked="f" strokeweight=".5pt">
-              <v:textbox style="mso-fit-shape-to-text:t" inset="0,0,0,0">
-                <w:txbxContent>
-                  <w:p>
-                    <w:pPr>
-                      <w:pStyle w:val="ab"/>
-                    </w:pPr>
-                    <w:r>
-                      <w:fldChar w:fldCharType="begin"/>
-                    </w:r>
-                    <w:r>
-                      <w:instrText xml:space="preserve"> PAGE  \* MERGEFORMAT </w:instrText>
-                    </w:r>
-                    <w:r>
-                      <w:fldChar w:fldCharType="separate"/>
-                    </w:r>
-                    <w:r>
-                      <w:t>2</w:t>
-                    </w:r>
-                    <w:r>
-                      <w:fldChar w:fldCharType="end"/>
-                    </w:r>
-                  </w:p>
-                </w:txbxContent>
-              </v:textbox>
-              <w10:wrap anchorx="margin"/>
-            </v:shape>
-          </w:pict>
-        </mc:Fallback>
-      </mc:AlternateContent>
-    </w:r>
-  </w:p>
-</w:hdr>
-</file>
-
-<file path=word/header3.xml><?xml version="1.0" encoding="utf-8"?>
-<w:hdr xmlns:wpc="http://schemas.microsoft.com/office/word/2010/wordprocessingCanvas" xmlns:cx="http://schemas.microsoft.com/office/drawing/2014/chartex" xmlns:cx1="http://schemas.microsoft.com/office/drawing/2015/9/8/chartex" xmlns:cx2="http://schemas.microsoft.com/office/drawing/2015/10/21/chartex" xmlns:cx3="http://schemas.microsoft.com/office/drawing/2016/5/9/chartex" xmlns:cx4="http://schemas.microsoft.com/office/drawing/2016/5/10/chartex" xmlns:cx5="http://schemas.microsoft.com/office/drawing/2016/5/11/chartex" xmlns:cx6="http://schemas.microsoft.com/office/drawing/2016/5/12/chartex" xmlns:cx7="http://schemas.microsoft.com/office/drawing/2016/5/13/chartex" xmlns:cx8="http://schemas.microsoft.com/office/drawing/2016/5/14/chartex" xmlns:mc="http://schemas.openxmlformats.org/markup-compatibility/2006" xmlns:aink="http://schemas.microsoft.com/office/drawing/2016/ink" xmlns:am3d="http://schemas.microsoft.com/office/drawing/2017/model3d" xmlns:o="urn:schemas-microsoft-com:office:office" xmlns:oel="http://schemas.microsoft.com/office/2019/extlst" xmlns:r="http://schemas.openxmlformats.org/officeDocument/2006/relationships" xmlns:m="http://schemas.openxmlformats.org/officeDocument/2006/math" xmlns:v="urn:schemas-microsoft-com:vml" xmlns:wp14="http://schemas.microsoft.com/office/word/2010/wordprocessingDrawing" xmlns:wp="http://schemas.openxmlformats.org/drawingml/2006/wordprocessingDrawing" xmlns:w10="urn:schemas-microsoft-com:office:word" xmlns:w="http://schemas.openxmlformats.org/wordprocessingml/2006/main" xmlns:w14="http://schemas.microsoft.com/office/word/2010/wordml" xmlns:w15="http://schemas.microsoft.com/office/word/2012/wordml" xmlns:w16cex="http://schemas.microsoft.com/office/word/2018/wordml/cex" xmlns:w16cid="http://schemas.microsoft.com/office/word/2016/wordml/cid" xmlns:w16="http://schemas.microsoft.com/office/word/2018/wordml" xmlns:w16du="http://schemas.microsoft.com/office/word/2023/wordml/word16du" xmlns:w16sdtdh="http://schemas.microsoft.com/office/word/2020/wordml/sdtdatahash" xmlns:w16sdtfl="http://schemas.microsoft.com/office/word/2024/wordml/sdtformatlock" xmlns:w16se="http://schemas.microsoft.com/office/word/2015/wordml/symex" xmlns:wpg="http://schemas.microsoft.com/office/word/2010/wordprocessingGroup" xmlns:wpi="http://schemas.microsoft.com/office/word/2010/wordprocessingInk" xmlns:wne="http://schemas.microsoft.com/office/word/2006/wordml" xmlns:wps="http://schemas.microsoft.com/office/word/2010/wordprocessingShape" mc:Ignorable="w14 w15 w16se w16cid w16 w16cex w16sdtdh w16sdtfl w16du wp14">
-  <w:p>
-    <w:pPr>
-      <w:pStyle w:val="Header"/>
-      <w:spacing w:beforeLines="150" w:before="360"/>
-      <w:ind w:firstLine="0"/>
-      <w:jc w:val="center"/>
-    </w:pPr>
-    <w:r>
-      <w:t>RU.17701729.</w:t>
+      <w:t>RU.</w:t>
     </w:r>
     <w:r>
-      <w:rPr>
-        <w:highlight w:val="yellow"/>
-      </w:rPr>
-      <w:t>12.17</w:t>
+      <w:t>17701729.</w:t>
+    </w:r>
+    <w:r>
+      <w:t>09</w:t>
+    </w:r>
+    <w:r>
+      <w:t>.</w:t>
+    </w:r>
+    <w:r>
+      <w:t>03</w:t>
     </w:r>
     <w:r>
       <w:t>-01 ТЗ 01-1</w:t>
@@ -9077,6 +9424,10 @@
 </file>
 
 <file path=customXml/item1.xml><?xml version="1.0" encoding="utf-8"?>
+<b:Sources xmlns:b="http://schemas.openxmlformats.org/officeDocument/2006/bibliography" xmlns="http://schemas.openxmlformats.org/officeDocument/2006/bibliography" SelectedStyle="\APASixthEditionOfficeOnline.xsl" StyleName="APA" Version="6"/>
+</file>
+
+<file path=customXml/item2.xml><?xml version="1.0" encoding="utf-8"?>
 <s:customData xmlns="http://www.wps.cn/officeDocument/2013/wpsCustomData" xmlns:s="http://www.wps.cn/officeDocument/2013/wpsCustomData">
   <customSectProps>
     <customSectPr/>
@@ -9090,22 +9441,18 @@
 </s:customData>
 </file>
 
-<file path=customXml/item2.xml><?xml version="1.0" encoding="utf-8"?>
-<b:Sources xmlns:b="http://schemas.openxmlformats.org/officeDocument/2006/bibliography" xmlns="http://schemas.openxmlformats.org/officeDocument/2006/bibliography" SelectedStyle="\APASixthEditionOfficeOnline.xsl" StyleName="APA" Version="6"/>
+<file path=customXml/itemProps1.xml><?xml version="1.0" encoding="utf-8"?>
+<ds:datastoreItem xmlns:ds="http://schemas.openxmlformats.org/officeDocument/2006/customXml" ds:itemID="{5CECFFC3-1F3E-43C9-B694-3957E902D984}">
+  <ds:schemaRefs>
+    <ds:schemaRef ds:uri="http://schemas.openxmlformats.org/officeDocument/2006/bibliography"/>
+  </ds:schemaRefs>
+</ds:datastoreItem>
 </file>
 
-<file path=customXml/itemProps1.xml><?xml version="1.0" encoding="utf-8"?>
+<file path=customXml/itemProps2.xml><?xml version="1.0" encoding="utf-8"?>
 <ds:datastoreItem xmlns:ds="http://schemas.openxmlformats.org/officeDocument/2006/customXml" ds:itemID="{B1977F7D-205B-4081-913C-38D41E755F92}">
   <ds:schemaRefs>
     <ds:schemaRef ds:uri="http://www.wps.cn/officeDocument/2013/wpsCustomData"/>
   </ds:schemaRefs>
 </ds:datastoreItem>
-</file>
-
-<file path=customXml/itemProps2.xml><?xml version="1.0" encoding="utf-8"?>
-<ds:datastoreItem xmlns:ds="http://schemas.openxmlformats.org/officeDocument/2006/customXml" ds:itemID="{5CECFFC3-1F3E-43C9-B694-3957E902D984}">
-  <ds:schemaRefs>
-    <ds:schemaRef ds:uri="http://schemas.openxmlformats.org/officeDocument/2006/bibliography"/>
-  </ds:schemaRefs>
-</ds:datastoreItem>
 </file>